--- a/Лабораторные работы/1/64/Examples/1_1.docx
+++ b/Лабораторные работы/1/64/Examples/1_1.docx
@@ -1628,13 +1628,7 @@
         <w:t xml:space="preserve"> для создания </w:t>
       </w:r>
       <w:r>
-        <w:t>объект</w:t>
-      </w:r>
-      <w:r>
-        <w:t>а</w:t>
-      </w:r>
-      <w:r>
-        <w:t xml:space="preserve"> </w:t>
+        <w:t xml:space="preserve">объекта </w:t>
       </w:r>
       <w:proofErr w:type="spellStart"/>
       <w:r>
@@ -1843,13 +1837,7 @@
         <w:t xml:space="preserve">с </w:t>
       </w:r>
       <w:r>
-        <w:t>объект</w:t>
-      </w:r>
-      <w:r>
-        <w:t>ом</w:t>
-      </w:r>
-      <w:r>
-        <w:t xml:space="preserve"> </w:t>
+        <w:t xml:space="preserve">объектом </w:t>
       </w:r>
       <w:proofErr w:type="spellStart"/>
       <w:r>
@@ -1888,13 +1876,7 @@
         <w:t xml:space="preserve"> привязки с </w:t>
       </w:r>
       <w:r>
-        <w:t>объект</w:t>
-      </w:r>
-      <w:r>
-        <w:t>ом</w:t>
-      </w:r>
-      <w:r>
-        <w:t xml:space="preserve"> </w:t>
+        <w:t xml:space="preserve">объектом </w:t>
       </w:r>
       <w:proofErr w:type="spellStart"/>
       <w:r>
@@ -1938,13 +1920,7 @@
         <w:t xml:space="preserve"> </w:t>
       </w:r>
       <w:r>
-        <w:t>объект</w:t>
-      </w:r>
-      <w:r>
-        <w:t>а</w:t>
-      </w:r>
-      <w:r>
-        <w:t xml:space="preserve"> </w:t>
+        <w:t xml:space="preserve">объекта </w:t>
       </w:r>
       <w:proofErr w:type="spellStart"/>
       <w:r>
@@ -2194,13 +2170,7 @@
         <w:t xml:space="preserve">После создания </w:t>
       </w:r>
       <w:r>
-        <w:t>объект</w:t>
-      </w:r>
-      <w:r>
-        <w:t>а</w:t>
-      </w:r>
-      <w:r>
-        <w:t xml:space="preserve"> </w:t>
+        <w:t xml:space="preserve">объекта </w:t>
       </w:r>
       <w:proofErr w:type="spellStart"/>
       <w:r>
@@ -2512,13 +2482,7 @@
         <w:t xml:space="preserve"> </w:t>
       </w:r>
       <w:r>
-        <w:t>объект</w:t>
-      </w:r>
-      <w:r>
-        <w:t>а</w:t>
-      </w:r>
-      <w:r>
-        <w:t xml:space="preserve"> </w:t>
+        <w:t xml:space="preserve">объекта </w:t>
       </w:r>
       <w:proofErr w:type="spellStart"/>
       <w:r>
@@ -2607,17 +2571,14 @@
         <w:t xml:space="preserve"> связывает </w:t>
       </w:r>
       <w:r>
-        <w:t>объект</w:t>
-      </w:r>
-      <w:r>
-        <w:t xml:space="preserve"> </w:t>
-      </w:r>
-      <w:proofErr w:type="spellStart"/>
-      <w:r>
-        <w:rPr>
-          <w:rFonts w:ascii="Courier New" w:hAnsi="Courier New" w:cs="Courier New"/>
-        </w:rPr>
-        <w:t>GPUComputePipeline</w:t>
+        <w:t xml:space="preserve">объект </w:t>
+      </w:r>
+      <w:proofErr w:type="spellStart"/>
+      <w:r>
+        <w:rPr>
+          <w:rFonts w:ascii="Courier New" w:hAnsi="Courier New" w:cs="Courier New"/>
+        </w:rPr>
+        <w:t>GPUComputePassEncoder</w:t>
       </w:r>
       <w:proofErr w:type="spellEnd"/>
       <w:r>
@@ -3387,12 +3348,15 @@
       <w:pPr>
         <w:ind w:firstLine="709"/>
         <w:jc w:val="both"/>
-      </w:pPr>
-      <w:r>
-        <w:t xml:space="preserve">Например, следующий код создает </w:t>
-      </w:r>
-      <w:r>
-        <w:t xml:space="preserve">объект </w:t>
+        <w:rPr>
+          <w:rFonts w:ascii="Courier New" w:hAnsi="Courier New" w:cs="Courier New"/>
+        </w:rPr>
+      </w:pPr>
+      <w:r>
+        <w:t xml:space="preserve">После создания </w:t>
+      </w:r>
+      <w:r>
+        <w:t xml:space="preserve">объекта </w:t>
       </w:r>
       <w:proofErr w:type="spellStart"/>
       <w:r>
@@ -3403,42 +3367,31 @@
       </w:r>
       <w:proofErr w:type="spellEnd"/>
       <w:r>
-        <w:t xml:space="preserve">, который указывает графическому процессору выполнить </w:t>
-      </w:r>
-      <w:proofErr w:type="spellStart"/>
-      <w:r>
-        <w:t>шейдер</w:t>
-      </w:r>
-      <w:r>
-        <w:t>ный</w:t>
-      </w:r>
-      <w:proofErr w:type="spellEnd"/>
-      <w:r>
-        <w:t xml:space="preserve"> модул</w:t>
-      </w:r>
-      <w:r>
-        <w:t>ь</w:t>
-      </w:r>
-      <w:r>
-        <w:t xml:space="preserve"> с именем </w:t>
-      </w:r>
-      <w:proofErr w:type="spellStart"/>
-      <w:r>
-        <w:rPr>
-          <w:rFonts w:ascii="Courier New" w:hAnsi="Courier New" w:cs="Courier New"/>
-        </w:rPr>
-        <w:t>computeModule</w:t>
-      </w:r>
-      <w:proofErr w:type="spellEnd"/>
-      <w:r>
-        <w:t xml:space="preserve">. Точка входа в вычислительный шейдер называется </w:t>
-      </w:r>
-      <w:proofErr w:type="spellStart"/>
-      <w:r>
-        <w:rPr>
-          <w:rFonts w:ascii="Courier New" w:hAnsi="Courier New" w:cs="Courier New"/>
-        </w:rPr>
-        <w:t>computeMain</w:t>
+        <w:t xml:space="preserve"> </w:t>
+      </w:r>
+      <w:r>
+        <w:t xml:space="preserve">его можно связать с </w:t>
+      </w:r>
+      <w:r>
+        <w:t>объектом </w:t>
+      </w:r>
+      <w:proofErr w:type="spellStart"/>
+      <w:r>
+        <w:rPr>
+          <w:rFonts w:ascii="Courier New" w:hAnsi="Courier New" w:cs="Courier New"/>
+        </w:rPr>
+        <w:t>GPUComputePassEncoder</w:t>
+      </w:r>
+      <w:proofErr w:type="spellEnd"/>
+      <w:r>
+        <w:t xml:space="preserve">, вызвав метод </w:t>
+      </w:r>
+      <w:proofErr w:type="spellStart"/>
+      <w:r>
+        <w:rPr>
+          <w:rFonts w:ascii="Courier New" w:hAnsi="Courier New" w:cs="Courier New"/>
+        </w:rPr>
+        <w:t>setPipeline</w:t>
       </w:r>
       <w:proofErr w:type="spellEnd"/>
       <w:r>
@@ -3449,69 +3402,6 @@
       <w:pPr>
         <w:ind w:firstLine="709"/>
         <w:jc w:val="both"/>
-        <w:rPr>
-          <w:rFonts w:ascii="Courier New" w:hAnsi="Courier New" w:cs="Courier New"/>
-        </w:rPr>
-      </w:pPr>
-      <w:r>
-        <w:t xml:space="preserve">После создания </w:t>
-      </w:r>
-      <w:r>
-        <w:t>объект</w:t>
-      </w:r>
-      <w:r>
-        <w:t>а</w:t>
-      </w:r>
-      <w:r>
-        <w:t xml:space="preserve"> </w:t>
-      </w:r>
-      <w:proofErr w:type="spellStart"/>
-      <w:r>
-        <w:rPr>
-          <w:rFonts w:ascii="Courier New" w:hAnsi="Courier New" w:cs="Courier New"/>
-        </w:rPr>
-        <w:t>GPUComputePipeline</w:t>
-      </w:r>
-      <w:proofErr w:type="spellEnd"/>
-      <w:r>
-        <w:t xml:space="preserve"> </w:t>
-      </w:r>
-      <w:r>
-        <w:t xml:space="preserve">его можно связать с </w:t>
-      </w:r>
-      <w:r>
-        <w:t>объект</w:t>
-      </w:r>
-      <w:r>
-        <w:t>ом </w:t>
-      </w:r>
-      <w:proofErr w:type="spellStart"/>
-      <w:r>
-        <w:rPr>
-          <w:rFonts w:ascii="Courier New" w:hAnsi="Courier New" w:cs="Courier New"/>
-        </w:rPr>
-        <w:t>GPUComputePassEncoder</w:t>
-      </w:r>
-      <w:proofErr w:type="spellEnd"/>
-      <w:r>
-        <w:t xml:space="preserve">, вызвав метод </w:t>
-      </w:r>
-      <w:proofErr w:type="spellStart"/>
-      <w:r>
-        <w:rPr>
-          <w:rFonts w:ascii="Courier New" w:hAnsi="Courier New" w:cs="Courier New"/>
-        </w:rPr>
-        <w:t>setPipeline</w:t>
-      </w:r>
-      <w:proofErr w:type="spellEnd"/>
-      <w:r>
-        <w:t xml:space="preserve"> этого кодировщика.</w:t>
-      </w:r>
-    </w:p>
-    <w:p>
-      <w:pPr>
-        <w:ind w:firstLine="709"/>
-        <w:jc w:val="both"/>
       </w:pPr>
       <w:r>
         <w:t>Таким образом</w:t>
@@ -3526,7 +3416,6 @@
       </w:pPr>
       <w:bookmarkStart w:id="8" w:name="_Toc221572426"/>
       <w:r>
-        <w:lastRenderedPageBreak/>
         <w:t>Операции с буфером</w:t>
       </w:r>
       <w:bookmarkEnd w:id="8"/>
@@ -3551,6 +3440,7 @@
         <w:jc w:val="both"/>
       </w:pPr>
       <w:r>
+        <w:lastRenderedPageBreak/>
         <w:t>Вычислительные приложения обычно обращаются к данным из буферов хранения</w:t>
       </w:r>
       <w:r>
@@ -4271,127 +4161,127 @@
         <w:rPr>
           <w:rFonts w:ascii="Courier New" w:hAnsi="Courier New" w:cs="Courier New"/>
         </w:rPr>
+        <w:t>mapAsync</w:t>
+      </w:r>
+      <w:proofErr w:type="spellEnd"/>
+      <w:r>
+        <w:rPr>
+          <w:rFonts w:ascii="Courier New" w:hAnsi="Courier New" w:cs="Courier New"/>
+        </w:rPr>
+        <w:t>(</w:t>
+      </w:r>
+      <w:proofErr w:type="spellStart"/>
+      <w:proofErr w:type="gramEnd"/>
+      <w:r>
+        <w:rPr>
+          <w:rFonts w:ascii="Courier New" w:hAnsi="Courier New" w:cs="Courier New"/>
+        </w:rPr>
+        <w:t>mode</w:t>
+      </w:r>
+      <w:proofErr w:type="spellEnd"/>
+      <w:r>
+        <w:rPr>
+          <w:rFonts w:ascii="Courier New" w:hAnsi="Courier New" w:cs="Courier New"/>
+        </w:rPr>
+        <w:t xml:space="preserve">, </w:t>
+      </w:r>
+      <w:proofErr w:type="spellStart"/>
+      <w:r>
+        <w:rPr>
+          <w:rFonts w:ascii="Courier New" w:hAnsi="Courier New" w:cs="Courier New"/>
+        </w:rPr>
+        <w:t>offset</w:t>
+      </w:r>
+      <w:proofErr w:type="spellEnd"/>
+      <w:r>
+        <w:rPr>
+          <w:rFonts w:ascii="Courier New" w:hAnsi="Courier New" w:cs="Courier New"/>
+        </w:rPr>
+        <w:t xml:space="preserve">, </w:t>
+      </w:r>
+      <w:proofErr w:type="spellStart"/>
+      <w:r>
+        <w:rPr>
+          <w:rFonts w:ascii="Courier New" w:hAnsi="Courier New" w:cs="Courier New"/>
+        </w:rPr>
+        <w:t>size</w:t>
+      </w:r>
+      <w:proofErr w:type="spellEnd"/>
+      <w:r>
+        <w:rPr>
+          <w:rFonts w:ascii="Courier New" w:hAnsi="Courier New" w:cs="Courier New"/>
+        </w:rPr>
+        <w:t>)</w:t>
+      </w:r>
+      <w:r>
+        <w:t xml:space="preserve"> — возвращает </w:t>
+      </w:r>
+      <w:proofErr w:type="spellStart"/>
+      <w:r>
+        <w:rPr>
+          <w:rFonts w:ascii="Courier New" w:hAnsi="Courier New" w:cs="Courier New"/>
+        </w:rPr>
+        <w:t>Promise</w:t>
+      </w:r>
+      <w:proofErr w:type="spellEnd"/>
+      <w:r>
+        <w:t xml:space="preserve">, </w:t>
+      </w:r>
+      <w:r>
+        <w:t>данные записываются</w:t>
+      </w:r>
+      <w:r>
+        <w:t xml:space="preserve"> в </w:t>
+      </w:r>
+      <w:proofErr w:type="spellStart"/>
+      <w:r>
+        <w:rPr>
+          <w:rFonts w:ascii="Courier New" w:hAnsi="Courier New" w:cs="Courier New"/>
+        </w:rPr>
+        <w:t>ArrayBuffer</w:t>
+      </w:r>
+      <w:proofErr w:type="spellEnd"/>
+      <w:r>
+        <w:t xml:space="preserve"> в случае </w:t>
+      </w:r>
+      <w:r>
+        <w:t>успешно</w:t>
+      </w:r>
+      <w:r>
+        <w:t>го завершения.</w:t>
+      </w:r>
+    </w:p>
+    <w:p>
+      <w:pPr>
+        <w:ind w:firstLine="709"/>
+        <w:jc w:val="both"/>
+      </w:pPr>
+      <w:r>
+        <w:t>Далее</w:t>
+      </w:r>
+      <w:r>
+        <w:t xml:space="preserve"> приложение может прочитать данные буфера, вызвав </w:t>
+      </w:r>
+      <w:proofErr w:type="spellStart"/>
+      <w:r>
+        <w:rPr>
+          <w:rFonts w:ascii="Courier New" w:hAnsi="Courier New" w:cs="Courier New"/>
+          <w:lang w:val="en-US"/>
+        </w:rPr>
+        <w:t>getMappedRange</w:t>
+      </w:r>
+      <w:proofErr w:type="spellEnd"/>
+      <w:r>
+        <w:t>.</w:t>
+      </w:r>
+    </w:p>
+    <w:p>
+      <w:pPr>
+        <w:ind w:firstLine="709"/>
+        <w:jc w:val="both"/>
+      </w:pPr>
+      <w:r>
         <w:lastRenderedPageBreak/>
-        <w:t>mapAsync</w:t>
-      </w:r>
-      <w:proofErr w:type="spellEnd"/>
-      <w:r>
-        <w:rPr>
-          <w:rFonts w:ascii="Courier New" w:hAnsi="Courier New" w:cs="Courier New"/>
-        </w:rPr>
-        <w:t>(</w:t>
-      </w:r>
-      <w:proofErr w:type="spellStart"/>
-      <w:proofErr w:type="gramEnd"/>
-      <w:r>
-        <w:rPr>
-          <w:rFonts w:ascii="Courier New" w:hAnsi="Courier New" w:cs="Courier New"/>
-        </w:rPr>
-        <w:t>mode</w:t>
-      </w:r>
-      <w:proofErr w:type="spellEnd"/>
-      <w:r>
-        <w:rPr>
-          <w:rFonts w:ascii="Courier New" w:hAnsi="Courier New" w:cs="Courier New"/>
-        </w:rPr>
-        <w:t xml:space="preserve">, </w:t>
-      </w:r>
-      <w:proofErr w:type="spellStart"/>
-      <w:r>
-        <w:rPr>
-          <w:rFonts w:ascii="Courier New" w:hAnsi="Courier New" w:cs="Courier New"/>
-        </w:rPr>
-        <w:t>offset</w:t>
-      </w:r>
-      <w:proofErr w:type="spellEnd"/>
-      <w:r>
-        <w:rPr>
-          <w:rFonts w:ascii="Courier New" w:hAnsi="Courier New" w:cs="Courier New"/>
-        </w:rPr>
-        <w:t xml:space="preserve">, </w:t>
-      </w:r>
-      <w:proofErr w:type="spellStart"/>
-      <w:r>
-        <w:rPr>
-          <w:rFonts w:ascii="Courier New" w:hAnsi="Courier New" w:cs="Courier New"/>
-        </w:rPr>
-        <w:t>size</w:t>
-      </w:r>
-      <w:proofErr w:type="spellEnd"/>
-      <w:r>
-        <w:rPr>
-          <w:rFonts w:ascii="Courier New" w:hAnsi="Courier New" w:cs="Courier New"/>
-        </w:rPr>
-        <w:t>)</w:t>
-      </w:r>
-      <w:r>
-        <w:t xml:space="preserve"> — возвращает </w:t>
-      </w:r>
-      <w:proofErr w:type="spellStart"/>
-      <w:r>
-        <w:rPr>
-          <w:rFonts w:ascii="Courier New" w:hAnsi="Courier New" w:cs="Courier New"/>
-        </w:rPr>
-        <w:t>Promise</w:t>
-      </w:r>
-      <w:proofErr w:type="spellEnd"/>
-      <w:r>
-        <w:t xml:space="preserve">, </w:t>
-      </w:r>
-      <w:r>
-        <w:t>данные записываются</w:t>
-      </w:r>
-      <w:r>
-        <w:t xml:space="preserve"> в </w:t>
-      </w:r>
-      <w:proofErr w:type="spellStart"/>
-      <w:r>
-        <w:rPr>
-          <w:rFonts w:ascii="Courier New" w:hAnsi="Courier New" w:cs="Courier New"/>
-        </w:rPr>
-        <w:t>ArrayBuffer</w:t>
-      </w:r>
-      <w:proofErr w:type="spellEnd"/>
-      <w:r>
-        <w:t xml:space="preserve"> в случае </w:t>
-      </w:r>
-      <w:r>
-        <w:t>успешно</w:t>
-      </w:r>
-      <w:r>
-        <w:t>го завершения.</w:t>
-      </w:r>
-    </w:p>
-    <w:p>
-      <w:pPr>
-        <w:ind w:firstLine="709"/>
-        <w:jc w:val="both"/>
-      </w:pPr>
-      <w:r>
-        <w:t>Далее</w:t>
-      </w:r>
-      <w:r>
-        <w:t xml:space="preserve"> приложение может прочитать данные буфера, вызвав </w:t>
-      </w:r>
-      <w:proofErr w:type="spellStart"/>
-      <w:r>
-        <w:rPr>
-          <w:rFonts w:ascii="Courier New" w:hAnsi="Courier New" w:cs="Courier New"/>
-          <w:lang w:val="en-US"/>
-        </w:rPr>
-        <w:t>getMappedRange</w:t>
-      </w:r>
-      <w:proofErr w:type="spellEnd"/>
-      <w:r>
-        <w:t>.</w:t>
-      </w:r>
-    </w:p>
-    <w:p>
-      <w:pPr>
-        <w:ind w:firstLine="709"/>
-        <w:jc w:val="both"/>
-      </w:pPr>
-      <w:r>
         <w:t xml:space="preserve">Например, предположим, что обработанные данные хранятся в буфере с именем </w:t>
       </w:r>
       <w:proofErr w:type="spellStart"/>
@@ -5574,98 +5464,95 @@
         <w:t>ы</w:t>
       </w:r>
       <w:r>
-        <w:t xml:space="preserve">), но до того, как кодировщик отправит команды </w:t>
-      </w:r>
-      <w:r>
+        <w:t>), но до того, как кодировщик отправит команды графическому процессору. Следующий код дает представление о необходимой последовательности шагов.</w:t>
+      </w:r>
+    </w:p>
+    <w:p>
+      <w:pPr>
+        <w:ind w:firstLine="709"/>
+        <w:rPr>
+          <w:rFonts w:ascii="Courier New" w:hAnsi="Courier New" w:cs="Courier New"/>
+        </w:rPr>
+      </w:pPr>
+      <w:r>
+        <w:rPr>
+          <w:rFonts w:ascii="Courier New" w:hAnsi="Courier New" w:cs="Courier New"/>
+        </w:rPr>
+        <w:t xml:space="preserve">// </w:t>
+      </w:r>
+      <w:r>
+        <w:rPr>
+          <w:rFonts w:ascii="Courier New" w:hAnsi="Courier New" w:cs="Courier New"/>
+          <w:lang w:val="en-US"/>
+        </w:rPr>
+        <w:t>Encode</w:t>
+      </w:r>
+      <w:r>
+        <w:rPr>
+          <w:rFonts w:ascii="Courier New" w:hAnsi="Courier New" w:cs="Courier New"/>
+        </w:rPr>
+        <w:t xml:space="preserve"> </w:t>
+      </w:r>
+      <w:r>
+        <w:rPr>
+          <w:rFonts w:ascii="Courier New" w:hAnsi="Courier New" w:cs="Courier New"/>
+          <w:lang w:val="en-US"/>
+        </w:rPr>
+        <w:t>compute</w:t>
+      </w:r>
+      <w:r>
+        <w:rPr>
+          <w:rFonts w:ascii="Courier New" w:hAnsi="Courier New" w:cs="Courier New"/>
+        </w:rPr>
+        <w:t xml:space="preserve"> </w:t>
+      </w:r>
+      <w:r>
+        <w:rPr>
+          <w:rFonts w:ascii="Courier New" w:hAnsi="Courier New" w:cs="Courier New"/>
+          <w:lang w:val="en-US"/>
+        </w:rPr>
+        <w:t>commands</w:t>
+      </w:r>
+    </w:p>
+    <w:p>
+      <w:pPr>
+        <w:ind w:firstLine="709"/>
+        <w:rPr>
+          <w:rFonts w:ascii="Courier New" w:hAnsi="Courier New" w:cs="Courier New"/>
+          <w:lang w:val="en-US"/>
+        </w:rPr>
+      </w:pPr>
+      <w:proofErr w:type="spellStart"/>
+      <w:r>
+        <w:rPr>
+          <w:rFonts w:ascii="Courier New" w:hAnsi="Courier New" w:cs="Courier New"/>
+          <w:lang w:val="en-US"/>
+        </w:rPr>
+        <w:t>computePass.dispatchWorkgroups</w:t>
+      </w:r>
+      <w:proofErr w:type="spellEnd"/>
+      <w:r>
+        <w:rPr>
+          <w:rFonts w:ascii="Courier New" w:hAnsi="Courier New" w:cs="Courier New"/>
+          <w:lang w:val="en-US"/>
+        </w:rPr>
+        <w:t>(…);</w:t>
+      </w:r>
+    </w:p>
+    <w:p>
+      <w:pPr>
+        <w:ind w:firstLine="709"/>
+        <w:rPr>
+          <w:rFonts w:ascii="Courier New" w:hAnsi="Courier New" w:cs="Courier New"/>
+          <w:lang w:val="en-US"/>
+        </w:rPr>
+      </w:pPr>
+      <w:r>
+        <w:rPr>
+          <w:rFonts w:ascii="Courier New" w:hAnsi="Courier New" w:cs="Courier New"/>
+          <w:lang w:val="en-US"/>
+        </w:rPr>
         <w:lastRenderedPageBreak/>
-        <w:t>графическому процессору. Следующий код дает представление о необходимой последовательности шагов.</w:t>
-      </w:r>
-    </w:p>
-    <w:p>
-      <w:pPr>
-        <w:ind w:firstLine="709"/>
-        <w:rPr>
-          <w:rFonts w:ascii="Courier New" w:hAnsi="Courier New" w:cs="Courier New"/>
-        </w:rPr>
-      </w:pPr>
-      <w:r>
-        <w:rPr>
-          <w:rFonts w:ascii="Courier New" w:hAnsi="Courier New" w:cs="Courier New"/>
-        </w:rPr>
-        <w:t xml:space="preserve">// </w:t>
-      </w:r>
-      <w:r>
-        <w:rPr>
-          <w:rFonts w:ascii="Courier New" w:hAnsi="Courier New" w:cs="Courier New"/>
-          <w:lang w:val="en-US"/>
-        </w:rPr>
-        <w:t>Encode</w:t>
-      </w:r>
-      <w:r>
-        <w:rPr>
-          <w:rFonts w:ascii="Courier New" w:hAnsi="Courier New" w:cs="Courier New"/>
-        </w:rPr>
-        <w:t xml:space="preserve"> </w:t>
-      </w:r>
-      <w:r>
-        <w:rPr>
-          <w:rFonts w:ascii="Courier New" w:hAnsi="Courier New" w:cs="Courier New"/>
-          <w:lang w:val="en-US"/>
-        </w:rPr>
-        <w:t>compute</w:t>
-      </w:r>
-      <w:r>
-        <w:rPr>
-          <w:rFonts w:ascii="Courier New" w:hAnsi="Courier New" w:cs="Courier New"/>
-        </w:rPr>
-        <w:t xml:space="preserve"> </w:t>
-      </w:r>
-      <w:r>
-        <w:rPr>
-          <w:rFonts w:ascii="Courier New" w:hAnsi="Courier New" w:cs="Courier New"/>
-          <w:lang w:val="en-US"/>
-        </w:rPr>
-        <w:t>commands</w:t>
-      </w:r>
-    </w:p>
-    <w:p>
-      <w:pPr>
-        <w:ind w:firstLine="709"/>
-        <w:rPr>
-          <w:rFonts w:ascii="Courier New" w:hAnsi="Courier New" w:cs="Courier New"/>
-          <w:lang w:val="en-US"/>
-        </w:rPr>
-      </w:pPr>
-      <w:proofErr w:type="spellStart"/>
-      <w:r>
-        <w:rPr>
-          <w:rFonts w:ascii="Courier New" w:hAnsi="Courier New" w:cs="Courier New"/>
-          <w:lang w:val="en-US"/>
-        </w:rPr>
-        <w:t>computePass.dispatchWorkgroups</w:t>
-      </w:r>
-      <w:proofErr w:type="spellEnd"/>
-      <w:r>
-        <w:rPr>
-          <w:rFonts w:ascii="Courier New" w:hAnsi="Courier New" w:cs="Courier New"/>
-          <w:lang w:val="en-US"/>
-        </w:rPr>
-        <w:t>(…);</w:t>
-      </w:r>
-    </w:p>
-    <w:p>
-      <w:pPr>
-        <w:ind w:firstLine="709"/>
-        <w:rPr>
-          <w:rFonts w:ascii="Courier New" w:hAnsi="Courier New" w:cs="Courier New"/>
-          <w:lang w:val="en-US"/>
-        </w:rPr>
-      </w:pPr>
-      <w:r>
-        <w:rPr>
-          <w:rFonts w:ascii="Courier New" w:hAnsi="Courier New" w:cs="Courier New"/>
-          <w:lang w:val="en-US"/>
-        </w:rPr>
         <w:t>// Complete encoding compute commands</w:t>
       </w:r>
     </w:p>
@@ -6087,19 +5974,16 @@
       </w:r>
       <w:proofErr w:type="spellEnd"/>
       <w:r>
-        <w:t xml:space="preserve"> предоставляет барьеры, которые позволяют синхронизировать вызовы в рабочей группе. </w:t>
-      </w:r>
+        <w:t xml:space="preserve"> предоставляет барьеры, которые позволяют синхронизировать вызовы в рабочей группе. Барьер рабочей группы заставляет каждый вызов приостанавливаться до тех пор, пока все остальные вызовы не завершат доступ к данным в памяти рабочей группы. Барьер хранилища заставляет каждый вызов приостанавливаться до тех пор, пока все остальные вызовы не завершат доступ к данным в памяти хранилища. Обратите внимание, что эти барьеры не могут синхронизировать вызовы между разными рабочими группами.</w:t>
+      </w:r>
+    </w:p>
+    <w:p>
+      <w:pPr>
+        <w:pStyle w:val="2"/>
+      </w:pPr>
+      <w:bookmarkStart w:id="13" w:name="_Toc221572431"/>
       <w:r>
         <w:lastRenderedPageBreak/>
-        <w:t>Барьер рабочей группы заставляет каждый вызов приостанавливаться до тех пор, пока все остальные вызовы не завершат доступ к данным в памяти рабочей группы. Барьер хранилища заставляет каждый вызов приостанавливаться до тех пор, пока все остальные вызовы не завершат доступ к данным в памяти хранилища. Обратите внимание, что эти барьеры не могут синхронизировать вызовы между разными рабочими группами.</w:t>
-      </w:r>
-    </w:p>
-    <w:p>
-      <w:pPr>
-        <w:pStyle w:val="2"/>
-      </w:pPr>
-      <w:bookmarkStart w:id="13" w:name="_Toc221572431"/>
-      <w:r>
         <w:t>Аналогия для понимания рабочих групп</w:t>
       </w:r>
       <w:bookmarkEnd w:id="13"/>
@@ -6203,7 +6087,19 @@
         <w:t>Рис. 1.</w:t>
       </w:r>
       <w:r>
-        <w:t xml:space="preserve"> Школа студентов.</w:t>
+        <w:t xml:space="preserve"> </w:t>
+      </w:r>
+      <w:r>
+        <w:t>Устройство ш</w:t>
+      </w:r>
+      <w:r>
+        <w:t>кол</w:t>
+      </w:r>
+      <w:r>
+        <w:t>ы</w:t>
+      </w:r>
+      <w:r>
+        <w:t>.</w:t>
       </w:r>
     </w:p>
     <w:p>
@@ -6221,18 +6117,15 @@
         <w:jc w:val="both"/>
       </w:pPr>
       <w:r>
-        <w:t xml:space="preserve">Когда вызов запускается, он может использовать свой глобальный идентификатор для чтения входных данных из ресурса хранения. Затем он взаимодействует с другими вызовами в </w:t>
-      </w:r>
-      <w:r>
+        <w:t>Когда вызов запускается, он может использовать свой глобальный идентификатор для чтения входных данных из ресурса хранения. Затем он взаимодействует с другими вызовами в своей рабочей группе для обработки данных. После завершения обработки вызов отправляет свою часть результата обратно в ресурс хранения. На рисунке 2 показано, как это выглядит.</w:t>
+      </w:r>
+    </w:p>
+    <w:p>
+      <w:r>
+        <w:rPr>
+          <w:noProof/>
+        </w:rPr>
         <w:lastRenderedPageBreak/>
-        <w:t>своей рабочей группе для обработки данных. После завершения обработки вызов отправляет свою часть результата обратно в ресурс хранения. На рисунке 2 показано, как это выглядит.</w:t>
-      </w:r>
-    </w:p>
-    <w:p>
-      <w:r>
-        <w:rPr>
-          <w:noProof/>
-        </w:rPr>
         <w:drawing>
           <wp:inline distT="0" distB="0" distL="0" distR="0" wp14:anchorId="1C3E13C0" wp14:editId="29F4D8EF">
             <wp:extent cx="5940425" cy="3233619"/>
@@ -6555,11 +6448,7 @@
       </w:r>
       <w:proofErr w:type="spellEnd"/>
       <w:r>
-        <w:t xml:space="preserve"> Language (WGSL). Это означает, что вычислительные шейдеры могут </w:t>
-      </w:r>
-      <w:r>
-        <w:lastRenderedPageBreak/>
-        <w:t>обращаться к тем же функциям, которые работают с числами, векторами и матрицами. Но есть четыре характеристики, которые делают вычислительные шейдеры уникальными:</w:t>
+        <w:t xml:space="preserve"> Language (WGSL). Это означает, что вычислительные шейдеры могут обращаться к тем же функциям, которые работают с числами, векторами и матрицами. Но есть четыре характеристики, которые делают вычислительные шейдеры уникальными:</w:t>
       </w:r>
     </w:p>
     <w:p>
@@ -6590,6 +6479,7 @@
         <w:jc w:val="both"/>
       </w:pPr>
       <w:r>
+        <w:lastRenderedPageBreak/>
         <w:t>Другой</w:t>
       </w:r>
       <w:r>
@@ -7339,15 +7229,118 @@
         <w:jc w:val="both"/>
       </w:pPr>
       <w:r>
+        <w:t xml:space="preserve">Большинство из них легко понять. </w:t>
+      </w:r>
+      <w:r>
+        <w:rPr>
+          <w:rFonts w:ascii="Courier New" w:hAnsi="Courier New" w:cs="Courier New"/>
+          <w:lang w:val="en-US"/>
+        </w:rPr>
+        <w:t>num</w:t>
+      </w:r>
+      <w:r>
+        <w:rPr>
+          <w:rFonts w:ascii="Courier New" w:hAnsi="Courier New" w:cs="Courier New"/>
+        </w:rPr>
+        <w:t>_</w:t>
+      </w:r>
+      <w:r>
+        <w:rPr>
+          <w:rFonts w:ascii="Courier New" w:hAnsi="Courier New" w:cs="Courier New"/>
+          <w:lang w:val="en-US"/>
+        </w:rPr>
+        <w:t>workgroups</w:t>
+      </w:r>
+      <w:r>
+        <w:t xml:space="preserve"> определяет количество рабочих групп, которое равно значениям, заданным в методе </w:t>
+      </w:r>
+      <w:proofErr w:type="spellStart"/>
+      <w:r>
+        <w:rPr>
+          <w:rFonts w:ascii="Courier New" w:hAnsi="Courier New" w:cs="Courier New"/>
+          <w:lang w:val="en-US"/>
+        </w:rPr>
+        <w:t>dispatchWorkgroups</w:t>
+      </w:r>
+      <w:proofErr w:type="spellEnd"/>
+      <w:r>
+        <w:t xml:space="preserve">. </w:t>
+      </w:r>
+      <w:r>
+        <w:rPr>
+          <w:rFonts w:ascii="Courier New" w:hAnsi="Courier New" w:cs="Courier New"/>
+          <w:lang w:val="en-US"/>
+        </w:rPr>
+        <w:t>workgroup</w:t>
+      </w:r>
+      <w:r>
+        <w:rPr>
+          <w:rFonts w:ascii="Courier New" w:hAnsi="Courier New" w:cs="Courier New"/>
+        </w:rPr>
+        <w:t>_</w:t>
+      </w:r>
+      <w:r>
+        <w:rPr>
+          <w:rFonts w:ascii="Courier New" w:hAnsi="Courier New" w:cs="Courier New"/>
+          <w:lang w:val="en-US"/>
+        </w:rPr>
+        <w:t>id</w:t>
+      </w:r>
+      <w:r>
+        <w:t xml:space="preserve"> предоставляет уникальный идентификатор текущей рабочей группы, а </w:t>
+      </w:r>
+      <w:r>
+        <w:rPr>
+          <w:rFonts w:ascii="Courier New" w:hAnsi="Courier New" w:cs="Courier New"/>
+          <w:lang w:val="en-US"/>
+        </w:rPr>
+        <w:t>global</w:t>
+      </w:r>
+      <w:r>
+        <w:rPr>
+          <w:rFonts w:ascii="Courier New" w:hAnsi="Courier New" w:cs="Courier New"/>
+        </w:rPr>
+        <w:t>_</w:t>
+      </w:r>
+      <w:r>
+        <w:rPr>
+          <w:rFonts w:ascii="Courier New" w:hAnsi="Courier New" w:cs="Courier New"/>
+          <w:lang w:val="en-US"/>
+        </w:rPr>
+        <w:t>invocation</w:t>
+      </w:r>
+      <w:r>
+        <w:rPr>
+          <w:rFonts w:ascii="Courier New" w:hAnsi="Courier New" w:cs="Courier New"/>
+        </w:rPr>
+        <w:t>_</w:t>
+      </w:r>
+      <w:r>
+        <w:rPr>
+          <w:rFonts w:ascii="Courier New" w:hAnsi="Courier New" w:cs="Courier New"/>
+          <w:lang w:val="en-US"/>
+        </w:rPr>
+        <w:t>id</w:t>
+      </w:r>
+      <w:r>
+        <w:t xml:space="preserve"> предоставляет идентификатор вызова для всех вызовов.</w:t>
+      </w:r>
+    </w:p>
+    <w:p>
+      <w:pPr>
+        <w:ind w:firstLine="709"/>
+        <w:jc w:val="both"/>
+      </w:pPr>
+      <w:r>
         <w:lastRenderedPageBreak/>
-        <w:t xml:space="preserve">Большинство из них легко понять. </w:t>
-      </w:r>
-      <w:r>
-        <w:rPr>
-          <w:rFonts w:ascii="Courier New" w:hAnsi="Courier New" w:cs="Courier New"/>
-          <w:lang w:val="en-US"/>
-        </w:rPr>
-        <w:t>num</w:t>
+        <w:t xml:space="preserve">Важно увидеть разницу между двумя последними переменными, </w:t>
+      </w:r>
+      <w:r>
+        <w:rPr>
+          <w:rFonts w:ascii="Courier New" w:hAnsi="Courier New" w:cs="Courier New"/>
+          <w:lang w:val="en-US"/>
+        </w:rPr>
+        <w:t>local</w:t>
       </w:r>
       <w:r>
         <w:rPr>
@@ -7360,22 +7353,107 @@
           <w:rFonts w:ascii="Courier New" w:hAnsi="Courier New" w:cs="Courier New"/>
           <w:lang w:val="en-US"/>
         </w:rPr>
-        <w:t>workgroups</w:t>
-      </w:r>
-      <w:r>
-        <w:t xml:space="preserve"> определяет количество рабочих групп, которое равно значениям, заданным в методе </w:t>
-      </w:r>
-      <w:proofErr w:type="spellStart"/>
-      <w:r>
-        <w:rPr>
-          <w:rFonts w:ascii="Courier New" w:hAnsi="Courier New" w:cs="Courier New"/>
-          <w:lang w:val="en-US"/>
-        </w:rPr>
-        <w:t>dispatchWorkgroups</w:t>
-      </w:r>
-      <w:proofErr w:type="spellEnd"/>
-      <w:r>
-        <w:t xml:space="preserve">. </w:t>
+        <w:t>invocation</w:t>
+      </w:r>
+      <w:r>
+        <w:rPr>
+          <w:rFonts w:ascii="Courier New" w:hAnsi="Courier New" w:cs="Courier New"/>
+        </w:rPr>
+        <w:t>_</w:t>
+      </w:r>
+      <w:r>
+        <w:rPr>
+          <w:rFonts w:ascii="Courier New" w:hAnsi="Courier New" w:cs="Courier New"/>
+          <w:lang w:val="en-US"/>
+        </w:rPr>
+        <w:t>id</w:t>
+      </w:r>
+      <w:r>
+        <w:t xml:space="preserve"> и </w:t>
+      </w:r>
+      <w:r>
+        <w:rPr>
+          <w:rFonts w:ascii="Courier New" w:hAnsi="Courier New" w:cs="Courier New"/>
+          <w:lang w:val="en-US"/>
+        </w:rPr>
+        <w:t>local</w:t>
+      </w:r>
+      <w:r>
+        <w:rPr>
+          <w:rFonts w:ascii="Courier New" w:hAnsi="Courier New" w:cs="Courier New"/>
+        </w:rPr>
+        <w:t>_</w:t>
+      </w:r>
+      <w:r>
+        <w:rPr>
+          <w:rFonts w:ascii="Courier New" w:hAnsi="Courier New" w:cs="Courier New"/>
+          <w:lang w:val="en-US"/>
+        </w:rPr>
+        <w:t>invocation</w:t>
+      </w:r>
+      <w:r>
+        <w:rPr>
+          <w:rFonts w:ascii="Courier New" w:hAnsi="Courier New" w:cs="Courier New"/>
+        </w:rPr>
+        <w:t>_</w:t>
+      </w:r>
+      <w:r>
+        <w:rPr>
+          <w:rFonts w:ascii="Courier New" w:hAnsi="Courier New" w:cs="Courier New"/>
+          <w:lang w:val="en-US"/>
+        </w:rPr>
+        <w:t>index</w:t>
+      </w:r>
+      <w:r>
+        <w:t>. Первая переменная определяет многомерный идентификатор текущего вызова в рабочей группе, а вторая предоставляет одномерный идентификатор вызова в рабочей группе. Первая полезна, когда вызову необходимо получить доступ к многомерным данным, а вторая — когда вызову необходимо получить доступ к одномерной структуре, такой как вектор или массив.</w:t>
+      </w:r>
+    </w:p>
+    <w:p>
+      <w:pPr>
+        <w:ind w:firstLine="709"/>
+        <w:jc w:val="both"/>
+      </w:pPr>
+      <w:r>
+        <w:t>Рассмотрим п</w:t>
+      </w:r>
+      <w:r>
+        <w:t>ример как</w:t>
+      </w:r>
+      <w:r>
+        <w:t xml:space="preserve"> можно</w:t>
+      </w:r>
+      <w:r>
+        <w:t xml:space="preserve"> </w:t>
+      </w:r>
+      <w:r>
+        <w:t>получить доступ к</w:t>
+      </w:r>
+      <w:r>
+        <w:t xml:space="preserve"> эти</w:t>
+      </w:r>
+      <w:r>
+        <w:t>м</w:t>
+      </w:r>
+      <w:r>
+        <w:t xml:space="preserve"> переменны</w:t>
+      </w:r>
+      <w:r>
+        <w:t>м</w:t>
+      </w:r>
+      <w:r>
+        <w:t xml:space="preserve">. Следующая точка входа, </w:t>
+      </w:r>
+      <w:proofErr w:type="spellStart"/>
+      <w:r>
+        <w:rPr>
+          <w:rFonts w:ascii="Courier New" w:hAnsi="Courier New" w:cs="Courier New"/>
+          <w:lang w:val="en-US"/>
+        </w:rPr>
+        <w:t>computeMain</w:t>
+      </w:r>
+      <w:proofErr w:type="spellEnd"/>
+      <w:r>
+        <w:t xml:space="preserve">, устанавливает размер рабочей группы равным 32 и обращается к переменным </w:t>
       </w:r>
       <w:r>
         <w:rPr>
@@ -7398,14 +7476,14 @@
         <w:t>id</w:t>
       </w:r>
       <w:r>
-        <w:t xml:space="preserve"> предоставляет уникальный идентификатор текущей рабочей группы, а </w:t>
-      </w:r>
-      <w:r>
-        <w:rPr>
-          <w:rFonts w:ascii="Courier New" w:hAnsi="Courier New" w:cs="Courier New"/>
-          <w:lang w:val="en-US"/>
-        </w:rPr>
-        <w:t>global</w:t>
+        <w:t xml:space="preserve"> и </w:t>
+      </w:r>
+      <w:r>
+        <w:rPr>
+          <w:rFonts w:ascii="Courier New" w:hAnsi="Courier New" w:cs="Courier New"/>
+          <w:lang w:val="en-US"/>
+        </w:rPr>
+        <w:t>local</w:t>
       </w:r>
       <w:r>
         <w:rPr>
@@ -7434,7 +7512,188 @@
         <w:t>id</w:t>
       </w:r>
       <w:r>
-        <w:t xml:space="preserve"> предоставляет идентификатор вызова для всех вызовов.</w:t>
+        <w:t xml:space="preserve"> в своем списке параметров.</w:t>
+      </w:r>
+    </w:p>
+    <w:p>
+      <w:pPr>
+        <w:ind w:firstLine="709"/>
+        <w:rPr>
+          <w:rFonts w:ascii="Courier New" w:hAnsi="Courier New" w:cs="Courier New"/>
+          <w:lang w:val="en-US"/>
+        </w:rPr>
+      </w:pPr>
+      <w:r>
+        <w:rPr>
+          <w:rFonts w:ascii="Courier New" w:hAnsi="Courier New" w:cs="Courier New"/>
+          <w:lang w:val="en-US"/>
+        </w:rPr>
+        <w:t>@compute @workgroup_</w:t>
+      </w:r>
+      <w:proofErr w:type="gramStart"/>
+      <w:r>
+        <w:rPr>
+          <w:rFonts w:ascii="Courier New" w:hAnsi="Courier New" w:cs="Courier New"/>
+          <w:lang w:val="en-US"/>
+        </w:rPr>
+        <w:t>size(</w:t>
+      </w:r>
+      <w:proofErr w:type="gramEnd"/>
+      <w:r>
+        <w:rPr>
+          <w:rFonts w:ascii="Courier New" w:hAnsi="Courier New" w:cs="Courier New"/>
+          <w:lang w:val="en-US"/>
+        </w:rPr>
+        <w:t>32)</w:t>
+      </w:r>
+    </w:p>
+    <w:p>
+      <w:pPr>
+        <w:ind w:firstLine="709"/>
+        <w:rPr>
+          <w:rFonts w:ascii="Courier New" w:hAnsi="Courier New" w:cs="Courier New"/>
+          <w:lang w:val="en-US"/>
+        </w:rPr>
+      </w:pPr>
+      <w:proofErr w:type="spellStart"/>
+      <w:r>
+        <w:rPr>
+          <w:rFonts w:ascii="Courier New" w:hAnsi="Courier New" w:cs="Courier New"/>
+          <w:lang w:val="en-US"/>
+        </w:rPr>
+        <w:t>fn</w:t>
+      </w:r>
+      <w:proofErr w:type="spellEnd"/>
+      <w:r>
+        <w:rPr>
+          <w:rFonts w:ascii="Courier New" w:hAnsi="Courier New" w:cs="Courier New"/>
+          <w:lang w:val="en-US"/>
+        </w:rPr>
+        <w:t xml:space="preserve"> </w:t>
+      </w:r>
+      <w:proofErr w:type="spellStart"/>
+      <w:r>
+        <w:rPr>
+          <w:rFonts w:ascii="Courier New" w:hAnsi="Courier New" w:cs="Courier New"/>
+          <w:lang w:val="en-US"/>
+        </w:rPr>
+        <w:t>computeMain</w:t>
+      </w:r>
+      <w:proofErr w:type="spellEnd"/>
+      <w:r>
+        <w:rPr>
+          <w:rFonts w:ascii="Courier New" w:hAnsi="Courier New" w:cs="Courier New"/>
+          <w:lang w:val="en-US"/>
+        </w:rPr>
+        <w:t>(</w:t>
+      </w:r>
+      <w:r>
+        <w:rPr>
+          <w:rFonts w:ascii="Courier New" w:hAnsi="Courier New" w:cs="Courier New"/>
+          <w:lang w:val="en-US"/>
+        </w:rPr>
+        <w:tab/>
+      </w:r>
+      <w:r>
+        <w:rPr>
+          <w:rFonts w:ascii="Courier New" w:hAnsi="Courier New" w:cs="Courier New"/>
+          <w:lang w:val="en-US"/>
+        </w:rPr>
+        <w:t xml:space="preserve">@builtin(workgroup_id) </w:t>
+      </w:r>
+      <w:proofErr w:type="spellStart"/>
+      <w:r>
+        <w:rPr>
+          <w:rFonts w:ascii="Courier New" w:hAnsi="Courier New" w:cs="Courier New"/>
+          <w:lang w:val="en-US"/>
+        </w:rPr>
+        <w:t>wg_</w:t>
+      </w:r>
+      <w:proofErr w:type="gramStart"/>
+      <w:r>
+        <w:rPr>
+          <w:rFonts w:ascii="Courier New" w:hAnsi="Courier New" w:cs="Courier New"/>
+          <w:lang w:val="en-US"/>
+        </w:rPr>
+        <w:t>id</w:t>
+      </w:r>
+      <w:proofErr w:type="spellEnd"/>
+      <w:r>
+        <w:rPr>
+          <w:rFonts w:ascii="Courier New" w:hAnsi="Courier New" w:cs="Courier New"/>
+          <w:lang w:val="en-US"/>
+        </w:rPr>
+        <w:t xml:space="preserve"> :</w:t>
+      </w:r>
+      <w:proofErr w:type="gramEnd"/>
+      <w:r>
+        <w:rPr>
+          <w:rFonts w:ascii="Courier New" w:hAnsi="Courier New" w:cs="Courier New"/>
+          <w:lang w:val="en-US"/>
+        </w:rPr>
+        <w:t xml:space="preserve"> vec3&lt;u32&gt;,</w:t>
+      </w:r>
+    </w:p>
+    <w:p>
+      <w:pPr>
+        <w:ind w:left="1416" w:firstLine="709"/>
+        <w:rPr>
+          <w:rFonts w:ascii="Courier New" w:hAnsi="Courier New" w:cs="Courier New"/>
+          <w:lang w:val="en-US"/>
+        </w:rPr>
+      </w:pPr>
+      <w:r>
+        <w:rPr>
+          <w:rFonts w:ascii="Courier New" w:hAnsi="Courier New" w:cs="Courier New"/>
+          <w:lang w:val="en-US"/>
+        </w:rPr>
+        <w:t xml:space="preserve">@builtin(local_invocation_id) </w:t>
+      </w:r>
+      <w:proofErr w:type="spellStart"/>
+      <w:r>
+        <w:rPr>
+          <w:rFonts w:ascii="Courier New" w:hAnsi="Courier New" w:cs="Courier New"/>
+          <w:lang w:val="en-US"/>
+        </w:rPr>
+        <w:t>local_</w:t>
+      </w:r>
+      <w:proofErr w:type="gramStart"/>
+      <w:r>
+        <w:rPr>
+          <w:rFonts w:ascii="Courier New" w:hAnsi="Courier New" w:cs="Courier New"/>
+          <w:lang w:val="en-US"/>
+        </w:rPr>
+        <w:t>id</w:t>
+      </w:r>
+      <w:proofErr w:type="spellEnd"/>
+      <w:r>
+        <w:rPr>
+          <w:rFonts w:ascii="Courier New" w:hAnsi="Courier New" w:cs="Courier New"/>
+          <w:lang w:val="en-US"/>
+        </w:rPr>
+        <w:t xml:space="preserve"> :</w:t>
+      </w:r>
+      <w:proofErr w:type="gramEnd"/>
+      <w:r>
+        <w:rPr>
+          <w:rFonts w:ascii="Courier New" w:hAnsi="Courier New" w:cs="Courier New"/>
+          <w:lang w:val="en-US"/>
+        </w:rPr>
+        <w:t xml:space="preserve"> vec3&lt;u32&gt;</w:t>
+      </w:r>
+    </w:p>
+    <w:p>
+      <w:pPr>
+        <w:ind w:firstLine="709"/>
+        <w:rPr>
+          <w:rFonts w:ascii="Courier New" w:hAnsi="Courier New" w:cs="Courier New"/>
+        </w:rPr>
+      </w:pPr>
+      <w:r>
+        <w:rPr>
+          <w:rFonts w:ascii="Courier New" w:hAnsi="Courier New" w:cs="Courier New"/>
+        </w:rPr>
+        <w:t>) { … }</w:t>
       </w:r>
     </w:p>
     <w:p>
@@ -7443,14 +7702,448 @@
         <w:jc w:val="both"/>
       </w:pPr>
       <w:r>
-        <w:t xml:space="preserve">Важно увидеть разницу между двумя последними переменными, </w:t>
-      </w:r>
-      <w:r>
-        <w:rPr>
-          <w:rFonts w:ascii="Courier New" w:hAnsi="Courier New" w:cs="Courier New"/>
-          <w:lang w:val="en-US"/>
-        </w:rPr>
-        <w:t>local</w:t>
+        <w:rPr>
+          <w:lang w:val="en-US"/>
+        </w:rPr>
+        <w:t>WGSL</w:t>
+      </w:r>
+      <w:r>
+        <w:t xml:space="preserve"> предоставляет две важные функции, позволяющие синхронизировать вызовы. Функция </w:t>
+      </w:r>
+      <w:proofErr w:type="spellStart"/>
+      <w:r>
+        <w:rPr>
+          <w:rFonts w:ascii="Courier New" w:hAnsi="Courier New" w:cs="Courier New"/>
+          <w:lang w:val="en-US"/>
+        </w:rPr>
+        <w:t>workgroupBarrier</w:t>
+      </w:r>
+      <w:proofErr w:type="spellEnd"/>
+      <w:r>
+        <w:t xml:space="preserve"> позволяет синхронизировать доступ к памяти рабочей группы. Когда вызов достигает этой функции, он останавливается до тех пор, пока все остальные вызовы в рабочей группе не завершат доступ к памяти рабочей группы.</w:t>
+      </w:r>
+    </w:p>
+    <w:p>
+      <w:pPr>
+        <w:ind w:firstLine="709"/>
+        <w:jc w:val="both"/>
+      </w:pPr>
+      <w:r>
+        <w:t xml:space="preserve">Аналогично, </w:t>
+      </w:r>
+      <w:proofErr w:type="spellStart"/>
+      <w:r>
+        <w:rPr>
+          <w:rFonts w:ascii="Courier New" w:hAnsi="Courier New" w:cs="Courier New"/>
+        </w:rPr>
+        <w:t>storageBarrier</w:t>
+      </w:r>
+      <w:proofErr w:type="spellEnd"/>
+      <w:r>
+        <w:t xml:space="preserve"> синхронизирует доступ к буферам хранения и текстурам хранения. Когда вызов достигает этой функции, он останавливается до тех пор, пока все остальные вызовы в рабочей группе не завершат доступ к данным хранения.</w:t>
+      </w:r>
+    </w:p>
+    <w:p>
+      <w:pPr>
+        <w:ind w:firstLine="709"/>
+        <w:jc w:val="both"/>
+      </w:pPr>
+      <w:r>
+        <w:t>WGSL не предоставляет никаких барьеров, влияющих на вызовы в разных рабочих группах. Единственный способ убедиться, что все вызовы достигли заданной точки, — это дождаться завершения обработки на графическом процессоре. Другой вариант — использовать атомарные переменные и операции, описанные далее.</w:t>
+      </w:r>
+    </w:p>
+    <w:p>
+      <w:pPr>
+        <w:pStyle w:val="2"/>
+      </w:pPr>
+      <w:bookmarkStart w:id="18" w:name="_Toc221572436"/>
+      <w:r>
+        <w:t>Память рабочей группы</w:t>
+      </w:r>
+      <w:bookmarkEnd w:id="18"/>
+    </w:p>
+    <w:p>
+      <w:pPr>
+        <w:ind w:firstLine="709"/>
+        <w:jc w:val="both"/>
+      </w:pPr>
+      <w:r>
+        <w:t xml:space="preserve">Если </w:t>
+      </w:r>
+      <w:r>
+        <w:t>нужно</w:t>
+      </w:r>
+      <w:r>
+        <w:t xml:space="preserve">, чтобы вызовы могли обращаться к памяти рабочей группы, </w:t>
+      </w:r>
+      <w:r>
+        <w:t>то</w:t>
+      </w:r>
+      <w:r>
+        <w:t xml:space="preserve"> необходимо объявить переменную в адресном пространстве рабочей группы. Главное преимущество этой памяти заключается в том, что теоретически доступ к ней должен быть быстрее, чем к данным в буфере хранения.</w:t>
+      </w:r>
+    </w:p>
+    <w:p>
+      <w:pPr>
+        <w:ind w:firstLine="709"/>
+        <w:jc w:val="both"/>
+      </w:pPr>
+      <w:r>
+        <w:t xml:space="preserve">Одним из недостатков является то, что многие устройства не предоставляют большого объема памяти для рабочих групп. В </w:t>
+      </w:r>
+      <w:r>
+        <w:t>некоторых</w:t>
+      </w:r>
+      <w:r>
+        <w:t xml:space="preserve"> систем</w:t>
+      </w:r>
+      <w:r>
+        <w:t>ах</w:t>
+      </w:r>
+      <w:r>
+        <w:t xml:space="preserve"> максимальный размер хранилища рабочей группы составляет 32 768 байт. </w:t>
+      </w:r>
+      <w:r>
+        <w:t>М</w:t>
+      </w:r>
+      <w:r>
+        <w:t>ож</w:t>
+      </w:r>
+      <w:r>
+        <w:t>но</w:t>
+      </w:r>
+      <w:r>
+        <w:t xml:space="preserve"> проверить </w:t>
+      </w:r>
+      <w:r>
+        <w:t>его</w:t>
+      </w:r>
+      <w:r>
+        <w:t xml:space="preserve"> в своей системе, обратившись к </w:t>
+      </w:r>
+      <w:r>
+        <w:t>значению</w:t>
+      </w:r>
+      <w:r>
+        <w:t xml:space="preserve"> </w:t>
+      </w:r>
+      <w:proofErr w:type="spellStart"/>
+      <w:r>
+        <w:rPr>
+          <w:rFonts w:ascii="Courier New" w:hAnsi="Courier New" w:cs="Courier New"/>
+          <w:lang w:val="en-US"/>
+        </w:rPr>
+        <w:t>maxComputeWorkgroupStorageSize</w:t>
+      </w:r>
+      <w:proofErr w:type="spellEnd"/>
+      <w:r>
+        <w:t xml:space="preserve">, предоставляемому объектом </w:t>
+      </w:r>
+      <w:proofErr w:type="spellStart"/>
+      <w:r>
+        <w:rPr>
+          <w:rFonts w:ascii="Courier New" w:hAnsi="Courier New" w:cs="Courier New"/>
+          <w:lang w:val="en-US"/>
+        </w:rPr>
+        <w:t>GPUAdapter</w:t>
+      </w:r>
+      <w:proofErr w:type="spellEnd"/>
+      <w:r>
+        <w:t>.</w:t>
+      </w:r>
+    </w:p>
+    <w:p>
+      <w:pPr>
+        <w:ind w:firstLine="709"/>
+        <w:rPr>
+          <w:rFonts w:ascii="Courier New" w:hAnsi="Courier New" w:cs="Courier New"/>
+          <w:lang w:val="en-US"/>
+        </w:rPr>
+      </w:pPr>
+      <w:r>
+        <w:rPr>
+          <w:rFonts w:ascii="Courier New" w:hAnsi="Courier New" w:cs="Courier New"/>
+          <w:lang w:val="en-US"/>
+        </w:rPr>
+        <w:t>// Access the maximum number of bytes in workgroup memory</w:t>
+      </w:r>
+    </w:p>
+    <w:p>
+      <w:pPr>
+        <w:ind w:firstLine="709"/>
+        <w:rPr>
+          <w:rFonts w:ascii="Courier New" w:hAnsi="Courier New" w:cs="Courier New"/>
+        </w:rPr>
+      </w:pPr>
+      <w:r>
+        <w:rPr>
+          <w:rFonts w:ascii="Courier New" w:hAnsi="Courier New" w:cs="Courier New"/>
+          <w:lang w:val="en-US"/>
+        </w:rPr>
+        <w:t>const</w:t>
+      </w:r>
+      <w:r>
+        <w:rPr>
+          <w:rFonts w:ascii="Courier New" w:hAnsi="Courier New" w:cs="Courier New"/>
+        </w:rPr>
+        <w:t xml:space="preserve"> </w:t>
+      </w:r>
+      <w:proofErr w:type="spellStart"/>
+      <w:r>
+        <w:rPr>
+          <w:rFonts w:ascii="Courier New" w:hAnsi="Courier New" w:cs="Courier New"/>
+          <w:lang w:val="en-US"/>
+        </w:rPr>
+        <w:t>maxWorkGroupMemory</w:t>
+      </w:r>
+      <w:proofErr w:type="spellEnd"/>
+      <w:r>
+        <w:rPr>
+          <w:rFonts w:ascii="Courier New" w:hAnsi="Courier New" w:cs="Courier New"/>
+        </w:rPr>
+        <w:t xml:space="preserve"> =</w:t>
+      </w:r>
+    </w:p>
+    <w:p>
+      <w:pPr>
+        <w:ind w:left="2832"/>
+        <w:rPr>
+          <w:rFonts w:ascii="Courier New" w:hAnsi="Courier New" w:cs="Courier New"/>
+        </w:rPr>
+      </w:pPr>
+      <w:proofErr w:type="gramStart"/>
+      <w:r>
+        <w:rPr>
+          <w:rFonts w:ascii="Courier New" w:hAnsi="Courier New" w:cs="Courier New"/>
+          <w:lang w:val="en-US"/>
+        </w:rPr>
+        <w:t>adapter</w:t>
+      </w:r>
+      <w:r>
+        <w:rPr>
+          <w:rFonts w:ascii="Courier New" w:hAnsi="Courier New" w:cs="Courier New"/>
+        </w:rPr>
+        <w:t>.</w:t>
+      </w:r>
+      <w:r>
+        <w:rPr>
+          <w:rFonts w:ascii="Courier New" w:hAnsi="Courier New" w:cs="Courier New"/>
+          <w:lang w:val="en-US"/>
+        </w:rPr>
+        <w:t>limits</w:t>
+      </w:r>
+      <w:proofErr w:type="gramEnd"/>
+      <w:r>
+        <w:rPr>
+          <w:rFonts w:ascii="Courier New" w:hAnsi="Courier New" w:cs="Courier New"/>
+        </w:rPr>
+        <w:t>.</w:t>
+      </w:r>
+      <w:proofErr w:type="spellStart"/>
+      <w:r>
+        <w:rPr>
+          <w:rFonts w:ascii="Courier New" w:hAnsi="Courier New" w:cs="Courier New"/>
+          <w:lang w:val="en-US"/>
+        </w:rPr>
+        <w:t>maxComputeWorkgroupStorageSize</w:t>
+      </w:r>
+      <w:proofErr w:type="spellEnd"/>
+      <w:r>
+        <w:rPr>
+          <w:rFonts w:ascii="Courier New" w:hAnsi="Courier New" w:cs="Courier New"/>
+        </w:rPr>
+        <w:t>;</w:t>
+      </w:r>
+    </w:p>
+    <w:p>
+      <w:pPr>
+        <w:ind w:firstLine="709"/>
+        <w:jc w:val="both"/>
+      </w:pPr>
+      <w:r>
+        <w:t>Чтобы продемонстрировать, как осуществляется доступ к памяти рабочей группы, следующий код определяет переменную в адресном пространстве рабочей группы, содержащую 32 вектора, каждый из которых состоит из четырех значений с плавающей запятой:</w:t>
+      </w:r>
+    </w:p>
+    <w:p>
+      <w:pPr>
+        <w:ind w:firstLine="709"/>
+        <w:rPr>
+          <w:rFonts w:ascii="Courier New" w:hAnsi="Courier New" w:cs="Courier New"/>
+          <w:lang w:val="en-US"/>
+        </w:rPr>
+      </w:pPr>
+      <w:r>
+        <w:rPr>
+          <w:rFonts w:ascii="Courier New" w:hAnsi="Courier New" w:cs="Courier New"/>
+          <w:lang w:val="en-US"/>
+        </w:rPr>
+        <w:t xml:space="preserve">var&lt;workgroup&gt; </w:t>
+      </w:r>
+      <w:proofErr w:type="spellStart"/>
+      <w:r>
+        <w:rPr>
+          <w:rFonts w:ascii="Courier New" w:hAnsi="Courier New" w:cs="Courier New"/>
+          <w:lang w:val="en-US"/>
+        </w:rPr>
+        <w:t>wg_data</w:t>
+      </w:r>
+      <w:proofErr w:type="spellEnd"/>
+      <w:r>
+        <w:rPr>
+          <w:rFonts w:ascii="Courier New" w:hAnsi="Courier New" w:cs="Courier New"/>
+          <w:lang w:val="en-US"/>
+        </w:rPr>
+        <w:t>: array&lt;vec4f, 32&gt;</w:t>
+      </w:r>
+    </w:p>
+    <w:p>
+      <w:pPr>
+        <w:ind w:firstLine="709"/>
+        <w:jc w:val="both"/>
+      </w:pPr>
+      <w:r>
+        <w:lastRenderedPageBreak/>
+        <w:t xml:space="preserve">Благодаря этому объявлению, вызов может получить доступ к </w:t>
+      </w:r>
+      <w:r>
+        <w:t>памяти</w:t>
+      </w:r>
+      <w:r>
+        <w:t xml:space="preserve"> рабочей группы, используя </w:t>
+      </w:r>
+      <w:r>
+        <w:t>свой</w:t>
+      </w:r>
+      <w:r>
+        <w:t xml:space="preserve"> локальный идентификатор, как показано в следующем коде:</w:t>
+      </w:r>
+    </w:p>
+    <w:p>
+      <w:pPr>
+        <w:ind w:firstLine="709"/>
+        <w:rPr>
+          <w:rFonts w:ascii="Courier New" w:hAnsi="Courier New" w:cs="Courier New"/>
+          <w:lang w:val="en-US"/>
+        </w:rPr>
+      </w:pPr>
+      <w:r>
+        <w:rPr>
+          <w:rFonts w:ascii="Courier New" w:hAnsi="Courier New" w:cs="Courier New"/>
+          <w:lang w:val="en-US"/>
+        </w:rPr>
+        <w:t xml:space="preserve">let v = </w:t>
+      </w:r>
+      <w:proofErr w:type="spellStart"/>
+      <w:r>
+        <w:rPr>
+          <w:rFonts w:ascii="Courier New" w:hAnsi="Courier New" w:cs="Courier New"/>
+          <w:lang w:val="en-US"/>
+        </w:rPr>
+        <w:t>wg_data</w:t>
+      </w:r>
+      <w:proofErr w:type="spellEnd"/>
+      <w:r>
+        <w:rPr>
+          <w:rFonts w:ascii="Courier New" w:hAnsi="Courier New" w:cs="Courier New"/>
+          <w:lang w:val="en-US"/>
+        </w:rPr>
+        <w:t>[</w:t>
+      </w:r>
+      <w:proofErr w:type="spellStart"/>
+      <w:r>
+        <w:rPr>
+          <w:rFonts w:ascii="Courier New" w:hAnsi="Courier New" w:cs="Courier New"/>
+          <w:lang w:val="en-US"/>
+        </w:rPr>
+        <w:t>local_id</w:t>
+      </w:r>
+      <w:proofErr w:type="spellEnd"/>
+      <w:r>
+        <w:rPr>
+          <w:rFonts w:ascii="Courier New" w:hAnsi="Courier New" w:cs="Courier New"/>
+          <w:lang w:val="en-US"/>
+        </w:rPr>
+        <w:t>]</w:t>
+      </w:r>
+    </w:p>
+    <w:p>
+      <w:pPr>
+        <w:ind w:firstLine="709"/>
+        <w:jc w:val="both"/>
+      </w:pPr>
+      <w:r>
+        <w:t xml:space="preserve">В отличие от памяти в буферах и текстурах, память рабочей группы нельзя выделить или инициализировать в </w:t>
+      </w:r>
+      <w:r>
+        <w:rPr>
+          <w:lang w:val="en-US"/>
+        </w:rPr>
+        <w:t>JavaScript</w:t>
+      </w:r>
+      <w:r>
+        <w:t>. Память рабочей группы освобождается после завершения вычислительной задачи, поэтому важно передать результаты в буфер хранения до завершения работы вычислительного шейдера.</w:t>
+      </w:r>
+    </w:p>
+    <w:p>
+      <w:pPr>
+        <w:ind w:firstLine="709"/>
+        <w:jc w:val="both"/>
+      </w:pPr>
+      <w:r>
+        <w:t xml:space="preserve">Для четкого различения переменных, предназначенных для одного вызова, </w:t>
+      </w:r>
+      <w:r>
+        <w:rPr>
+          <w:lang w:val="en-US"/>
+        </w:rPr>
+        <w:t>WGSL</w:t>
+      </w:r>
+      <w:r>
+        <w:t xml:space="preserve"> позволяет объявлять переменные в частном адресном пространстве. </w:t>
+      </w:r>
+      <w:r>
+        <w:t>Это показано в следующем объявлении:</w:t>
+      </w:r>
+    </w:p>
+    <w:p>
+      <w:pPr>
+        <w:ind w:firstLine="709"/>
+        <w:rPr>
+          <w:rFonts w:ascii="Courier New" w:hAnsi="Courier New" w:cs="Courier New"/>
+        </w:rPr>
+      </w:pPr>
+      <w:r>
+        <w:rPr>
+          <w:rFonts w:ascii="Courier New" w:hAnsi="Courier New" w:cs="Courier New"/>
+          <w:lang w:val="en-US"/>
+        </w:rPr>
+        <w:t>var</w:t>
+      </w:r>
+      <w:r>
+        <w:rPr>
+          <w:rFonts w:ascii="Courier New" w:hAnsi="Courier New" w:cs="Courier New"/>
+        </w:rPr>
+        <w:t>&lt;</w:t>
+      </w:r>
+      <w:r>
+        <w:rPr>
+          <w:rFonts w:ascii="Courier New" w:hAnsi="Courier New" w:cs="Courier New"/>
+          <w:lang w:val="en-US"/>
+        </w:rPr>
+        <w:t>private</w:t>
+      </w:r>
+      <w:r>
+        <w:rPr>
+          <w:rFonts w:ascii="Courier New" w:hAnsi="Courier New" w:cs="Courier New"/>
+        </w:rPr>
+        <w:t xml:space="preserve">&gt; </w:t>
+      </w:r>
+      <w:r>
+        <w:rPr>
+          <w:rFonts w:ascii="Courier New" w:hAnsi="Courier New" w:cs="Courier New"/>
+          <w:lang w:val="en-US"/>
+        </w:rPr>
+        <w:t>private</w:t>
       </w:r>
       <w:r>
         <w:rPr>
@@ -7463,838 +8156,28 @@
           <w:rFonts w:ascii="Courier New" w:hAnsi="Courier New" w:cs="Courier New"/>
           <w:lang w:val="en-US"/>
         </w:rPr>
-        <w:t>invocation</w:t>
-      </w:r>
-      <w:r>
-        <w:rPr>
-          <w:rFonts w:ascii="Courier New" w:hAnsi="Courier New" w:cs="Courier New"/>
-        </w:rPr>
-        <w:t>_</w:t>
-      </w:r>
-      <w:r>
-        <w:rPr>
-          <w:rFonts w:ascii="Courier New" w:hAnsi="Courier New" w:cs="Courier New"/>
-          <w:lang w:val="en-US"/>
-        </w:rPr>
-        <w:t>id</w:t>
-      </w:r>
-      <w:r>
-        <w:t xml:space="preserve"> и </w:t>
-      </w:r>
-      <w:r>
-        <w:rPr>
-          <w:rFonts w:ascii="Courier New" w:hAnsi="Courier New" w:cs="Courier New"/>
-          <w:lang w:val="en-US"/>
-        </w:rPr>
-        <w:t>local</w:t>
-      </w:r>
-      <w:r>
-        <w:rPr>
-          <w:rFonts w:ascii="Courier New" w:hAnsi="Courier New" w:cs="Courier New"/>
-        </w:rPr>
-        <w:t>_</w:t>
-      </w:r>
-      <w:r>
-        <w:rPr>
-          <w:rFonts w:ascii="Courier New" w:hAnsi="Courier New" w:cs="Courier New"/>
-          <w:lang w:val="en-US"/>
-        </w:rPr>
-        <w:t>invocation</w:t>
-      </w:r>
-      <w:r>
-        <w:rPr>
-          <w:rFonts w:ascii="Courier New" w:hAnsi="Courier New" w:cs="Courier New"/>
-        </w:rPr>
-        <w:t>_</w:t>
-      </w:r>
-      <w:r>
-        <w:rPr>
-          <w:rFonts w:ascii="Courier New" w:hAnsi="Courier New" w:cs="Courier New"/>
-          <w:lang w:val="en-US"/>
-        </w:rPr>
-        <w:t>index</w:t>
-      </w:r>
-      <w:r>
-        <w:t>. Первая переменная определяет многомерный идентификатор текущего вызова в рабочей группе, а вторая предоставляет одномерный идентификатор вызова в рабочей группе. Первая полезна, когда вызову необходимо получить доступ к многомерным данным, а вторая — когда вызову необходимо получить доступ к одномерной структуре, такой как вектор или массив.</w:t>
-      </w:r>
-    </w:p>
-    <w:p>
-      <w:pPr>
-        <w:ind w:firstLine="709"/>
-        <w:jc w:val="both"/>
-      </w:pPr>
-      <w:r>
-        <w:t>Рассмотрим п</w:t>
-      </w:r>
-      <w:r>
-        <w:t>ример как</w:t>
-      </w:r>
-      <w:r>
-        <w:t xml:space="preserve"> можно</w:t>
-      </w:r>
-      <w:r>
-        <w:t xml:space="preserve"> </w:t>
-      </w:r>
-      <w:r>
-        <w:t>получить доступ к</w:t>
-      </w:r>
-      <w:r>
-        <w:t xml:space="preserve"> эти</w:t>
-      </w:r>
-      <w:r>
-        <w:t>м</w:t>
-      </w:r>
-      <w:r>
-        <w:t xml:space="preserve"> переменны</w:t>
-      </w:r>
-      <w:r>
-        <w:t>м</w:t>
-      </w:r>
-      <w:r>
-        <w:t xml:space="preserve">. Следующая точка входа, </w:t>
-      </w:r>
-      <w:proofErr w:type="spellStart"/>
-      <w:r>
-        <w:rPr>
-          <w:rFonts w:ascii="Courier New" w:hAnsi="Courier New" w:cs="Courier New"/>
-          <w:lang w:val="en-US"/>
-        </w:rPr>
-        <w:t>computeMain</w:t>
-      </w:r>
-      <w:proofErr w:type="spellEnd"/>
-      <w:r>
-        <w:t xml:space="preserve">, устанавливает размер рабочей группы равным 32 и обращается к переменным </w:t>
-      </w:r>
-      <w:r>
-        <w:rPr>
-          <w:rFonts w:ascii="Courier New" w:hAnsi="Courier New" w:cs="Courier New"/>
-          <w:lang w:val="en-US"/>
-        </w:rPr>
-        <w:t>workgroup</w:t>
-      </w:r>
-      <w:r>
-        <w:rPr>
-          <w:rFonts w:ascii="Courier New" w:hAnsi="Courier New" w:cs="Courier New"/>
-        </w:rPr>
-        <w:t>_</w:t>
-      </w:r>
-      <w:r>
-        <w:rPr>
-          <w:rFonts w:ascii="Courier New" w:hAnsi="Courier New" w:cs="Courier New"/>
-          <w:lang w:val="en-US"/>
-        </w:rPr>
-        <w:t>id</w:t>
-      </w:r>
-      <w:r>
-        <w:t xml:space="preserve"> и </w:t>
-      </w:r>
-      <w:r>
-        <w:rPr>
-          <w:rFonts w:ascii="Courier New" w:hAnsi="Courier New" w:cs="Courier New"/>
-          <w:lang w:val="en-US"/>
-        </w:rPr>
-        <w:t>local</w:t>
-      </w:r>
-      <w:r>
-        <w:rPr>
-          <w:rFonts w:ascii="Courier New" w:hAnsi="Courier New" w:cs="Courier New"/>
-        </w:rPr>
-        <w:t>_</w:t>
-      </w:r>
-      <w:r>
-        <w:rPr>
-          <w:rFonts w:ascii="Courier New" w:hAnsi="Courier New" w:cs="Courier New"/>
-          <w:lang w:val="en-US"/>
-        </w:rPr>
-        <w:t>invocation</w:t>
-      </w:r>
-      <w:r>
-        <w:rPr>
-          <w:rFonts w:ascii="Courier New" w:hAnsi="Courier New" w:cs="Courier New"/>
-        </w:rPr>
-        <w:t>_</w:t>
-      </w:r>
-      <w:r>
-        <w:rPr>
-          <w:rFonts w:ascii="Courier New" w:hAnsi="Courier New" w:cs="Courier New"/>
-          <w:lang w:val="en-US"/>
-        </w:rPr>
-        <w:t>id</w:t>
-      </w:r>
-      <w:r>
-        <w:t xml:space="preserve"> в своем списке параметров.</w:t>
-      </w:r>
-    </w:p>
-    <w:p>
-      <w:pPr>
-        <w:ind w:firstLine="709"/>
-        <w:rPr>
-          <w:rFonts w:ascii="Courier New" w:hAnsi="Courier New" w:cs="Courier New"/>
-          <w:lang w:val="en-US"/>
-        </w:rPr>
-      </w:pPr>
-      <w:r>
-        <w:rPr>
-          <w:rFonts w:ascii="Courier New" w:hAnsi="Courier New" w:cs="Courier New"/>
-          <w:lang w:val="en-US"/>
-        </w:rPr>
-        <w:t>@compute @workgroup_</w:t>
-      </w:r>
-      <w:proofErr w:type="gramStart"/>
-      <w:r>
-        <w:rPr>
-          <w:rFonts w:ascii="Courier New" w:hAnsi="Courier New" w:cs="Courier New"/>
-          <w:lang w:val="en-US"/>
-        </w:rPr>
-        <w:t>size(</w:t>
-      </w:r>
-      <w:proofErr w:type="gramEnd"/>
-      <w:r>
-        <w:rPr>
-          <w:rFonts w:ascii="Courier New" w:hAnsi="Courier New" w:cs="Courier New"/>
-          <w:lang w:val="en-US"/>
-        </w:rPr>
-        <w:t>32)</w:t>
-      </w:r>
-    </w:p>
-    <w:p>
-      <w:pPr>
-        <w:ind w:firstLine="709"/>
-        <w:rPr>
-          <w:rFonts w:ascii="Courier New" w:hAnsi="Courier New" w:cs="Courier New"/>
-          <w:lang w:val="en-US"/>
-        </w:rPr>
-      </w:pPr>
-      <w:proofErr w:type="spellStart"/>
-      <w:r>
-        <w:rPr>
-          <w:rFonts w:ascii="Courier New" w:hAnsi="Courier New" w:cs="Courier New"/>
-          <w:lang w:val="en-US"/>
-        </w:rPr>
-        <w:t>fn</w:t>
-      </w:r>
-      <w:proofErr w:type="spellEnd"/>
-      <w:r>
-        <w:rPr>
-          <w:rFonts w:ascii="Courier New" w:hAnsi="Courier New" w:cs="Courier New"/>
-          <w:lang w:val="en-US"/>
-        </w:rPr>
-        <w:t xml:space="preserve"> </w:t>
-      </w:r>
-      <w:proofErr w:type="spellStart"/>
-      <w:r>
-        <w:rPr>
-          <w:rFonts w:ascii="Courier New" w:hAnsi="Courier New" w:cs="Courier New"/>
-          <w:lang w:val="en-US"/>
-        </w:rPr>
-        <w:t>computeMain</w:t>
-      </w:r>
-      <w:proofErr w:type="spellEnd"/>
-      <w:r>
-        <w:rPr>
-          <w:rFonts w:ascii="Courier New" w:hAnsi="Courier New" w:cs="Courier New"/>
-          <w:lang w:val="en-US"/>
-        </w:rPr>
-        <w:t>(</w:t>
-      </w:r>
-      <w:r>
-        <w:rPr>
-          <w:rFonts w:ascii="Courier New" w:hAnsi="Courier New" w:cs="Courier New"/>
-          <w:lang w:val="en-US"/>
-        </w:rPr>
-        <w:tab/>
-      </w:r>
-      <w:r>
-        <w:rPr>
-          <w:rFonts w:ascii="Courier New" w:hAnsi="Courier New" w:cs="Courier New"/>
-          <w:lang w:val="en-US"/>
-        </w:rPr>
-        <w:t xml:space="preserve">@builtin(workgroup_id) </w:t>
-      </w:r>
-      <w:proofErr w:type="spellStart"/>
-      <w:r>
-        <w:rPr>
-          <w:rFonts w:ascii="Courier New" w:hAnsi="Courier New" w:cs="Courier New"/>
-          <w:lang w:val="en-US"/>
-        </w:rPr>
-        <w:t>wg_</w:t>
-      </w:r>
-      <w:proofErr w:type="gramStart"/>
-      <w:r>
-        <w:rPr>
-          <w:rFonts w:ascii="Courier New" w:hAnsi="Courier New" w:cs="Courier New"/>
-          <w:lang w:val="en-US"/>
-        </w:rPr>
-        <w:t>id</w:t>
-      </w:r>
-      <w:proofErr w:type="spellEnd"/>
-      <w:r>
-        <w:rPr>
-          <w:rFonts w:ascii="Courier New" w:hAnsi="Courier New" w:cs="Courier New"/>
-          <w:lang w:val="en-US"/>
-        </w:rPr>
-        <w:t xml:space="preserve"> :</w:t>
-      </w:r>
-      <w:proofErr w:type="gramEnd"/>
-      <w:r>
-        <w:rPr>
-          <w:rFonts w:ascii="Courier New" w:hAnsi="Courier New" w:cs="Courier New"/>
-          <w:lang w:val="en-US"/>
-        </w:rPr>
-        <w:t xml:space="preserve"> vec3&lt;u32&gt;,</w:t>
-      </w:r>
-    </w:p>
-    <w:p>
-      <w:pPr>
-        <w:ind w:left="1416" w:firstLine="709"/>
-        <w:rPr>
-          <w:rFonts w:ascii="Courier New" w:hAnsi="Courier New" w:cs="Courier New"/>
-          <w:lang w:val="en-US"/>
-        </w:rPr>
-      </w:pPr>
-      <w:r>
-        <w:rPr>
-          <w:rFonts w:ascii="Courier New" w:hAnsi="Courier New" w:cs="Courier New"/>
-          <w:lang w:val="en-US"/>
-        </w:rPr>
-        <w:t xml:space="preserve">@builtin(local_invocation_id) </w:t>
-      </w:r>
-      <w:proofErr w:type="spellStart"/>
-      <w:r>
-        <w:rPr>
-          <w:rFonts w:ascii="Courier New" w:hAnsi="Courier New" w:cs="Courier New"/>
-          <w:lang w:val="en-US"/>
-        </w:rPr>
-        <w:t>local_</w:t>
-      </w:r>
-      <w:proofErr w:type="gramStart"/>
-      <w:r>
-        <w:rPr>
-          <w:rFonts w:ascii="Courier New" w:hAnsi="Courier New" w:cs="Courier New"/>
-          <w:lang w:val="en-US"/>
-        </w:rPr>
-        <w:t>id</w:t>
-      </w:r>
-      <w:proofErr w:type="spellEnd"/>
-      <w:r>
-        <w:rPr>
-          <w:rFonts w:ascii="Courier New" w:hAnsi="Courier New" w:cs="Courier New"/>
-          <w:lang w:val="en-US"/>
-        </w:rPr>
-        <w:t xml:space="preserve"> :</w:t>
-      </w:r>
-      <w:proofErr w:type="gramEnd"/>
-      <w:r>
-        <w:rPr>
-          <w:rFonts w:ascii="Courier New" w:hAnsi="Courier New" w:cs="Courier New"/>
-          <w:lang w:val="en-US"/>
-        </w:rPr>
-        <w:t xml:space="preserve"> vec3&lt;u32&gt;</w:t>
-      </w:r>
-    </w:p>
-    <w:p>
-      <w:pPr>
-        <w:ind w:firstLine="709"/>
-        <w:rPr>
-          <w:rFonts w:ascii="Courier New" w:hAnsi="Courier New" w:cs="Courier New"/>
-        </w:rPr>
-      </w:pPr>
-      <w:r>
-        <w:rPr>
-          <w:rFonts w:ascii="Courier New" w:hAnsi="Courier New" w:cs="Courier New"/>
-        </w:rPr>
-        <w:t>) { … }</w:t>
-      </w:r>
-    </w:p>
-    <w:p>
-      <w:pPr>
-        <w:ind w:firstLine="709"/>
-        <w:jc w:val="both"/>
-      </w:pPr>
-      <w:r>
-        <w:rPr>
-          <w:lang w:val="en-US"/>
-        </w:rPr>
-        <w:t>WGSL</w:t>
-      </w:r>
-      <w:r>
-        <w:t xml:space="preserve"> предоставляет две важные функции, позволяющие синхронизировать вызовы. Функция </w:t>
-      </w:r>
-      <w:proofErr w:type="spellStart"/>
-      <w:r>
-        <w:rPr>
-          <w:rFonts w:ascii="Courier New" w:hAnsi="Courier New" w:cs="Courier New"/>
-          <w:lang w:val="en-US"/>
-        </w:rPr>
-        <w:t>workgroupBarrier</w:t>
-      </w:r>
-      <w:proofErr w:type="spellEnd"/>
-      <w:r>
-        <w:t xml:space="preserve"> позволяет синхронизировать доступ к памяти рабочей группы. Когда вызов достигает этой функции, он останавливается до тех пор, пока все остальные вызовы в рабочей группе не завершат доступ к памяти рабочей группы.</w:t>
-      </w:r>
-    </w:p>
-    <w:p>
-      <w:pPr>
-        <w:ind w:firstLine="709"/>
-        <w:jc w:val="both"/>
-      </w:pPr>
-      <w:r>
-        <w:t xml:space="preserve">Аналогично, </w:t>
-      </w:r>
-      <w:proofErr w:type="spellStart"/>
-      <w:r>
-        <w:rPr>
-          <w:rFonts w:ascii="Courier New" w:hAnsi="Courier New" w:cs="Courier New"/>
-        </w:rPr>
-        <w:t>storageBarrier</w:t>
-      </w:r>
-      <w:proofErr w:type="spellEnd"/>
-      <w:r>
-        <w:t xml:space="preserve"> синхронизирует доступ к буферам хранения и текстурам хранения. Когда вызов достигает этой функции, он останавливается до тех пор, пока все остальные вызовы в рабочей группе не завершат доступ к данным хранения.</w:t>
-      </w:r>
-    </w:p>
-    <w:p>
-      <w:pPr>
-        <w:ind w:firstLine="709"/>
-        <w:jc w:val="both"/>
-      </w:pPr>
-      <w:r>
-        <w:t>WGSL не предоставляет никаких барьеров, влияющих на вызовы в разных рабочих группах. Единственный способ убедиться, что все вызовы достигли заданной точки, — это дождаться завершения обработки на графическом процессоре. Другой вариант — использовать атомарные переменные и операции, описанные далее.</w:t>
-      </w:r>
-    </w:p>
-    <w:p>
-      <w:pPr>
-        <w:pStyle w:val="2"/>
-      </w:pPr>
-      <w:bookmarkStart w:id="18" w:name="_Toc221572436"/>
-      <w:r>
-        <w:t>Память рабочей группы</w:t>
-      </w:r>
-      <w:bookmarkEnd w:id="18"/>
-    </w:p>
-    <w:p>
-      <w:pPr>
-        <w:ind w:firstLine="709"/>
-        <w:jc w:val="both"/>
-      </w:pPr>
-      <w:r>
-        <w:t xml:space="preserve">Если </w:t>
-      </w:r>
-      <w:r>
-        <w:t>нужно</w:t>
-      </w:r>
-      <w:r>
-        <w:t xml:space="preserve">, чтобы вызовы могли обращаться к памяти рабочей группы, </w:t>
-      </w:r>
-      <w:r>
-        <w:t>то</w:t>
-      </w:r>
-      <w:r>
-        <w:t xml:space="preserve"> необходимо объявить переменную в адресном пространстве рабочей группы. Главное преимущество этой памяти заключается в том, что теоретически доступ к ней должен быть быстрее, чем к данным в буфере хранения.</w:t>
-      </w:r>
-    </w:p>
-    <w:p>
-      <w:pPr>
-        <w:ind w:firstLine="709"/>
-        <w:jc w:val="both"/>
-      </w:pPr>
-      <w:r>
-        <w:t xml:space="preserve">Одним из недостатков является то, что многие устройства не предоставляют большого объема памяти для рабочих групп. В </w:t>
-      </w:r>
-      <w:r>
-        <w:t>некоторых</w:t>
-      </w:r>
-      <w:r>
-        <w:t xml:space="preserve"> систем</w:t>
-      </w:r>
-      <w:r>
-        <w:t>ах</w:t>
-      </w:r>
-      <w:r>
-        <w:t xml:space="preserve"> максимальный размер хранилища рабочей группы составляет 32 768 байт. </w:t>
-      </w:r>
-      <w:r>
-        <w:t>М</w:t>
-      </w:r>
-      <w:r>
-        <w:t>ож</w:t>
-      </w:r>
-      <w:r>
-        <w:t>но</w:t>
-      </w:r>
-      <w:r>
-        <w:t xml:space="preserve"> проверить </w:t>
-      </w:r>
-      <w:r>
-        <w:t>его</w:t>
-      </w:r>
-      <w:r>
-        <w:t xml:space="preserve"> в своей системе, обратившись к </w:t>
-      </w:r>
-      <w:r>
-        <w:t>значению</w:t>
-      </w:r>
-      <w:r>
-        <w:t xml:space="preserve"> </w:t>
-      </w:r>
-      <w:proofErr w:type="spellStart"/>
-      <w:r>
-        <w:rPr>
-          <w:rFonts w:ascii="Courier New" w:hAnsi="Courier New" w:cs="Courier New"/>
-          <w:lang w:val="en-US"/>
-        </w:rPr>
-        <w:t>maxComputeWorkgroupStorageSize</w:t>
-      </w:r>
-      <w:proofErr w:type="spellEnd"/>
-      <w:r>
-        <w:t xml:space="preserve">, предоставляемому объектом </w:t>
-      </w:r>
-      <w:proofErr w:type="spellStart"/>
-      <w:r>
-        <w:rPr>
-          <w:rFonts w:ascii="Courier New" w:hAnsi="Courier New" w:cs="Courier New"/>
-          <w:lang w:val="en-US"/>
-        </w:rPr>
-        <w:t>GPUAdapter</w:t>
-      </w:r>
-      <w:proofErr w:type="spellEnd"/>
-      <w:r>
-        <w:t>.</w:t>
-      </w:r>
-    </w:p>
-    <w:p>
-      <w:pPr>
-        <w:ind w:firstLine="709"/>
-        <w:rPr>
-          <w:rFonts w:ascii="Courier New" w:hAnsi="Courier New" w:cs="Courier New"/>
-          <w:lang w:val="en-US"/>
-        </w:rPr>
-      </w:pPr>
-      <w:r>
-        <w:rPr>
-          <w:rFonts w:ascii="Courier New" w:hAnsi="Courier New" w:cs="Courier New"/>
-          <w:lang w:val="en-US"/>
-        </w:rPr>
-        <w:t>// Access the maximum number of bytes in workgroup memory</w:t>
-      </w:r>
-    </w:p>
-    <w:p>
-      <w:pPr>
-        <w:ind w:firstLine="709"/>
-        <w:rPr>
-          <w:rFonts w:ascii="Courier New" w:hAnsi="Courier New" w:cs="Courier New"/>
-        </w:rPr>
-      </w:pPr>
-      <w:r>
-        <w:rPr>
-          <w:rFonts w:ascii="Courier New" w:hAnsi="Courier New" w:cs="Courier New"/>
-          <w:lang w:val="en-US"/>
-        </w:rPr>
-        <w:t>const</w:t>
-      </w:r>
-      <w:r>
-        <w:rPr>
-          <w:rFonts w:ascii="Courier New" w:hAnsi="Courier New" w:cs="Courier New"/>
-        </w:rPr>
-        <w:t xml:space="preserve"> </w:t>
-      </w:r>
-      <w:proofErr w:type="spellStart"/>
-      <w:r>
-        <w:rPr>
-          <w:rFonts w:ascii="Courier New" w:hAnsi="Courier New" w:cs="Courier New"/>
-          <w:lang w:val="en-US"/>
-        </w:rPr>
-        <w:t>maxWorkGroupMemory</w:t>
-      </w:r>
-      <w:proofErr w:type="spellEnd"/>
-      <w:r>
-        <w:rPr>
-          <w:rFonts w:ascii="Courier New" w:hAnsi="Courier New" w:cs="Courier New"/>
-        </w:rPr>
-        <w:t xml:space="preserve"> =</w:t>
-      </w:r>
-    </w:p>
-    <w:p>
-      <w:pPr>
-        <w:ind w:left="2832"/>
-        <w:rPr>
-          <w:rFonts w:ascii="Courier New" w:hAnsi="Courier New" w:cs="Courier New"/>
-        </w:rPr>
-      </w:pPr>
-      <w:proofErr w:type="gramStart"/>
-      <w:r>
-        <w:rPr>
-          <w:rFonts w:ascii="Courier New" w:hAnsi="Courier New" w:cs="Courier New"/>
-          <w:lang w:val="en-US"/>
-        </w:rPr>
-        <w:t>adapter</w:t>
-      </w:r>
-      <w:r>
-        <w:rPr>
-          <w:rFonts w:ascii="Courier New" w:hAnsi="Courier New" w:cs="Courier New"/>
-        </w:rPr>
-        <w:t>.</w:t>
-      </w:r>
-      <w:r>
-        <w:rPr>
-          <w:rFonts w:ascii="Courier New" w:hAnsi="Courier New" w:cs="Courier New"/>
-          <w:lang w:val="en-US"/>
-        </w:rPr>
-        <w:t>limits</w:t>
-      </w:r>
-      <w:proofErr w:type="gramEnd"/>
-      <w:r>
-        <w:rPr>
-          <w:rFonts w:ascii="Courier New" w:hAnsi="Courier New" w:cs="Courier New"/>
-        </w:rPr>
-        <w:t>.</w:t>
-      </w:r>
-      <w:proofErr w:type="spellStart"/>
-      <w:r>
-        <w:rPr>
-          <w:rFonts w:ascii="Courier New" w:hAnsi="Courier New" w:cs="Courier New"/>
-          <w:lang w:val="en-US"/>
-        </w:rPr>
-        <w:t>maxComputeWorkgroupStorageSize</w:t>
-      </w:r>
-      <w:proofErr w:type="spellEnd"/>
-      <w:r>
-        <w:rPr>
-          <w:rFonts w:ascii="Courier New" w:hAnsi="Courier New" w:cs="Courier New"/>
-        </w:rPr>
-        <w:t>;</w:t>
-      </w:r>
-    </w:p>
-    <w:p>
-      <w:pPr>
-        <w:ind w:firstLine="709"/>
-        <w:jc w:val="both"/>
-      </w:pPr>
-      <w:r>
-        <w:lastRenderedPageBreak/>
-        <w:t>Чтобы продемонстрировать, как осуществляется доступ к памяти рабочей группы, следующий код определяет переменную в адресном пространстве рабочей группы, содержащую 32 вектора, каждый из которых состоит из четырех значений с плавающей запятой:</w:t>
-      </w:r>
-    </w:p>
-    <w:p>
-      <w:pPr>
-        <w:ind w:firstLine="709"/>
-        <w:rPr>
-          <w:rFonts w:ascii="Courier New" w:hAnsi="Courier New" w:cs="Courier New"/>
-          <w:lang w:val="en-US"/>
-        </w:rPr>
-      </w:pPr>
-      <w:r>
-        <w:rPr>
-          <w:rFonts w:ascii="Courier New" w:hAnsi="Courier New" w:cs="Courier New"/>
-          <w:lang w:val="en-US"/>
-        </w:rPr>
-        <w:t xml:space="preserve">var&lt;workgroup&gt; </w:t>
-      </w:r>
-      <w:proofErr w:type="spellStart"/>
-      <w:r>
-        <w:rPr>
-          <w:rFonts w:ascii="Courier New" w:hAnsi="Courier New" w:cs="Courier New"/>
-          <w:lang w:val="en-US"/>
-        </w:rPr>
-        <w:t>wg_data</w:t>
-      </w:r>
-      <w:proofErr w:type="spellEnd"/>
-      <w:r>
-        <w:rPr>
-          <w:rFonts w:ascii="Courier New" w:hAnsi="Courier New" w:cs="Courier New"/>
-          <w:lang w:val="en-US"/>
-        </w:rPr>
-        <w:t>: array&lt;vec4f, 32&gt;</w:t>
-      </w:r>
-    </w:p>
-    <w:p>
-      <w:pPr>
-        <w:ind w:firstLine="709"/>
-        <w:jc w:val="both"/>
-      </w:pPr>
-      <w:r>
-        <w:t xml:space="preserve">Благодаря этому объявлению, вызов может получить доступ к </w:t>
-      </w:r>
-      <w:r>
-        <w:t>памяти</w:t>
-      </w:r>
-      <w:r>
-        <w:t xml:space="preserve"> рабочей группы, используя </w:t>
-      </w:r>
-      <w:r>
-        <w:t>свой</w:t>
-      </w:r>
-      <w:r>
-        <w:t xml:space="preserve"> локальный идентификатор, как показано в следующем коде:</w:t>
-      </w:r>
-    </w:p>
-    <w:p>
-      <w:pPr>
-        <w:ind w:firstLine="709"/>
-        <w:rPr>
-          <w:rFonts w:ascii="Courier New" w:hAnsi="Courier New" w:cs="Courier New"/>
-          <w:lang w:val="en-US"/>
-        </w:rPr>
-      </w:pPr>
-      <w:r>
-        <w:rPr>
-          <w:rFonts w:ascii="Courier New" w:hAnsi="Courier New" w:cs="Courier New"/>
-          <w:lang w:val="en-US"/>
-        </w:rPr>
-        <w:t xml:space="preserve">let v = </w:t>
-      </w:r>
-      <w:proofErr w:type="spellStart"/>
-      <w:r>
-        <w:rPr>
-          <w:rFonts w:ascii="Courier New" w:hAnsi="Courier New" w:cs="Courier New"/>
-          <w:lang w:val="en-US"/>
-        </w:rPr>
-        <w:t>wg_data</w:t>
-      </w:r>
-      <w:proofErr w:type="spellEnd"/>
-      <w:r>
-        <w:rPr>
-          <w:rFonts w:ascii="Courier New" w:hAnsi="Courier New" w:cs="Courier New"/>
-          <w:lang w:val="en-US"/>
-        </w:rPr>
-        <w:t>[</w:t>
-      </w:r>
-      <w:proofErr w:type="spellStart"/>
-      <w:r>
-        <w:rPr>
-          <w:rFonts w:ascii="Courier New" w:hAnsi="Courier New" w:cs="Courier New"/>
-          <w:lang w:val="en-US"/>
-        </w:rPr>
-        <w:t>local_id</w:t>
-      </w:r>
-      <w:proofErr w:type="spellEnd"/>
-      <w:r>
-        <w:rPr>
-          <w:rFonts w:ascii="Courier New" w:hAnsi="Courier New" w:cs="Courier New"/>
-          <w:lang w:val="en-US"/>
-        </w:rPr>
-        <w:t>]</w:t>
-      </w:r>
-    </w:p>
-    <w:p>
-      <w:pPr>
-        <w:ind w:firstLine="709"/>
-        <w:jc w:val="both"/>
-      </w:pPr>
-      <w:r>
-        <w:t xml:space="preserve">В отличие от памяти в буферах и текстурах, память рабочей группы нельзя выделить или инициализировать в </w:t>
-      </w:r>
-      <w:r>
-        <w:rPr>
-          <w:lang w:val="en-US"/>
-        </w:rPr>
-        <w:t>JavaScript</w:t>
-      </w:r>
-      <w:r>
-        <w:t>. Память рабочей группы освобождается после завершения вычислительной задачи, поэтому важно передать результаты в буфер хранения до завершения работы вычислительного шейдера.</w:t>
-      </w:r>
-    </w:p>
-    <w:p>
-      <w:pPr>
-        <w:ind w:firstLine="709"/>
-        <w:jc w:val="both"/>
-      </w:pPr>
-      <w:r>
-        <w:t xml:space="preserve">Для четкого различения переменных, предназначенных для одного вызова, </w:t>
-      </w:r>
-      <w:r>
-        <w:rPr>
-          <w:lang w:val="en-US"/>
-        </w:rPr>
-        <w:t>WGSL</w:t>
-      </w:r>
-      <w:r>
-        <w:t xml:space="preserve"> позволяет объявлять переменные в частном адресном пространстве. </w:t>
-      </w:r>
-      <w:r>
-        <w:t>Это показано в следующем объявлении:</w:t>
-      </w:r>
-    </w:p>
-    <w:p>
-      <w:pPr>
-        <w:ind w:firstLine="709"/>
-        <w:rPr>
-          <w:rFonts w:ascii="Courier New" w:hAnsi="Courier New" w:cs="Courier New"/>
-          <w:lang w:val="en-US"/>
-        </w:rPr>
-      </w:pPr>
-      <w:r>
-        <w:rPr>
-          <w:rFonts w:ascii="Courier New" w:hAnsi="Courier New" w:cs="Courier New"/>
-          <w:lang w:val="en-US"/>
-        </w:rPr>
-        <w:t>var</w:t>
-      </w:r>
-      <w:r>
-        <w:rPr>
-          <w:rFonts w:ascii="Courier New" w:hAnsi="Courier New" w:cs="Courier New"/>
-          <w:lang w:val="en-US"/>
+        <w:t>data</w:t>
+      </w:r>
+      <w:r>
+        <w:rPr>
+          <w:rFonts w:ascii="Courier New" w:hAnsi="Courier New" w:cs="Courier New"/>
+        </w:rPr>
+        <w:t xml:space="preserve">: </w:t>
+      </w:r>
+      <w:r>
+        <w:rPr>
+          <w:rFonts w:ascii="Courier New" w:hAnsi="Courier New" w:cs="Courier New"/>
+          <w:lang w:val="en-US"/>
+        </w:rPr>
+        <w:t>array</w:t>
+      </w:r>
+      <w:r>
+        <w:rPr>
+          <w:rFonts w:ascii="Courier New" w:hAnsi="Courier New" w:cs="Courier New"/>
         </w:rPr>
         <w:t>&lt;</w:t>
       </w:r>
-      <w:r>
-        <w:rPr>
-          <w:rFonts w:ascii="Courier New" w:hAnsi="Courier New" w:cs="Courier New"/>
-          <w:lang w:val="en-US"/>
-        </w:rPr>
-        <w:t>private</w:t>
-      </w:r>
-      <w:r>
-        <w:rPr>
-          <w:rFonts w:ascii="Courier New" w:hAnsi="Courier New" w:cs="Courier New"/>
-          <w:lang w:val="en-US"/>
-        </w:rPr>
-        <w:t xml:space="preserve">&gt; </w:t>
-      </w:r>
-      <w:proofErr w:type="spellStart"/>
-      <w:r>
-        <w:rPr>
-          <w:rFonts w:ascii="Courier New" w:hAnsi="Courier New" w:cs="Courier New"/>
-          <w:lang w:val="en-US"/>
-        </w:rPr>
-        <w:t>private</w:t>
-      </w:r>
-      <w:r>
-        <w:rPr>
-          <w:rFonts w:ascii="Courier New" w:hAnsi="Courier New" w:cs="Courier New"/>
-          <w:lang w:val="en-US"/>
-        </w:rPr>
-        <w:t>_</w:t>
-      </w:r>
-      <w:r>
-        <w:rPr>
-          <w:rFonts w:ascii="Courier New" w:hAnsi="Courier New" w:cs="Courier New"/>
-          <w:lang w:val="en-US"/>
-        </w:rPr>
-        <w:t>data</w:t>
-      </w:r>
-      <w:proofErr w:type="spellEnd"/>
-      <w:r>
-        <w:rPr>
-          <w:rFonts w:ascii="Courier New" w:hAnsi="Courier New" w:cs="Courier New"/>
-          <w:lang w:val="en-US"/>
-        </w:rPr>
-        <w:t xml:space="preserve">: </w:t>
-      </w:r>
-      <w:r>
-        <w:rPr>
-          <w:rFonts w:ascii="Courier New" w:hAnsi="Courier New" w:cs="Courier New"/>
-          <w:lang w:val="en-US"/>
-        </w:rPr>
-        <w:t>array</w:t>
-      </w:r>
-      <w:r>
-        <w:rPr>
-          <w:rFonts w:ascii="Courier New" w:hAnsi="Courier New" w:cs="Courier New"/>
-          <w:lang w:val="en-US"/>
-        </w:rPr>
-        <w:t>&lt;</w:t>
-      </w:r>
+      <w:proofErr w:type="spellStart"/>
       <w:r>
         <w:rPr>
           <w:rFonts w:ascii="Courier New" w:hAnsi="Courier New" w:cs="Courier New"/>
@@ -8302,10 +8185,10 @@
         </w:rPr>
         <w:t>vec</w:t>
       </w:r>
-      <w:r>
-        <w:rPr>
-          <w:rFonts w:ascii="Courier New" w:hAnsi="Courier New" w:cs="Courier New"/>
-          <w:lang w:val="en-US"/>
+      <w:proofErr w:type="spellEnd"/>
+      <w:r>
+        <w:rPr>
+          <w:rFonts w:ascii="Courier New" w:hAnsi="Courier New" w:cs="Courier New"/>
         </w:rPr>
         <w:t>4</w:t>
       </w:r>
@@ -8319,7 +8202,6 @@
       <w:r>
         <w:rPr>
           <w:rFonts w:ascii="Courier New" w:hAnsi="Courier New" w:cs="Courier New"/>
-          <w:lang w:val="en-US"/>
         </w:rPr>
         <w:t>, 32&gt;</w:t>
       </w:r>
@@ -8655,19 +8537,95 @@
         <w:jc w:val="both"/>
       </w:pPr>
       <w:r>
+        <w:t xml:space="preserve">Имя точки входа — </w:t>
+      </w:r>
+      <w:proofErr w:type="spellStart"/>
+      <w:r>
+        <w:rPr>
+          <w:rFonts w:ascii="Courier New" w:hAnsi="Courier New" w:cs="Courier New"/>
+        </w:rPr>
+        <w:t>computeMain</w:t>
+      </w:r>
+      <w:proofErr w:type="spellEnd"/>
+      <w:r>
+        <w:t xml:space="preserve">, и она обращается к трем встроенным переменным, доступным вычислительным шейдерам. Первая — </w:t>
+      </w:r>
+      <w:proofErr w:type="spellStart"/>
+      <w:r>
+        <w:rPr>
+          <w:rFonts w:ascii="Courier New" w:hAnsi="Courier New" w:cs="Courier New"/>
+        </w:rPr>
+        <w:t>global_invocation_id</w:t>
+      </w:r>
+      <w:proofErr w:type="spellEnd"/>
+      <w:r>
+        <w:t xml:space="preserve">, которая идентифицирует вызов среди всех других вызовов, вторая — </w:t>
+      </w:r>
+      <w:proofErr w:type="spellStart"/>
+      <w:r>
+        <w:rPr>
+          <w:rFonts w:ascii="Courier New" w:hAnsi="Courier New" w:cs="Courier New"/>
+        </w:rPr>
+        <w:t>workgroup_id</w:t>
+      </w:r>
+      <w:proofErr w:type="spellEnd"/>
+      <w:r>
+        <w:t xml:space="preserve">, которая идентифицирует рабочую группу среди всех рабочих групп, и третья — </w:t>
+      </w:r>
+      <w:proofErr w:type="spellStart"/>
+      <w:r>
+        <w:rPr>
+          <w:rFonts w:ascii="Courier New" w:hAnsi="Courier New" w:cs="Courier New"/>
+        </w:rPr>
+        <w:t>local_invocation_id</w:t>
+      </w:r>
+      <w:proofErr w:type="spellEnd"/>
+      <w:r>
+        <w:t>, которая идентифицирует вызов среди вызовов в рабочей группе.</w:t>
+      </w:r>
+    </w:p>
+    <w:p>
+      <w:pPr>
+        <w:ind w:firstLine="709"/>
+        <w:jc w:val="both"/>
+      </w:pPr>
+      <w:r>
         <w:lastRenderedPageBreak/>
-        <w:t xml:space="preserve">Имя точки входа — </w:t>
-      </w:r>
-      <w:proofErr w:type="spellStart"/>
-      <w:r>
-        <w:rPr>
-          <w:rFonts w:ascii="Courier New" w:hAnsi="Courier New" w:cs="Courier New"/>
-        </w:rPr>
-        <w:t>computeMain</w:t>
-      </w:r>
-      <w:proofErr w:type="spellEnd"/>
-      <w:r>
-        <w:t xml:space="preserve">, и она обращается к трем встроенным переменным, доступным вычислительным шейдерам. Первая — </w:t>
+        <w:t xml:space="preserve">Имени точки входа предшествует </w:t>
+      </w:r>
+      <w:r>
+        <w:rPr>
+          <w:rFonts w:ascii="Courier New" w:hAnsi="Courier New" w:cs="Courier New"/>
+        </w:rPr>
+        <w:t>@workgroup_size(group_size)</w:t>
+      </w:r>
+      <w:r>
+        <w:t xml:space="preserve">. </w:t>
+      </w:r>
+      <w:proofErr w:type="spellStart"/>
+      <w:r>
+        <w:rPr>
+          <w:rFonts w:ascii="Courier New" w:hAnsi="Courier New" w:cs="Courier New"/>
+        </w:rPr>
+        <w:t>group_size</w:t>
+      </w:r>
+      <w:proofErr w:type="spellEnd"/>
+      <w:r>
+        <w:t xml:space="preserve"> — это </w:t>
+      </w:r>
+      <w:proofErr w:type="spellStart"/>
+      <w:r>
+        <w:rPr>
+          <w:rFonts w:ascii="Courier New" w:hAnsi="Courier New" w:cs="Courier New"/>
+        </w:rPr>
+        <w:t>override</w:t>
+      </w:r>
+      <w:proofErr w:type="spellEnd"/>
+      <w:r>
+        <w:t>-</w:t>
+      </w:r>
+      <w:r>
+        <w:t xml:space="preserve">переменная, равная 4, поэтому каждая рабочая группа будет иметь 4 вызова. Поскольку рабочих групп 8, всего будет 32 вызова. Это означает, что </w:t>
       </w:r>
       <w:proofErr w:type="spellStart"/>
       <w:r>
@@ -8678,7 +8636,7 @@
       </w:r>
       <w:proofErr w:type="spellEnd"/>
       <w:r>
-        <w:t xml:space="preserve">, которая идентифицирует вызов среди всех других вызовов, вторая — </w:t>
+        <w:t xml:space="preserve"> будет принимать значения от 0 до 31, </w:t>
       </w:r>
       <w:proofErr w:type="spellStart"/>
       <w:r>
@@ -8689,7 +8647,7 @@
       </w:r>
       <w:proofErr w:type="spellEnd"/>
       <w:r>
-        <w:t xml:space="preserve">, которая идентифицирует рабочую группу среди всех рабочих групп, и третья — </w:t>
+        <w:t xml:space="preserve"> — от 0 до 7, а </w:t>
       </w:r>
       <w:proofErr w:type="spellStart"/>
       <w:r>
@@ -8700,7 +8658,7 @@
       </w:r>
       <w:proofErr w:type="spellEnd"/>
       <w:r>
-        <w:t>, которая идентифицирует вызов среди вызовов в рабочей группе.</w:t>
+        <w:t xml:space="preserve"> — от 0 до 3.</w:t>
       </w:r>
     </w:p>
     <w:p>
@@ -8709,75 +8667,40 @@
         <w:jc w:val="both"/>
       </w:pPr>
       <w:r>
-        <w:t xml:space="preserve">Имени точки входа предшествует </w:t>
-      </w:r>
-      <w:r>
-        <w:rPr>
-          <w:rFonts w:ascii="Courier New" w:hAnsi="Courier New" w:cs="Courier New"/>
-        </w:rPr>
-        <w:t>@workgroup_size(group_size)</w:t>
-      </w:r>
-      <w:r>
-        <w:t xml:space="preserve">. </w:t>
-      </w:r>
-      <w:proofErr w:type="spellStart"/>
-      <w:r>
-        <w:rPr>
-          <w:rFonts w:ascii="Courier New" w:hAnsi="Courier New" w:cs="Courier New"/>
-        </w:rPr>
-        <w:t>group_size</w:t>
-      </w:r>
-      <w:proofErr w:type="spellEnd"/>
-      <w:r>
-        <w:t xml:space="preserve"> — это </w:t>
-      </w:r>
-      <w:proofErr w:type="spellStart"/>
-      <w:r>
-        <w:rPr>
-          <w:rFonts w:ascii="Courier New" w:hAnsi="Courier New" w:cs="Courier New"/>
-        </w:rPr>
-        <w:t>override</w:t>
-      </w:r>
-      <w:proofErr w:type="spellEnd"/>
-      <w:r>
-        <w:t>-</w:t>
-      </w:r>
-      <w:r>
-        <w:t xml:space="preserve">переменная, равная 4, поэтому каждая рабочая группа будет иметь 4 вызова. Поскольку рабочих групп 8, всего будет 32 вызова. Это означает, что </w:t>
-      </w:r>
-      <w:proofErr w:type="spellStart"/>
-      <w:r>
-        <w:rPr>
-          <w:rFonts w:ascii="Courier New" w:hAnsi="Courier New" w:cs="Courier New"/>
-        </w:rPr>
-        <w:t>global_invocation_id</w:t>
-      </w:r>
-      <w:proofErr w:type="spellEnd"/>
-      <w:r>
-        <w:t xml:space="preserve"> будет принимать значения от 0 до 31, </w:t>
-      </w:r>
-      <w:proofErr w:type="spellStart"/>
-      <w:r>
-        <w:rPr>
-          <w:rFonts w:ascii="Courier New" w:hAnsi="Courier New" w:cs="Courier New"/>
-        </w:rPr>
-        <w:t>workgroup_id</w:t>
-      </w:r>
-      <w:proofErr w:type="spellEnd"/>
-      <w:r>
-        <w:t xml:space="preserve"> — от 0 до 7, а </w:t>
-      </w:r>
-      <w:proofErr w:type="spellStart"/>
-      <w:r>
-        <w:rPr>
-          <w:rFonts w:ascii="Courier New" w:hAnsi="Courier New" w:cs="Courier New"/>
-        </w:rPr>
-        <w:t>local_invocation_id</w:t>
-      </w:r>
-      <w:proofErr w:type="spellEnd"/>
-      <w:r>
-        <w:t xml:space="preserve"> — от 0 до 3.</w:t>
-      </w:r>
+        <w:t xml:space="preserve">Независимо от размерности ваших рабочих групп, идентификаторы должны быть объявлены как трехмерные векторы. Например, если рабочая группа имеет одно измерение, ее вызовы должны будут обращаться к идентификаторам, используя первый элемент вектора. Это объясняет, почему доступ к идентификатору рабочей группы осуществляется как </w:t>
+      </w:r>
+      <w:proofErr w:type="spellStart"/>
+      <w:r>
+        <w:rPr>
+          <w:rFonts w:ascii="Courier New" w:hAnsi="Courier New" w:cs="Courier New"/>
+        </w:rPr>
+        <w:t>wg_id.x</w:t>
+      </w:r>
+      <w:proofErr w:type="spellEnd"/>
+      <w:r>
+        <w:t xml:space="preserve">, а к локальному идентификатору — как </w:t>
+      </w:r>
+      <w:proofErr w:type="spellStart"/>
+      <w:r>
+        <w:rPr>
+          <w:rFonts w:ascii="Courier New" w:hAnsi="Courier New" w:cs="Courier New"/>
+        </w:rPr>
+        <w:t>local_id.x</w:t>
+      </w:r>
+      <w:proofErr w:type="spellEnd"/>
+      <w:r>
+        <w:t>.</w:t>
+      </w:r>
+    </w:p>
+    <w:p>
+      <w:pPr>
+        <w:pStyle w:val="2"/>
+      </w:pPr>
+      <w:bookmarkStart w:id="20" w:name="_Toc221572438"/>
+      <w:r>
+        <w:t>Кодировщик и конвейер обработки вычислительных проходов</w:t>
+      </w:r>
+      <w:bookmarkEnd w:id="20"/>
     </w:p>
     <w:p>
       <w:pPr>
@@ -8785,55 +8708,994 @@
         <w:jc w:val="both"/>
       </w:pPr>
       <w:r>
-        <w:t xml:space="preserve">Независимо от размерности ваших рабочих групп, идентификаторы должны быть объявлены как трехмерные векторы. Например, если рабочая группа имеет одно измерение, ее вызовы должны будут обращаться к идентификаторам, используя первый элемент вектора. Это объясняет, почему доступ к идентификатору рабочей группы осуществляется как </w:t>
-      </w:r>
-      <w:proofErr w:type="spellStart"/>
-      <w:r>
-        <w:rPr>
-          <w:rFonts w:ascii="Courier New" w:hAnsi="Courier New" w:cs="Courier New"/>
-        </w:rPr>
-        <w:t>wg_id.x</w:t>
-      </w:r>
-      <w:proofErr w:type="spellEnd"/>
-      <w:r>
-        <w:t xml:space="preserve">, а к локальному идентификатору — как </w:t>
-      </w:r>
-      <w:proofErr w:type="spellStart"/>
-      <w:r>
-        <w:rPr>
-          <w:rFonts w:ascii="Courier New" w:hAnsi="Courier New" w:cs="Courier New"/>
-        </w:rPr>
-        <w:t>local_id.x</w:t>
-      </w:r>
-      <w:proofErr w:type="spellEnd"/>
-      <w:r>
+        <w:t xml:space="preserve">Метод создания вычислительного конвейера </w:t>
+      </w:r>
+      <w:proofErr w:type="gramStart"/>
+      <w:r>
+        <w:rPr>
+          <w:rFonts w:ascii="Courier New" w:hAnsi="Courier New" w:cs="Courier New"/>
+          <w:lang w:val="en-US"/>
+        </w:rPr>
+        <w:t>device</w:t>
+      </w:r>
+      <w:r>
+        <w:rPr>
+          <w:rFonts w:ascii="Courier New" w:hAnsi="Courier New" w:cs="Courier New"/>
+        </w:rPr>
         <w:t>.</w:t>
       </w:r>
+      <w:proofErr w:type="spellStart"/>
+      <w:r>
+        <w:rPr>
+          <w:rFonts w:ascii="Courier New" w:hAnsi="Courier New" w:cs="Courier New"/>
+          <w:lang w:val="en-US"/>
+        </w:rPr>
+        <w:t>createComputePipeline</w:t>
+      </w:r>
+      <w:proofErr w:type="spellEnd"/>
+      <w:proofErr w:type="gramEnd"/>
+      <w:r>
+        <w:t xml:space="preserve"> имеет метку, описывающую конвейер, и свойство </w:t>
+      </w:r>
+      <w:r>
+        <w:rPr>
+          <w:rFonts w:ascii="Courier New" w:hAnsi="Courier New" w:cs="Courier New"/>
+          <w:lang w:val="en-US"/>
+        </w:rPr>
+        <w:t>compute</w:t>
+      </w:r>
+      <w:r>
+        <w:t>,</w:t>
+      </w:r>
+      <w:r>
+        <w:t xml:space="preserve"> </w:t>
+      </w:r>
+      <w:r>
+        <w:t>которое идентифицирует модуль шейдера, точку входа и константы, передаваемые шейдеру.</w:t>
+      </w:r>
+    </w:p>
+    <w:p>
+      <w:pPr>
+        <w:ind w:firstLine="709"/>
+        <w:jc w:val="both"/>
+      </w:pPr>
+      <w:r>
+        <w:t xml:space="preserve">Свойство </w:t>
+      </w:r>
+      <w:r>
+        <w:rPr>
+          <w:rFonts w:ascii="Courier New" w:hAnsi="Courier New" w:cs="Courier New"/>
+          <w:lang w:val="en-US"/>
+        </w:rPr>
+        <w:t>constants</w:t>
+      </w:r>
+      <w:r>
+        <w:t xml:space="preserve"> может </w:t>
+      </w:r>
+      <w:r>
+        <w:t>принимать</w:t>
+      </w:r>
+      <w:r>
+        <w:t xml:space="preserve"> объект, содержащий пары имя-значение, разделенные двоеточием. В данном случае оно связывает имя </w:t>
+      </w:r>
+      <w:r>
+        <w:rPr>
+          <w:rFonts w:ascii="Courier New" w:hAnsi="Courier New" w:cs="Courier New"/>
+          <w:lang w:val="en-US"/>
+        </w:rPr>
+        <w:t>group</w:t>
+      </w:r>
+      <w:r>
+        <w:rPr>
+          <w:rFonts w:ascii="Courier New" w:hAnsi="Courier New" w:cs="Courier New"/>
+        </w:rPr>
+        <w:t>_</w:t>
+      </w:r>
+      <w:r>
+        <w:rPr>
+          <w:rFonts w:ascii="Courier New" w:hAnsi="Courier New" w:cs="Courier New"/>
+          <w:lang w:val="en-US"/>
+        </w:rPr>
+        <w:t>size</w:t>
+      </w:r>
+      <w:r>
+        <w:t xml:space="preserve"> со значением 4. Вычислительный шейдер будет получать доступ к этому значению через переопределенную переменную с именем </w:t>
+      </w:r>
+      <w:r>
+        <w:rPr>
+          <w:rFonts w:ascii="Courier New" w:hAnsi="Courier New" w:cs="Courier New"/>
+          <w:lang w:val="en-US"/>
+        </w:rPr>
+        <w:t>group</w:t>
+      </w:r>
+      <w:r>
+        <w:rPr>
+          <w:rFonts w:ascii="Courier New" w:hAnsi="Courier New" w:cs="Courier New"/>
+        </w:rPr>
+        <w:t>_</w:t>
+      </w:r>
+      <w:r>
+        <w:rPr>
+          <w:rFonts w:ascii="Courier New" w:hAnsi="Courier New" w:cs="Courier New"/>
+          <w:lang w:val="en-US"/>
+        </w:rPr>
+        <w:t>size</w:t>
+      </w:r>
+      <w:r>
+        <w:t>. Это удобный способ установить размер рабочей группы.</w:t>
+      </w:r>
+    </w:p>
+    <w:p>
+      <w:pPr>
+        <w:ind w:firstLine="709"/>
+        <w:jc w:val="both"/>
+      </w:pPr>
+      <w:r>
+        <w:t xml:space="preserve">После создания </w:t>
+      </w:r>
+      <w:r>
+        <w:t xml:space="preserve">объекта </w:t>
+      </w:r>
+      <w:proofErr w:type="spellStart"/>
+      <w:r>
+        <w:rPr>
+          <w:rFonts w:ascii="Courier New" w:hAnsi="Courier New" w:cs="Courier New"/>
+        </w:rPr>
+        <w:t>GPUComputePipeline</w:t>
+      </w:r>
+      <w:proofErr w:type="spellEnd"/>
+      <w:r>
+        <w:t>,</w:t>
+      </w:r>
+      <w:r>
+        <w:t xml:space="preserve"> приложение связывает его с </w:t>
+      </w:r>
+      <w:r>
+        <w:t xml:space="preserve">объектом </w:t>
+      </w:r>
+      <w:proofErr w:type="spellStart"/>
+      <w:r>
+        <w:rPr>
+          <w:rFonts w:ascii="Courier New" w:hAnsi="Courier New" w:cs="Courier New"/>
+        </w:rPr>
+        <w:t>GPUComputePassEncoder</w:t>
+      </w:r>
+      <w:proofErr w:type="spellEnd"/>
+      <w:r>
+        <w:t>. Оно также связывает кодировщик с группой привязки, содержащей буфер хранения приложения.</w:t>
+      </w:r>
+    </w:p>
+    <w:p>
+      <w:pPr>
+        <w:ind w:firstLine="709"/>
+        <w:jc w:val="both"/>
+      </w:pPr>
+      <w:r>
+        <w:t xml:space="preserve">После установления этих связей приложение вызывает </w:t>
+      </w:r>
+      <w:proofErr w:type="spellStart"/>
+      <w:r>
+        <w:rPr>
+          <w:rFonts w:ascii="Courier New" w:hAnsi="Courier New" w:cs="Courier New"/>
+          <w:lang w:val="en-US"/>
+        </w:rPr>
+        <w:t>dispatchWorkgroups</w:t>
+      </w:r>
+      <w:proofErr w:type="spellEnd"/>
+      <w:r>
+        <w:t xml:space="preserve"> для </w:t>
+      </w:r>
+      <w:r>
+        <w:t>запуска</w:t>
+      </w:r>
+      <w:r>
+        <w:t xml:space="preserve"> вычислительных команд. Поскольку аргумент </w:t>
+      </w:r>
+      <w:r>
+        <w:t>имеет зна</w:t>
+      </w:r>
+      <w:r>
+        <w:t>ч</w:t>
+      </w:r>
+      <w:r>
+        <w:t>ение</w:t>
+      </w:r>
+      <w:r>
+        <w:t xml:space="preserve"> 8, будет создано в общей сложности 8 рабочих групп. После этого приложение вызывает метод </w:t>
+      </w:r>
+      <w:r>
+        <w:rPr>
+          <w:rFonts w:ascii="Courier New" w:hAnsi="Courier New" w:cs="Courier New"/>
+          <w:lang w:val="en-US"/>
+        </w:rPr>
+        <w:t>end</w:t>
+      </w:r>
+      <w:r>
+        <w:t xml:space="preserve"> </w:t>
+      </w:r>
+      <w:r>
+        <w:t xml:space="preserve">объекта </w:t>
+      </w:r>
+      <w:proofErr w:type="spellStart"/>
+      <w:r>
+        <w:rPr>
+          <w:rFonts w:ascii="Courier New" w:hAnsi="Courier New" w:cs="Courier New"/>
+        </w:rPr>
+        <w:t>GPUComputePassEncoder</w:t>
+      </w:r>
+      <w:proofErr w:type="spellEnd"/>
+      <w:r>
+        <w:t xml:space="preserve">, чтобы завершить процесс </w:t>
+      </w:r>
+      <w:r>
+        <w:t>определения команд</w:t>
+      </w:r>
+      <w:r>
+        <w:t>.</w:t>
+      </w:r>
     </w:p>
     <w:p>
       <w:pPr>
         <w:pStyle w:val="2"/>
       </w:pPr>
-      <w:bookmarkStart w:id="20" w:name="_Toc221572438"/>
-      <w:r>
-        <w:t>Кодировщик и конвейер обработки вычислительных проходов</w:t>
-      </w:r>
-      <w:bookmarkEnd w:id="20"/>
+      <w:bookmarkStart w:id="21" w:name="_Toc221572439"/>
+      <w:r>
+        <w:t>Запись и считывание данных из буферов</w:t>
+      </w:r>
+      <w:bookmarkEnd w:id="21"/>
     </w:p>
     <w:p>
       <w:pPr>
         <w:ind w:firstLine="709"/>
         <w:jc w:val="both"/>
-      </w:pPr>
-      <w:r>
-        <w:t xml:space="preserve">Метод создания вычислительного конвейера </w:t>
-      </w:r>
+        <w:rPr>
+          <w:lang w:val="en-US"/>
+        </w:rPr>
+      </w:pPr>
+      <w:r>
+        <w:t xml:space="preserve">Код в проекте </w:t>
+      </w:r>
+      <w:proofErr w:type="spellStart"/>
+      <w:r>
+        <w:t>SimpleCompute</w:t>
+      </w:r>
+      <w:proofErr w:type="spellEnd"/>
+      <w:r>
+        <w:t xml:space="preserve"> создает буфер памяти размером 128 байт и заполняет его значениями 1.0. Следующий</w:t>
+      </w:r>
+      <w:r>
+        <w:rPr>
+          <w:lang w:val="en-US"/>
+        </w:rPr>
+        <w:t xml:space="preserve"> </w:t>
+      </w:r>
+      <w:r>
+        <w:t>код</w:t>
+      </w:r>
+      <w:r>
+        <w:rPr>
+          <w:lang w:val="en-US"/>
+        </w:rPr>
+        <w:t xml:space="preserve"> </w:t>
+      </w:r>
+      <w:r>
+        <w:t>создает</w:t>
+      </w:r>
+      <w:r>
+        <w:rPr>
+          <w:lang w:val="en-US"/>
+        </w:rPr>
+        <w:t xml:space="preserve"> </w:t>
+      </w:r>
+      <w:r>
+        <w:t>буфер</w:t>
+      </w:r>
+      <w:r>
+        <w:rPr>
+          <w:lang w:val="en-US"/>
+        </w:rPr>
+        <w:t>:</w:t>
+      </w:r>
+    </w:p>
+    <w:p>
+      <w:pPr>
+        <w:ind w:firstLine="709"/>
+        <w:rPr>
+          <w:rFonts w:ascii="Courier New" w:hAnsi="Courier New" w:cs="Courier New"/>
+          <w:lang w:val="en-US"/>
+        </w:rPr>
+      </w:pPr>
+      <w:r>
+        <w:rPr>
+          <w:rFonts w:ascii="Courier New" w:hAnsi="Courier New" w:cs="Courier New"/>
+          <w:lang w:val="en-US"/>
+        </w:rPr>
+        <w:t>// Create compute buffer</w:t>
+      </w:r>
+    </w:p>
+    <w:p>
+      <w:pPr>
+        <w:ind w:firstLine="709"/>
+        <w:rPr>
+          <w:rFonts w:ascii="Courier New" w:hAnsi="Courier New" w:cs="Courier New"/>
+          <w:lang w:val="en-US"/>
+        </w:rPr>
+      </w:pPr>
+      <w:r>
+        <w:rPr>
+          <w:rFonts w:ascii="Courier New" w:hAnsi="Courier New" w:cs="Courier New"/>
+          <w:lang w:val="en-US"/>
+        </w:rPr>
+        <w:t xml:space="preserve">const </w:t>
+      </w:r>
+      <w:proofErr w:type="spellStart"/>
+      <w:r>
+        <w:rPr>
+          <w:rFonts w:ascii="Courier New" w:hAnsi="Courier New" w:cs="Courier New"/>
+          <w:lang w:val="en-US"/>
+        </w:rPr>
+        <w:t>computeBuffer</w:t>
+      </w:r>
+      <w:proofErr w:type="spellEnd"/>
+      <w:r>
+        <w:rPr>
+          <w:rFonts w:ascii="Courier New" w:hAnsi="Courier New" w:cs="Courier New"/>
+          <w:lang w:val="en-US"/>
+        </w:rPr>
+        <w:t xml:space="preserve"> = </w:t>
+      </w:r>
+      <w:proofErr w:type="spellStart"/>
       <w:proofErr w:type="gramStart"/>
       <w:r>
         <w:rPr>
           <w:rFonts w:ascii="Courier New" w:hAnsi="Courier New" w:cs="Courier New"/>
           <w:lang w:val="en-US"/>
         </w:rPr>
+        <w:t>device.createBuffer</w:t>
+      </w:r>
+      <w:proofErr w:type="spellEnd"/>
+      <w:proofErr w:type="gramEnd"/>
+      <w:r>
+        <w:rPr>
+          <w:rFonts w:ascii="Courier New" w:hAnsi="Courier New" w:cs="Courier New"/>
+          <w:lang w:val="en-US"/>
+        </w:rPr>
+        <w:t>({</w:t>
+      </w:r>
+    </w:p>
+    <w:p>
+      <w:pPr>
+        <w:ind w:left="708" w:firstLine="709"/>
+        <w:rPr>
+          <w:rFonts w:ascii="Courier New" w:hAnsi="Courier New" w:cs="Courier New"/>
+          <w:lang w:val="en-US"/>
+        </w:rPr>
+      </w:pPr>
+      <w:proofErr w:type="spellStart"/>
+      <w:r>
+        <w:rPr>
+          <w:rFonts w:ascii="Courier New" w:hAnsi="Courier New" w:cs="Courier New"/>
+          <w:lang w:val="en-US"/>
+        </w:rPr>
+        <w:t>mappedAtCreation</w:t>
+      </w:r>
+      <w:proofErr w:type="spellEnd"/>
+      <w:r>
+        <w:rPr>
+          <w:rFonts w:ascii="Courier New" w:hAnsi="Courier New" w:cs="Courier New"/>
+          <w:lang w:val="en-US"/>
+        </w:rPr>
+        <w:t>: true,</w:t>
+      </w:r>
+    </w:p>
+    <w:p>
+      <w:pPr>
+        <w:ind w:left="708" w:firstLine="709"/>
+        <w:rPr>
+          <w:rFonts w:ascii="Courier New" w:hAnsi="Courier New" w:cs="Courier New"/>
+          <w:lang w:val="en-US"/>
+        </w:rPr>
+      </w:pPr>
+      <w:r>
+        <w:rPr>
+          <w:rFonts w:ascii="Courier New" w:hAnsi="Courier New" w:cs="Courier New"/>
+          <w:lang w:val="en-US"/>
+        </w:rPr>
+        <w:t>size: 128,</w:t>
+      </w:r>
+    </w:p>
+    <w:p>
+      <w:pPr>
+        <w:ind w:left="708" w:firstLine="709"/>
+        <w:rPr>
+          <w:rFonts w:ascii="Courier New" w:hAnsi="Courier New" w:cs="Courier New"/>
+          <w:lang w:val="en-US"/>
+        </w:rPr>
+      </w:pPr>
+      <w:r>
+        <w:rPr>
+          <w:rFonts w:ascii="Courier New" w:hAnsi="Courier New" w:cs="Courier New"/>
+          <w:lang w:val="en-US"/>
+        </w:rPr>
+        <w:t xml:space="preserve">usage: </w:t>
+      </w:r>
+      <w:proofErr w:type="spellStart"/>
+      <w:r>
+        <w:rPr>
+          <w:rFonts w:ascii="Courier New" w:hAnsi="Courier New" w:cs="Courier New"/>
+          <w:lang w:val="en-US"/>
+        </w:rPr>
+        <w:t>GPUBufferUsage.STORAGE</w:t>
+      </w:r>
+      <w:proofErr w:type="spellEnd"/>
+      <w:r>
+        <w:rPr>
+          <w:rFonts w:ascii="Courier New" w:hAnsi="Courier New" w:cs="Courier New"/>
+          <w:lang w:val="en-US"/>
+        </w:rPr>
+        <w:t xml:space="preserve"> | </w:t>
+      </w:r>
+      <w:proofErr w:type="spellStart"/>
+      <w:r>
+        <w:rPr>
+          <w:rFonts w:ascii="Courier New" w:hAnsi="Courier New" w:cs="Courier New"/>
+          <w:lang w:val="en-US"/>
+        </w:rPr>
+        <w:t>GPUBufferUsage.COPY_SRC</w:t>
+      </w:r>
+      <w:proofErr w:type="spellEnd"/>
+    </w:p>
+    <w:p>
+      <w:pPr>
+        <w:ind w:firstLine="709"/>
+        <w:rPr>
+          <w:rFonts w:ascii="Courier New" w:hAnsi="Courier New" w:cs="Courier New"/>
+        </w:rPr>
+      </w:pPr>
+      <w:r>
+        <w:rPr>
+          <w:rFonts w:ascii="Courier New" w:hAnsi="Courier New" w:cs="Courier New"/>
+        </w:rPr>
+        <w:t>});</w:t>
+      </w:r>
+    </w:p>
+    <w:p>
+      <w:pPr>
+        <w:ind w:firstLine="709"/>
+        <w:jc w:val="both"/>
+      </w:pPr>
+      <w:r>
+        <w:t xml:space="preserve">Важно понимать свойства метода </w:t>
+      </w:r>
+      <w:proofErr w:type="spellStart"/>
+      <w:r>
+        <w:rPr>
+          <w:rFonts w:ascii="Courier New" w:hAnsi="Courier New" w:cs="Courier New"/>
+        </w:rPr>
+        <w:t>createBuffer</w:t>
+      </w:r>
+      <w:proofErr w:type="spellEnd"/>
+      <w:r>
+        <w:t xml:space="preserve">. Свойство </w:t>
+      </w:r>
+      <w:proofErr w:type="spellStart"/>
+      <w:r>
+        <w:rPr>
+          <w:rFonts w:ascii="Courier New" w:hAnsi="Courier New" w:cs="Courier New"/>
+        </w:rPr>
+        <w:t>mappedAtCreation</w:t>
+      </w:r>
+      <w:proofErr w:type="spellEnd"/>
+      <w:r>
+        <w:t xml:space="preserve"> установлено в значение </w:t>
+      </w:r>
+      <w:proofErr w:type="spellStart"/>
+      <w:r>
+        <w:rPr>
+          <w:rFonts w:ascii="Courier New" w:hAnsi="Courier New" w:cs="Courier New"/>
+        </w:rPr>
+        <w:t>true</w:t>
+      </w:r>
+      <w:proofErr w:type="spellEnd"/>
+      <w:r>
+        <w:t xml:space="preserve">, поскольку приложение будет обращаться к отображаемому буферу сразу после его создания. Первый флаг использования — </w:t>
+      </w:r>
+      <w:proofErr w:type="spellStart"/>
+      <w:r>
+        <w:rPr>
+          <w:rFonts w:ascii="Courier New" w:hAnsi="Courier New" w:cs="Courier New"/>
+        </w:rPr>
+        <w:t>GPUBufferUsage.STORAGE</w:t>
+      </w:r>
+      <w:proofErr w:type="spellEnd"/>
+      <w:r>
+        <w:t xml:space="preserve">, поскольку приложение создает буфер хранения. Второй флаг использования — </w:t>
+      </w:r>
+      <w:proofErr w:type="spellStart"/>
+      <w:r>
+        <w:rPr>
+          <w:rFonts w:ascii="Courier New" w:hAnsi="Courier New" w:cs="Courier New"/>
+        </w:rPr>
+        <w:t>GPUBufferUsage.COPY_SRC</w:t>
+      </w:r>
+      <w:proofErr w:type="spellEnd"/>
+      <w:r>
+        <w:t>, поскольку графический процессор скопирует данные из этого буфера во второй буфер, из которого приложение сможет считывать д</w:t>
+      </w:r>
+      <w:r>
+        <w:t>ан</w:t>
+      </w:r>
+      <w:r>
+        <w:t>ные.</w:t>
+      </w:r>
+    </w:p>
+    <w:p>
+      <w:pPr>
+        <w:ind w:firstLine="709"/>
+        <w:jc w:val="both"/>
+      </w:pPr>
+      <w:r>
+        <w:lastRenderedPageBreak/>
+        <w:t xml:space="preserve">После создания буфера приложение использует следующий код для доступа к его содержимому с помощью </w:t>
+      </w:r>
+      <w:proofErr w:type="spellStart"/>
+      <w:r>
+        <w:rPr>
+          <w:rFonts w:ascii="Courier New" w:hAnsi="Courier New" w:cs="Courier New"/>
+        </w:rPr>
+        <w:t>ArrayBuffer</w:t>
+      </w:r>
+      <w:proofErr w:type="spellEnd"/>
+      <w:r>
+        <w:t>:</w:t>
+      </w:r>
+    </w:p>
+    <w:p>
+      <w:pPr>
+        <w:ind w:firstLine="709"/>
+        <w:rPr>
+          <w:rFonts w:ascii="Courier New" w:hAnsi="Courier New" w:cs="Courier New"/>
+        </w:rPr>
+      </w:pPr>
+      <w:r>
+        <w:rPr>
+          <w:rFonts w:ascii="Courier New" w:hAnsi="Courier New" w:cs="Courier New"/>
+        </w:rPr>
+        <w:t xml:space="preserve">// Access </w:t>
+      </w:r>
+      <w:proofErr w:type="spellStart"/>
+      <w:r>
+        <w:rPr>
+          <w:rFonts w:ascii="Courier New" w:hAnsi="Courier New" w:cs="Courier New"/>
+        </w:rPr>
+        <w:t>the</w:t>
+      </w:r>
+      <w:proofErr w:type="spellEnd"/>
+      <w:r>
+        <w:rPr>
+          <w:rFonts w:ascii="Courier New" w:hAnsi="Courier New" w:cs="Courier New"/>
+        </w:rPr>
+        <w:t xml:space="preserve"> </w:t>
+      </w:r>
+      <w:proofErr w:type="spellStart"/>
+      <w:r>
+        <w:rPr>
+          <w:rFonts w:ascii="Courier New" w:hAnsi="Courier New" w:cs="Courier New"/>
+        </w:rPr>
+        <w:t>mapped</w:t>
+      </w:r>
+      <w:proofErr w:type="spellEnd"/>
+      <w:r>
+        <w:rPr>
+          <w:rFonts w:ascii="Courier New" w:hAnsi="Courier New" w:cs="Courier New"/>
+        </w:rPr>
+        <w:t xml:space="preserve"> </w:t>
+      </w:r>
+      <w:proofErr w:type="spellStart"/>
+      <w:r>
+        <w:rPr>
+          <w:rFonts w:ascii="Courier New" w:hAnsi="Courier New" w:cs="Courier New"/>
+        </w:rPr>
+        <w:t>data</w:t>
+      </w:r>
+      <w:proofErr w:type="spellEnd"/>
+    </w:p>
+    <w:p>
+      <w:pPr>
+        <w:ind w:firstLine="709"/>
+        <w:rPr>
+          <w:rFonts w:ascii="Courier New" w:hAnsi="Courier New" w:cs="Courier New"/>
+        </w:rPr>
+      </w:pPr>
+      <w:proofErr w:type="spellStart"/>
+      <w:r>
+        <w:rPr>
+          <w:rFonts w:ascii="Courier New" w:hAnsi="Courier New" w:cs="Courier New"/>
+        </w:rPr>
+        <w:t>const</w:t>
+      </w:r>
+      <w:proofErr w:type="spellEnd"/>
+      <w:r>
+        <w:rPr>
+          <w:rFonts w:ascii="Courier New" w:hAnsi="Courier New" w:cs="Courier New"/>
+        </w:rPr>
+        <w:t xml:space="preserve"> </w:t>
+      </w:r>
+      <w:proofErr w:type="spellStart"/>
+      <w:r>
+        <w:rPr>
+          <w:rFonts w:ascii="Courier New" w:hAnsi="Courier New" w:cs="Courier New"/>
+        </w:rPr>
+        <w:t>buff</w:t>
+      </w:r>
+      <w:proofErr w:type="spellEnd"/>
+      <w:r>
+        <w:rPr>
+          <w:rFonts w:ascii="Courier New" w:hAnsi="Courier New" w:cs="Courier New"/>
+        </w:rPr>
+        <w:t xml:space="preserve"> = </w:t>
+      </w:r>
+      <w:proofErr w:type="spellStart"/>
+      <w:r>
+        <w:rPr>
+          <w:rFonts w:ascii="Courier New" w:hAnsi="Courier New" w:cs="Courier New"/>
+        </w:rPr>
+        <w:t>computeBuffer.getMappedRange</w:t>
+      </w:r>
+      <w:proofErr w:type="spellEnd"/>
+      <w:r>
+        <w:rPr>
+          <w:rFonts w:ascii="Courier New" w:hAnsi="Courier New" w:cs="Courier New"/>
+        </w:rPr>
+        <w:t>();</w:t>
+      </w:r>
+    </w:p>
+    <w:p>
+      <w:pPr>
+        <w:ind w:firstLine="709"/>
+        <w:jc w:val="both"/>
+      </w:pPr>
+      <w:r>
+        <w:t xml:space="preserve">После получения объекта </w:t>
+      </w:r>
+      <w:proofErr w:type="spellStart"/>
+      <w:r>
+        <w:rPr>
+          <w:rFonts w:ascii="Courier New" w:hAnsi="Courier New" w:cs="Courier New"/>
+        </w:rPr>
+        <w:t>ArrayBuffer</w:t>
+      </w:r>
+      <w:proofErr w:type="spellEnd"/>
+      <w:r>
+        <w:t xml:space="preserve"> приложение преобразует его в массив </w:t>
+      </w:r>
+      <w:r>
+        <w:rPr>
+          <w:rFonts w:ascii="Courier New" w:hAnsi="Courier New" w:cs="Courier New"/>
+        </w:rPr>
+        <w:t>Float32Array</w:t>
+      </w:r>
+      <w:r>
+        <w:t>, содержащий 32 значения с плавающей запятой, каждое из которых установлено в 1.0.</w:t>
+      </w:r>
+    </w:p>
+    <w:p>
+      <w:pPr>
+        <w:ind w:firstLine="709"/>
+        <w:rPr>
+          <w:rFonts w:ascii="Courier New" w:hAnsi="Courier New" w:cs="Courier New"/>
+          <w:lang w:val="en-US"/>
+        </w:rPr>
+      </w:pPr>
+      <w:r>
+        <w:rPr>
+          <w:rFonts w:ascii="Courier New" w:hAnsi="Courier New" w:cs="Courier New"/>
+          <w:lang w:val="en-US"/>
+        </w:rPr>
+        <w:t>// Set the content of the mapped data</w:t>
+      </w:r>
+    </w:p>
+    <w:p>
+      <w:pPr>
+        <w:ind w:firstLine="709"/>
+        <w:rPr>
+          <w:rFonts w:ascii="Courier New" w:hAnsi="Courier New" w:cs="Courier New"/>
+          <w:lang w:val="en-US"/>
+        </w:rPr>
+      </w:pPr>
+      <w:r>
+        <w:rPr>
+          <w:rFonts w:ascii="Courier New" w:hAnsi="Courier New" w:cs="Courier New"/>
+          <w:lang w:val="en-US"/>
+        </w:rPr>
+        <w:t xml:space="preserve">const </w:t>
+      </w:r>
+      <w:proofErr w:type="spellStart"/>
+      <w:r>
+        <w:rPr>
+          <w:rFonts w:ascii="Courier New" w:hAnsi="Courier New" w:cs="Courier New"/>
+          <w:lang w:val="en-US"/>
+        </w:rPr>
+        <w:t>inputVals</w:t>
+      </w:r>
+      <w:proofErr w:type="spellEnd"/>
+      <w:r>
+        <w:rPr>
+          <w:rFonts w:ascii="Courier New" w:hAnsi="Courier New" w:cs="Courier New"/>
+          <w:lang w:val="en-US"/>
+        </w:rPr>
+        <w:t xml:space="preserve"> = new </w:t>
+      </w:r>
+      <w:proofErr w:type="gramStart"/>
+      <w:r>
+        <w:rPr>
+          <w:rFonts w:ascii="Courier New" w:hAnsi="Courier New" w:cs="Courier New"/>
+          <w:lang w:val="en-US"/>
+        </w:rPr>
+        <w:t>Array(</w:t>
+      </w:r>
+      <w:proofErr w:type="gramEnd"/>
+      <w:r>
+        <w:rPr>
+          <w:rFonts w:ascii="Courier New" w:hAnsi="Courier New" w:cs="Courier New"/>
+          <w:lang w:val="en-US"/>
+        </w:rPr>
+        <w:t>32);</w:t>
+      </w:r>
+    </w:p>
+    <w:p>
+      <w:pPr>
+        <w:ind w:firstLine="709"/>
+        <w:rPr>
+          <w:rFonts w:ascii="Courier New" w:hAnsi="Courier New" w:cs="Courier New"/>
+          <w:lang w:val="en-US"/>
+        </w:rPr>
+      </w:pPr>
+      <w:proofErr w:type="spellStart"/>
+      <w:r>
+        <w:rPr>
+          <w:rFonts w:ascii="Courier New" w:hAnsi="Courier New" w:cs="Courier New"/>
+          <w:lang w:val="en-US"/>
+        </w:rPr>
+        <w:t>inputVals.fill</w:t>
+      </w:r>
+      <w:proofErr w:type="spellEnd"/>
+      <w:r>
+        <w:rPr>
+          <w:rFonts w:ascii="Courier New" w:hAnsi="Courier New" w:cs="Courier New"/>
+          <w:lang w:val="en-US"/>
+        </w:rPr>
+        <w:t>(1.0);</w:t>
+      </w:r>
+    </w:p>
+    <w:p>
+      <w:pPr>
+        <w:ind w:firstLine="709"/>
+        <w:rPr>
+          <w:rFonts w:ascii="Courier New" w:hAnsi="Courier New" w:cs="Courier New"/>
+          <w:lang w:val="en-US"/>
+        </w:rPr>
+      </w:pPr>
+      <w:r>
+        <w:rPr>
+          <w:rFonts w:ascii="Courier New" w:hAnsi="Courier New" w:cs="Courier New"/>
+          <w:lang w:val="en-US"/>
+        </w:rPr>
+        <w:t>new Float32Array(buff</w:t>
+      </w:r>
+      <w:proofErr w:type="gramStart"/>
+      <w:r>
+        <w:rPr>
+          <w:rFonts w:ascii="Courier New" w:hAnsi="Courier New" w:cs="Courier New"/>
+          <w:lang w:val="en-US"/>
+        </w:rPr>
+        <w:t>).set</w:t>
+      </w:r>
+      <w:proofErr w:type="gramEnd"/>
+      <w:r>
+        <w:rPr>
+          <w:rFonts w:ascii="Courier New" w:hAnsi="Courier New" w:cs="Courier New"/>
+          <w:lang w:val="en-US"/>
+        </w:rPr>
+        <w:t>(</w:t>
+      </w:r>
+      <w:proofErr w:type="spellStart"/>
+      <w:r>
+        <w:rPr>
+          <w:rFonts w:ascii="Courier New" w:hAnsi="Courier New" w:cs="Courier New"/>
+          <w:lang w:val="en-US"/>
+        </w:rPr>
+        <w:t>inputVals</w:t>
+      </w:r>
+      <w:proofErr w:type="spellEnd"/>
+      <w:r>
+        <w:rPr>
+          <w:rFonts w:ascii="Courier New" w:hAnsi="Courier New" w:cs="Courier New"/>
+          <w:lang w:val="en-US"/>
+        </w:rPr>
+        <w:t>);</w:t>
+      </w:r>
+    </w:p>
+    <w:p>
+      <w:pPr>
+        <w:ind w:firstLine="709"/>
+        <w:jc w:val="both"/>
+      </w:pPr>
+      <w:r>
+        <w:t xml:space="preserve">После </w:t>
+      </w:r>
+      <w:r>
+        <w:t>записи</w:t>
+      </w:r>
+      <w:r>
+        <w:t xml:space="preserve"> содержимого буфера</w:t>
+      </w:r>
+      <w:r>
+        <w:t>,</w:t>
+      </w:r>
+      <w:r>
+        <w:t xml:space="preserve"> приложение вызыва</w:t>
+      </w:r>
+      <w:r>
+        <w:t>ет</w:t>
+      </w:r>
+      <w:r>
+        <w:t xml:space="preserve"> метод </w:t>
+      </w:r>
+      <w:proofErr w:type="spellStart"/>
+      <w:r>
+        <w:rPr>
+          <w:rFonts w:ascii="Courier New" w:hAnsi="Courier New" w:cs="Courier New"/>
+          <w:lang w:val="en-US"/>
+        </w:rPr>
+        <w:t>unmap</w:t>
+      </w:r>
+      <w:proofErr w:type="spellEnd"/>
+      <w:r>
+        <w:t xml:space="preserve"> буфера:</w:t>
+      </w:r>
+    </w:p>
+    <w:p>
+      <w:pPr>
+        <w:ind w:firstLine="709"/>
+        <w:rPr>
+          <w:rFonts w:ascii="Courier New" w:hAnsi="Courier New" w:cs="Courier New"/>
+        </w:rPr>
+      </w:pPr>
+      <w:proofErr w:type="spellStart"/>
+      <w:r>
+        <w:rPr>
+          <w:rFonts w:ascii="Courier New" w:hAnsi="Courier New" w:cs="Courier New"/>
+        </w:rPr>
+        <w:t>computeBuffer.unmap</w:t>
+      </w:r>
+      <w:proofErr w:type="spellEnd"/>
+      <w:r>
+        <w:rPr>
+          <w:rFonts w:ascii="Courier New" w:hAnsi="Courier New" w:cs="Courier New"/>
+        </w:rPr>
+        <w:t>();</w:t>
+      </w:r>
+    </w:p>
+    <w:p>
+      <w:pPr>
+        <w:ind w:firstLine="709"/>
+        <w:jc w:val="both"/>
+      </w:pPr>
+      <w:r>
+        <w:t xml:space="preserve">После завершения задачи приложение не считывает данные напрямую из </w:t>
+      </w:r>
+      <w:proofErr w:type="spellStart"/>
+      <w:r>
+        <w:rPr>
+          <w:rFonts w:ascii="Courier New" w:hAnsi="Courier New" w:cs="Courier New"/>
+        </w:rPr>
+        <w:t>computeBuffer</w:t>
+      </w:r>
+      <w:proofErr w:type="spellEnd"/>
+      <w:r>
+        <w:t xml:space="preserve">, поскольку память графического процессора (вероятно) отделена от памяти центрального процессора. Вместо этого оно создает второй буфер с именем </w:t>
+      </w:r>
+      <w:proofErr w:type="spellStart"/>
+      <w:r>
+        <w:rPr>
+          <w:rFonts w:ascii="Courier New" w:hAnsi="Courier New" w:cs="Courier New"/>
+        </w:rPr>
+        <w:t>mappableBuffer</w:t>
+      </w:r>
+      <w:proofErr w:type="spellEnd"/>
+      <w:r>
+        <w:t>, который будет служить в качестве промежуточного буфера. Создание буфера осуществляется с помощью следующего кода:</w:t>
+      </w:r>
+    </w:p>
+    <w:p>
+      <w:pPr>
+        <w:ind w:firstLine="709"/>
+        <w:rPr>
+          <w:rFonts w:ascii="Courier New" w:hAnsi="Courier New" w:cs="Courier New"/>
+        </w:rPr>
+      </w:pPr>
+      <w:r>
+        <w:rPr>
+          <w:rFonts w:ascii="Courier New" w:hAnsi="Courier New" w:cs="Courier New"/>
+        </w:rPr>
+        <w:t xml:space="preserve">// </w:t>
+      </w:r>
+      <w:r>
+        <w:rPr>
+          <w:rFonts w:ascii="Courier New" w:hAnsi="Courier New" w:cs="Courier New"/>
+          <w:lang w:val="en-US"/>
+        </w:rPr>
+        <w:t>Create</w:t>
+      </w:r>
+      <w:r>
+        <w:rPr>
+          <w:rFonts w:ascii="Courier New" w:hAnsi="Courier New" w:cs="Courier New"/>
+        </w:rPr>
+        <w:t xml:space="preserve"> </w:t>
+      </w:r>
+      <w:r>
+        <w:rPr>
+          <w:rFonts w:ascii="Courier New" w:hAnsi="Courier New" w:cs="Courier New"/>
+          <w:lang w:val="en-US"/>
+        </w:rPr>
+        <w:t>mappable</w:t>
+      </w:r>
+      <w:r>
+        <w:rPr>
+          <w:rFonts w:ascii="Courier New" w:hAnsi="Courier New" w:cs="Courier New"/>
+        </w:rPr>
+        <w:t xml:space="preserve"> </w:t>
+      </w:r>
+      <w:r>
+        <w:rPr>
+          <w:rFonts w:ascii="Courier New" w:hAnsi="Courier New" w:cs="Courier New"/>
+          <w:lang w:val="en-US"/>
+        </w:rPr>
+        <w:t>buffer</w:t>
+      </w:r>
+    </w:p>
+    <w:p>
+      <w:pPr>
+        <w:ind w:firstLine="709"/>
+        <w:rPr>
+          <w:rFonts w:ascii="Courier New" w:hAnsi="Courier New" w:cs="Courier New"/>
+        </w:rPr>
+      </w:pPr>
+      <w:r>
+        <w:rPr>
+          <w:rFonts w:ascii="Courier New" w:hAnsi="Courier New" w:cs="Courier New"/>
+          <w:lang w:val="en-US"/>
+        </w:rPr>
+        <w:t>const</w:t>
+      </w:r>
+      <w:r>
+        <w:rPr>
+          <w:rFonts w:ascii="Courier New" w:hAnsi="Courier New" w:cs="Courier New"/>
+        </w:rPr>
+        <w:t xml:space="preserve"> </w:t>
+      </w:r>
+      <w:proofErr w:type="spellStart"/>
+      <w:r>
+        <w:rPr>
+          <w:rFonts w:ascii="Courier New" w:hAnsi="Courier New" w:cs="Courier New"/>
+          <w:lang w:val="en-US"/>
+        </w:rPr>
+        <w:t>mappableBuffer</w:t>
+      </w:r>
+      <w:proofErr w:type="spellEnd"/>
+      <w:r>
+        <w:rPr>
+          <w:rFonts w:ascii="Courier New" w:hAnsi="Courier New" w:cs="Courier New"/>
+        </w:rPr>
+        <w:t xml:space="preserve"> = </w:t>
+      </w:r>
+      <w:proofErr w:type="gramStart"/>
+      <w:r>
+        <w:rPr>
+          <w:rFonts w:ascii="Courier New" w:hAnsi="Courier New" w:cs="Courier New"/>
+          <w:lang w:val="en-US"/>
+        </w:rPr>
         <w:t>device</w:t>
       </w:r>
       <w:r>
@@ -8848,28 +9710,304 @@
           <w:rFonts w:ascii="Courier New" w:hAnsi="Courier New" w:cs="Courier New"/>
           <w:lang w:val="en-US"/>
         </w:rPr>
-        <w:t>createComputePipeline</w:t>
+        <w:t>createBuffer</w:t>
       </w:r>
       <w:proofErr w:type="spellEnd"/>
       <w:proofErr w:type="gramEnd"/>
       <w:r>
-        <w:t xml:space="preserve"> имеет метку, описывающую конвейер, и свойство </w:t>
-      </w:r>
-      <w:r>
-        <w:rPr>
-          <w:rFonts w:ascii="Courier New" w:hAnsi="Courier New" w:cs="Courier New"/>
-          <w:lang w:val="en-US"/>
-        </w:rPr>
-        <w:t>compute</w:t>
-      </w:r>
-      <w:r>
-        <w:t>,</w:t>
-      </w:r>
-      <w:r>
+        <w:rPr>
+          <w:rFonts w:ascii="Courier New" w:hAnsi="Courier New" w:cs="Courier New"/>
+        </w:rPr>
+        <w:t>({</w:t>
+      </w:r>
+    </w:p>
+    <w:p>
+      <w:pPr>
+        <w:ind w:left="708" w:firstLine="708"/>
+        <w:rPr>
+          <w:rFonts w:ascii="Courier New" w:hAnsi="Courier New" w:cs="Courier New"/>
+        </w:rPr>
+      </w:pPr>
+      <w:r>
+        <w:rPr>
+          <w:rFonts w:ascii="Courier New" w:hAnsi="Courier New" w:cs="Courier New"/>
+          <w:lang w:val="en-US"/>
+        </w:rPr>
+        <w:t>size</w:t>
+      </w:r>
+      <w:r>
+        <w:rPr>
+          <w:rFonts w:ascii="Courier New" w:hAnsi="Courier New" w:cs="Courier New"/>
+        </w:rPr>
+        <w:t>: 128,</w:t>
+      </w:r>
+    </w:p>
+    <w:p>
+      <w:pPr>
+        <w:ind w:left="1416"/>
+        <w:rPr>
+          <w:rFonts w:ascii="Courier New" w:hAnsi="Courier New" w:cs="Courier New"/>
+          <w:lang w:val="en-US"/>
+        </w:rPr>
+      </w:pPr>
+      <w:r>
+        <w:rPr>
+          <w:rFonts w:ascii="Courier New" w:hAnsi="Courier New" w:cs="Courier New"/>
+          <w:lang w:val="en-US"/>
+        </w:rPr>
+        <w:t xml:space="preserve">usage: </w:t>
+      </w:r>
+      <w:proofErr w:type="spellStart"/>
+      <w:r>
+        <w:rPr>
+          <w:rFonts w:ascii="Courier New" w:hAnsi="Courier New" w:cs="Courier New"/>
+          <w:lang w:val="en-US"/>
+        </w:rPr>
+        <w:t>GPUBufferUsage.COPY_DST</w:t>
+      </w:r>
+      <w:proofErr w:type="spellEnd"/>
+      <w:r>
+        <w:rPr>
+          <w:rFonts w:ascii="Courier New" w:hAnsi="Courier New" w:cs="Courier New"/>
+          <w:lang w:val="en-US"/>
+        </w:rPr>
+        <w:t xml:space="preserve"> | </w:t>
+      </w:r>
+      <w:proofErr w:type="spellStart"/>
+      <w:r>
+        <w:rPr>
+          <w:rFonts w:ascii="Courier New" w:hAnsi="Courier New" w:cs="Courier New"/>
+          <w:lang w:val="en-US"/>
+        </w:rPr>
+        <w:t>GPUBufferUsage.MAP_READ</w:t>
+      </w:r>
+      <w:proofErr w:type="spellEnd"/>
+    </w:p>
+    <w:p>
+      <w:pPr>
+        <w:ind w:firstLine="709"/>
+        <w:rPr>
+          <w:rFonts w:ascii="Courier New" w:hAnsi="Courier New" w:cs="Courier New"/>
+        </w:rPr>
+      </w:pPr>
+      <w:r>
+        <w:rPr>
+          <w:rFonts w:ascii="Courier New" w:hAnsi="Courier New" w:cs="Courier New"/>
+        </w:rPr>
+        <w:t>});</w:t>
+      </w:r>
+    </w:p>
+    <w:p>
+      <w:pPr>
+        <w:ind w:firstLine="709"/>
+        <w:jc w:val="both"/>
+      </w:pPr>
+      <w:r>
+        <w:t xml:space="preserve">В данном случае первый флаг использования — </w:t>
+      </w:r>
+      <w:proofErr w:type="spellStart"/>
+      <w:r>
+        <w:rPr>
+          <w:rFonts w:ascii="Courier New" w:hAnsi="Courier New" w:cs="Courier New"/>
+        </w:rPr>
+        <w:t>GPUBufferUsage.COPY_DST</w:t>
+      </w:r>
+      <w:proofErr w:type="spellEnd"/>
+      <w:r>
+        <w:t xml:space="preserve">, поскольку приложение собирается скопировать данные из вычислительного буфера в этот буфер. Второй флаг использования — </w:t>
+      </w:r>
+      <w:proofErr w:type="spellStart"/>
+      <w:r>
+        <w:rPr>
+          <w:rFonts w:ascii="Courier New" w:hAnsi="Courier New" w:cs="Courier New"/>
+        </w:rPr>
+        <w:t>GPUBufferUsage.MAP_READ</w:t>
+      </w:r>
+      <w:proofErr w:type="spellEnd"/>
+      <w:r>
+        <w:t>, поскольку приложение будет считывать данные из буфера после завершения операции копирования.</w:t>
+      </w:r>
+    </w:p>
+    <w:p>
+      <w:pPr>
+        <w:ind w:firstLine="709"/>
+        <w:jc w:val="both"/>
+      </w:pPr>
+      <w:r>
+        <w:t xml:space="preserve">После создания буфера приложение вызывает метод </w:t>
+      </w:r>
+      <w:proofErr w:type="spellStart"/>
+      <w:r>
+        <w:rPr>
+          <w:rFonts w:ascii="Courier New" w:hAnsi="Courier New" w:cs="Courier New"/>
+        </w:rPr>
+        <w:t>copyBufferToBuffer</w:t>
+      </w:r>
+      <w:proofErr w:type="spellEnd"/>
+      <w:r>
+        <w:t xml:space="preserve"> объекта</w:t>
+      </w:r>
+      <w:r>
+        <w:rPr>
+          <w:lang w:val="en-US"/>
+        </w:rPr>
+        <w:t> </w:t>
+      </w:r>
+      <w:proofErr w:type="spellStart"/>
+      <w:r>
+        <w:rPr>
+          <w:rFonts w:ascii="Courier New" w:hAnsi="Courier New" w:cs="Courier New"/>
+          <w:lang w:val="en-US"/>
+        </w:rPr>
+        <w:t>GPUCommandEncoder</w:t>
+      </w:r>
+      <w:proofErr w:type="spellEnd"/>
+      <w:r>
+        <w:t xml:space="preserve"> для выполнения команды, которая записывает данные из вычислительного буфера в выходной буфер. Эт</w:t>
+      </w:r>
+      <w:r>
+        <w:t>а операция</w:t>
+      </w:r>
+      <w:r>
+        <w:t xml:space="preserve"> будет выполнен</w:t>
+      </w:r>
+      <w:r>
+        <w:t>а</w:t>
+      </w:r>
+      <w:r>
+        <w:t xml:space="preserve"> после того, как графический процессор завершит выполнение команды, </w:t>
+      </w:r>
+      <w:r>
+        <w:t>запущенной</w:t>
+      </w:r>
+      <w:r>
+        <w:t xml:space="preserve"> с помощью </w:t>
+      </w:r>
+      <w:proofErr w:type="spellStart"/>
+      <w:r>
+        <w:rPr>
+          <w:rFonts w:ascii="Courier New" w:hAnsi="Courier New" w:cs="Courier New"/>
+        </w:rPr>
+        <w:t>dispatchWorkgroups</w:t>
+      </w:r>
+      <w:proofErr w:type="spellEnd"/>
+      <w:r>
+        <w:t>.</w:t>
+      </w:r>
+    </w:p>
+    <w:p>
+      <w:pPr>
+        <w:ind w:firstLine="709"/>
+        <w:rPr>
+          <w:rFonts w:ascii="Courier New" w:hAnsi="Courier New" w:cs="Courier New"/>
+        </w:rPr>
+      </w:pPr>
+      <w:r>
+        <w:rPr>
+          <w:rFonts w:ascii="Courier New" w:hAnsi="Courier New" w:cs="Courier New"/>
+        </w:rPr>
+        <w:t xml:space="preserve">// </w:t>
+      </w:r>
+      <w:r>
+        <w:rPr>
+          <w:rFonts w:ascii="Courier New" w:hAnsi="Courier New" w:cs="Courier New"/>
+          <w:lang w:val="en-US"/>
+        </w:rPr>
+        <w:t>Encode</w:t>
+      </w:r>
+      <w:r>
+        <w:rPr>
+          <w:rFonts w:ascii="Courier New" w:hAnsi="Courier New" w:cs="Courier New"/>
+        </w:rPr>
         <w:t xml:space="preserve"> </w:t>
       </w:r>
       <w:r>
-        <w:t>которое идентифицирует модуль шейдера, точку входа и константы, передаваемые шейдеру.</w:t>
+        <w:rPr>
+          <w:rFonts w:ascii="Courier New" w:hAnsi="Courier New" w:cs="Courier New"/>
+          <w:lang w:val="en-US"/>
+        </w:rPr>
+        <w:t>copy</w:t>
+      </w:r>
+      <w:r>
+        <w:rPr>
+          <w:rFonts w:ascii="Courier New" w:hAnsi="Courier New" w:cs="Courier New"/>
+        </w:rPr>
+        <w:t xml:space="preserve"> </w:t>
+      </w:r>
+      <w:r>
+        <w:rPr>
+          <w:rFonts w:ascii="Courier New" w:hAnsi="Courier New" w:cs="Courier New"/>
+          <w:lang w:val="en-US"/>
+        </w:rPr>
+        <w:t>command</w:t>
+      </w:r>
+    </w:p>
+    <w:p>
+      <w:pPr>
+        <w:ind w:firstLine="709"/>
+        <w:rPr>
+          <w:rFonts w:ascii="Courier New" w:hAnsi="Courier New" w:cs="Courier New"/>
+        </w:rPr>
+      </w:pPr>
+      <w:proofErr w:type="gramStart"/>
+      <w:r>
+        <w:rPr>
+          <w:rFonts w:ascii="Courier New" w:hAnsi="Courier New" w:cs="Courier New"/>
+          <w:lang w:val="en-US"/>
+        </w:rPr>
+        <w:t>encoder</w:t>
+      </w:r>
+      <w:r>
+        <w:rPr>
+          <w:rFonts w:ascii="Courier New" w:hAnsi="Courier New" w:cs="Courier New"/>
+        </w:rPr>
+        <w:t>.</w:t>
+      </w:r>
+      <w:proofErr w:type="spellStart"/>
+      <w:r>
+        <w:rPr>
+          <w:rFonts w:ascii="Courier New" w:hAnsi="Courier New" w:cs="Courier New"/>
+          <w:lang w:val="en-US"/>
+        </w:rPr>
+        <w:t>copyBufferToBuffer</w:t>
+      </w:r>
+      <w:proofErr w:type="spellEnd"/>
+      <w:proofErr w:type="gramEnd"/>
+      <w:r>
+        <w:rPr>
+          <w:rFonts w:ascii="Courier New" w:hAnsi="Courier New" w:cs="Courier New"/>
+        </w:rPr>
+        <w:t>(</w:t>
+      </w:r>
+      <w:proofErr w:type="spellStart"/>
+      <w:r>
+        <w:rPr>
+          <w:rFonts w:ascii="Courier New" w:hAnsi="Courier New" w:cs="Courier New"/>
+          <w:lang w:val="en-US"/>
+        </w:rPr>
+        <w:t>computeBuffer</w:t>
+      </w:r>
+      <w:proofErr w:type="spellEnd"/>
+      <w:r>
+        <w:rPr>
+          <w:rFonts w:ascii="Courier New" w:hAnsi="Courier New" w:cs="Courier New"/>
+        </w:rPr>
+        <w:t xml:space="preserve">, 0, </w:t>
+      </w:r>
+      <w:proofErr w:type="spellStart"/>
+      <w:r>
+        <w:rPr>
+          <w:rFonts w:ascii="Courier New" w:hAnsi="Courier New" w:cs="Courier New"/>
+          <w:lang w:val="en-US"/>
+        </w:rPr>
+        <w:t>mappableBuffer</w:t>
+      </w:r>
+      <w:proofErr w:type="spellEnd"/>
+      <w:r>
+        <w:rPr>
+          <w:rFonts w:ascii="Courier New" w:hAnsi="Courier New" w:cs="Courier New"/>
+        </w:rPr>
+        <w:t>, 0, 128);</w:t>
       </w:r>
     </w:p>
     <w:p>
@@ -8878,69 +10016,87 @@
         <w:jc w:val="both"/>
       </w:pPr>
       <w:r>
-        <w:t xml:space="preserve">Свойство </w:t>
-      </w:r>
-      <w:r>
-        <w:rPr>
-          <w:rFonts w:ascii="Courier New" w:hAnsi="Courier New" w:cs="Courier New"/>
-          <w:lang w:val="en-US"/>
-        </w:rPr>
-        <w:t>constants</w:t>
-      </w:r>
-      <w:r>
-        <w:t xml:space="preserve"> может </w:t>
-      </w:r>
-      <w:r>
-        <w:t>принимать</w:t>
-      </w:r>
-      <w:r>
-        <w:t xml:space="preserve"> объект, содержащий пары имя-значение, разделенные двоеточием. В данном случае оно связывает имя </w:t>
-      </w:r>
-      <w:r>
-        <w:rPr>
-          <w:rFonts w:ascii="Courier New" w:hAnsi="Courier New" w:cs="Courier New"/>
-          <w:lang w:val="en-US"/>
-        </w:rPr>
-        <w:t>group</w:t>
-      </w:r>
-      <w:r>
-        <w:rPr>
-          <w:rFonts w:ascii="Courier New" w:hAnsi="Courier New" w:cs="Courier New"/>
-        </w:rPr>
-        <w:t>_</w:t>
-      </w:r>
-      <w:r>
-        <w:rPr>
-          <w:rFonts w:ascii="Courier New" w:hAnsi="Courier New" w:cs="Courier New"/>
-          <w:lang w:val="en-US"/>
-        </w:rPr>
-        <w:t>size</w:t>
-      </w:r>
-      <w:r>
-        <w:t xml:space="preserve"> со значением 4. Вычислительный шейдер будет получать доступ к этому значению через переопределенную переменную с именем </w:t>
-      </w:r>
-      <w:r>
-        <w:rPr>
-          <w:rFonts w:ascii="Courier New" w:hAnsi="Courier New" w:cs="Courier New"/>
-          <w:lang w:val="en-US"/>
-        </w:rPr>
-        <w:t>group</w:t>
-      </w:r>
-      <w:r>
-        <w:rPr>
-          <w:rFonts w:ascii="Courier New" w:hAnsi="Courier New" w:cs="Courier New"/>
-        </w:rPr>
-        <w:t>_</w:t>
-      </w:r>
-      <w:r>
-        <w:rPr>
-          <w:rFonts w:ascii="Courier New" w:hAnsi="Courier New" w:cs="Courier New"/>
-          <w:lang w:val="en-US"/>
-        </w:rPr>
-        <w:t>size</w:t>
-      </w:r>
-      <w:r>
-        <w:t>. Это удобный способ установить размер рабочей группы.</w:t>
+        <w:t xml:space="preserve">После того, как графический процессор выполнит команды, </w:t>
+      </w:r>
+      <w:r>
+        <w:t>выходной</w:t>
+      </w:r>
+      <w:r>
+        <w:t xml:space="preserve"> буфер будет содержать данные, скопированные из вычислительного буфера. </w:t>
+      </w:r>
+      <w:r>
+        <w:t>Далее</w:t>
+      </w:r>
+      <w:r>
+        <w:t xml:space="preserve"> приложение может</w:t>
+      </w:r>
+      <w:r>
+        <w:t xml:space="preserve"> прочитать эти данные</w:t>
+      </w:r>
+      <w:r>
+        <w:t xml:space="preserve">, вызвав метод </w:t>
+      </w:r>
+      <w:proofErr w:type="spellStart"/>
+      <w:r>
+        <w:rPr>
+          <w:rFonts w:ascii="Courier New" w:hAnsi="Courier New" w:cs="Courier New"/>
+          <w:lang w:val="en-US"/>
+        </w:rPr>
+        <w:t>mapAsync</w:t>
+      </w:r>
+      <w:proofErr w:type="spellEnd"/>
+      <w:r>
+        <w:t>:</w:t>
+      </w:r>
+    </w:p>
+    <w:p>
+      <w:pPr>
+        <w:ind w:firstLine="709"/>
+        <w:rPr>
+          <w:rFonts w:ascii="Courier New" w:hAnsi="Courier New" w:cs="Courier New"/>
+        </w:rPr>
+      </w:pPr>
+      <w:proofErr w:type="spellStart"/>
+      <w:r>
+        <w:rPr>
+          <w:rFonts w:ascii="Courier New" w:hAnsi="Courier New" w:cs="Courier New"/>
+        </w:rPr>
+        <w:t>await</w:t>
+      </w:r>
+      <w:proofErr w:type="spellEnd"/>
+      <w:r>
+        <w:rPr>
+          <w:rFonts w:ascii="Courier New" w:hAnsi="Courier New" w:cs="Courier New"/>
+        </w:rPr>
+        <w:t xml:space="preserve"> </w:t>
+      </w:r>
+      <w:proofErr w:type="spellStart"/>
+      <w:r>
+        <w:rPr>
+          <w:rFonts w:ascii="Courier New" w:hAnsi="Courier New" w:cs="Courier New"/>
+        </w:rPr>
+        <w:t>mappableBuffer.mapAsync</w:t>
+      </w:r>
+      <w:proofErr w:type="spellEnd"/>
+      <w:r>
+        <w:rPr>
+          <w:rFonts w:ascii="Courier New" w:hAnsi="Courier New" w:cs="Courier New"/>
+        </w:rPr>
+        <w:t>(</w:t>
+      </w:r>
+      <w:proofErr w:type="spellStart"/>
+      <w:r>
+        <w:rPr>
+          <w:rFonts w:ascii="Courier New" w:hAnsi="Courier New" w:cs="Courier New"/>
+        </w:rPr>
+        <w:t>GPUMapMode.READ</w:t>
+      </w:r>
+      <w:proofErr w:type="spellEnd"/>
+      <w:r>
+        <w:rPr>
+          <w:rFonts w:ascii="Courier New" w:hAnsi="Courier New" w:cs="Courier New"/>
+        </w:rPr>
+        <w:t>);</w:t>
       </w:r>
     </w:p>
     <w:p>
@@ -8949,1302 +10105,7 @@
         <w:jc w:val="both"/>
       </w:pPr>
       <w:r>
-        <w:t xml:space="preserve">После создания </w:t>
-      </w:r>
-      <w:r>
-        <w:t>объект</w:t>
-      </w:r>
-      <w:r>
-        <w:t>а</w:t>
-      </w:r>
-      <w:r>
-        <w:t xml:space="preserve"> </w:t>
-      </w:r>
-      <w:proofErr w:type="spellStart"/>
-      <w:r>
-        <w:rPr>
-          <w:rFonts w:ascii="Courier New" w:hAnsi="Courier New" w:cs="Courier New"/>
-        </w:rPr>
-        <w:t>GPUComputePipeline</w:t>
-      </w:r>
-      <w:proofErr w:type="spellEnd"/>
-      <w:r>
-        <w:t>,</w:t>
-      </w:r>
-      <w:r>
-        <w:t xml:space="preserve"> приложение связывает его с </w:t>
-      </w:r>
-      <w:r>
-        <w:t>объект</w:t>
-      </w:r>
-      <w:r>
-        <w:t>ом</w:t>
-      </w:r>
-      <w:r>
-        <w:t xml:space="preserve"> </w:t>
-      </w:r>
-      <w:proofErr w:type="spellStart"/>
-      <w:r>
-        <w:rPr>
-          <w:rFonts w:ascii="Courier New" w:hAnsi="Courier New" w:cs="Courier New"/>
-        </w:rPr>
-        <w:t>GPUComputePassEncoder</w:t>
-      </w:r>
-      <w:proofErr w:type="spellEnd"/>
-      <w:r>
-        <w:t>. Оно также связывает кодировщик с группой привязки, содержащей буфер хранения приложения.</w:t>
-      </w:r>
-    </w:p>
-    <w:p>
-      <w:pPr>
-        <w:ind w:firstLine="709"/>
-        <w:jc w:val="both"/>
-      </w:pPr>
-      <w:r>
-        <w:t xml:space="preserve">После установления этих связей приложение вызывает </w:t>
-      </w:r>
-      <w:proofErr w:type="spellStart"/>
-      <w:r>
-        <w:rPr>
-          <w:rFonts w:ascii="Courier New" w:hAnsi="Courier New" w:cs="Courier New"/>
-          <w:lang w:val="en-US"/>
-        </w:rPr>
-        <w:t>dispatchWorkgroups</w:t>
-      </w:r>
-      <w:proofErr w:type="spellEnd"/>
-      <w:r>
-        <w:t xml:space="preserve"> для </w:t>
-      </w:r>
-      <w:r>
-        <w:t>запуска</w:t>
-      </w:r>
-      <w:r>
-        <w:t xml:space="preserve"> вычислительных команд. Поскольку аргумент </w:t>
-      </w:r>
-      <w:r>
-        <w:t>имеет зна</w:t>
-      </w:r>
-      <w:r>
-        <w:t>ч</w:t>
-      </w:r>
-      <w:r>
-        <w:t>ение</w:t>
-      </w:r>
-      <w:r>
-        <w:t xml:space="preserve"> 8, будет создано в общей сложности 8 рабочих групп. После этого приложение вызывает метод </w:t>
-      </w:r>
-      <w:r>
-        <w:rPr>
-          <w:rFonts w:ascii="Courier New" w:hAnsi="Courier New" w:cs="Courier New"/>
-          <w:lang w:val="en-US"/>
-        </w:rPr>
-        <w:t>end</w:t>
-      </w:r>
-      <w:r>
-        <w:t xml:space="preserve"> </w:t>
-      </w:r>
-      <w:r>
-        <w:t>объект</w:t>
-      </w:r>
-      <w:r>
-        <w:t>а</w:t>
-      </w:r>
-      <w:r>
-        <w:t xml:space="preserve"> </w:t>
-      </w:r>
-      <w:proofErr w:type="spellStart"/>
-      <w:r>
-        <w:rPr>
-          <w:rFonts w:ascii="Courier New" w:hAnsi="Courier New" w:cs="Courier New"/>
-        </w:rPr>
-        <w:t>GPUComputePassEncoder</w:t>
-      </w:r>
-      <w:proofErr w:type="spellEnd"/>
-      <w:r>
-        <w:t xml:space="preserve">, чтобы завершить процесс </w:t>
-      </w:r>
-      <w:r>
-        <w:t>определения команд</w:t>
-      </w:r>
-      <w:r>
-        <w:t>.</w:t>
-      </w:r>
-    </w:p>
-    <w:p>
-      <w:pPr>
-        <w:pStyle w:val="2"/>
-      </w:pPr>
-      <w:bookmarkStart w:id="21" w:name="_Toc221572439"/>
-      <w:r>
-        <w:t>Запись и считывание данных из буферов</w:t>
-      </w:r>
-      <w:bookmarkEnd w:id="21"/>
-    </w:p>
-    <w:p>
-      <w:pPr>
-        <w:ind w:firstLine="709"/>
-        <w:jc w:val="both"/>
-        <w:rPr>
-          <w:lang w:val="en-US"/>
-        </w:rPr>
-      </w:pPr>
-      <w:r>
-        <w:t xml:space="preserve">Код в проекте </w:t>
-      </w:r>
-      <w:proofErr w:type="spellStart"/>
-      <w:r>
-        <w:t>SimpleCompute</w:t>
-      </w:r>
-      <w:proofErr w:type="spellEnd"/>
-      <w:r>
-        <w:t xml:space="preserve"> создает буфер памяти размером 128 байт и заполняет его значениями 1.0. Следующий</w:t>
-      </w:r>
-      <w:r>
-        <w:rPr>
-          <w:lang w:val="en-US"/>
-        </w:rPr>
-        <w:t xml:space="preserve"> </w:t>
-      </w:r>
-      <w:r>
-        <w:t>код</w:t>
-      </w:r>
-      <w:r>
-        <w:rPr>
-          <w:lang w:val="en-US"/>
-        </w:rPr>
-        <w:t xml:space="preserve"> </w:t>
-      </w:r>
-      <w:r>
-        <w:t>создает</w:t>
-      </w:r>
-      <w:r>
-        <w:rPr>
-          <w:lang w:val="en-US"/>
-        </w:rPr>
-        <w:t xml:space="preserve"> </w:t>
-      </w:r>
-      <w:r>
-        <w:t>буфер</w:t>
-      </w:r>
-      <w:r>
-        <w:rPr>
-          <w:lang w:val="en-US"/>
-        </w:rPr>
-        <w:t>:</w:t>
-      </w:r>
-    </w:p>
-    <w:p>
-      <w:pPr>
-        <w:ind w:firstLine="709"/>
-        <w:rPr>
-          <w:rFonts w:ascii="Courier New" w:hAnsi="Courier New" w:cs="Courier New"/>
-          <w:lang w:val="en-US"/>
-        </w:rPr>
-      </w:pPr>
-      <w:r>
-        <w:rPr>
-          <w:rFonts w:ascii="Courier New" w:hAnsi="Courier New" w:cs="Courier New"/>
-          <w:lang w:val="en-US"/>
-        </w:rPr>
-        <w:t>// Create compute buffer</w:t>
-      </w:r>
-    </w:p>
-    <w:p>
-      <w:pPr>
-        <w:ind w:firstLine="709"/>
-        <w:rPr>
-          <w:rFonts w:ascii="Courier New" w:hAnsi="Courier New" w:cs="Courier New"/>
-          <w:lang w:val="en-US"/>
-        </w:rPr>
-      </w:pPr>
-      <w:r>
-        <w:rPr>
-          <w:rFonts w:ascii="Courier New" w:hAnsi="Courier New" w:cs="Courier New"/>
-          <w:lang w:val="en-US"/>
-        </w:rPr>
-        <w:t xml:space="preserve">const </w:t>
-      </w:r>
-      <w:proofErr w:type="spellStart"/>
-      <w:r>
-        <w:rPr>
-          <w:rFonts w:ascii="Courier New" w:hAnsi="Courier New" w:cs="Courier New"/>
-          <w:lang w:val="en-US"/>
-        </w:rPr>
-        <w:t>computeBuffer</w:t>
-      </w:r>
-      <w:proofErr w:type="spellEnd"/>
-      <w:r>
-        <w:rPr>
-          <w:rFonts w:ascii="Courier New" w:hAnsi="Courier New" w:cs="Courier New"/>
-          <w:lang w:val="en-US"/>
-        </w:rPr>
-        <w:t xml:space="preserve"> = </w:t>
-      </w:r>
-      <w:proofErr w:type="spellStart"/>
-      <w:proofErr w:type="gramStart"/>
-      <w:r>
-        <w:rPr>
-          <w:rFonts w:ascii="Courier New" w:hAnsi="Courier New" w:cs="Courier New"/>
-          <w:lang w:val="en-US"/>
-        </w:rPr>
-        <w:t>device.createBuffer</w:t>
-      </w:r>
-      <w:proofErr w:type="spellEnd"/>
-      <w:proofErr w:type="gramEnd"/>
-      <w:r>
-        <w:rPr>
-          <w:rFonts w:ascii="Courier New" w:hAnsi="Courier New" w:cs="Courier New"/>
-          <w:lang w:val="en-US"/>
-        </w:rPr>
-        <w:t>({</w:t>
-      </w:r>
-    </w:p>
-    <w:p>
-      <w:pPr>
-        <w:ind w:left="708" w:firstLine="709"/>
-        <w:rPr>
-          <w:rFonts w:ascii="Courier New" w:hAnsi="Courier New" w:cs="Courier New"/>
-          <w:lang w:val="en-US"/>
-        </w:rPr>
-      </w:pPr>
-      <w:proofErr w:type="spellStart"/>
-      <w:r>
-        <w:rPr>
-          <w:rFonts w:ascii="Courier New" w:hAnsi="Courier New" w:cs="Courier New"/>
-          <w:lang w:val="en-US"/>
-        </w:rPr>
-        <w:t>mappedAtCreation</w:t>
-      </w:r>
-      <w:proofErr w:type="spellEnd"/>
-      <w:r>
-        <w:rPr>
-          <w:rFonts w:ascii="Courier New" w:hAnsi="Courier New" w:cs="Courier New"/>
-          <w:lang w:val="en-US"/>
-        </w:rPr>
-        <w:t>: true,</w:t>
-      </w:r>
-    </w:p>
-    <w:p>
-      <w:pPr>
-        <w:ind w:left="708" w:firstLine="709"/>
-        <w:rPr>
-          <w:rFonts w:ascii="Courier New" w:hAnsi="Courier New" w:cs="Courier New"/>
-          <w:lang w:val="en-US"/>
-        </w:rPr>
-      </w:pPr>
-      <w:r>
-        <w:rPr>
-          <w:rFonts w:ascii="Courier New" w:hAnsi="Courier New" w:cs="Courier New"/>
-          <w:lang w:val="en-US"/>
-        </w:rPr>
-        <w:t>size: 128,</w:t>
-      </w:r>
-    </w:p>
-    <w:p>
-      <w:pPr>
-        <w:ind w:left="708" w:firstLine="709"/>
-        <w:rPr>
-          <w:rFonts w:ascii="Courier New" w:hAnsi="Courier New" w:cs="Courier New"/>
-          <w:lang w:val="en-US"/>
-        </w:rPr>
-      </w:pPr>
-      <w:r>
-        <w:rPr>
-          <w:rFonts w:ascii="Courier New" w:hAnsi="Courier New" w:cs="Courier New"/>
-          <w:lang w:val="en-US"/>
-        </w:rPr>
-        <w:t xml:space="preserve">usage: </w:t>
-      </w:r>
-      <w:proofErr w:type="spellStart"/>
-      <w:r>
-        <w:rPr>
-          <w:rFonts w:ascii="Courier New" w:hAnsi="Courier New" w:cs="Courier New"/>
-          <w:lang w:val="en-US"/>
-        </w:rPr>
-        <w:t>GPUBufferUsage.STORAGE</w:t>
-      </w:r>
-      <w:proofErr w:type="spellEnd"/>
-      <w:r>
-        <w:rPr>
-          <w:rFonts w:ascii="Courier New" w:hAnsi="Courier New" w:cs="Courier New"/>
-          <w:lang w:val="en-US"/>
-        </w:rPr>
-        <w:t xml:space="preserve"> | </w:t>
-      </w:r>
-      <w:proofErr w:type="spellStart"/>
-      <w:r>
-        <w:rPr>
-          <w:rFonts w:ascii="Courier New" w:hAnsi="Courier New" w:cs="Courier New"/>
-          <w:lang w:val="en-US"/>
-        </w:rPr>
-        <w:t>GPUBufferUsage.COPY_SRC</w:t>
-      </w:r>
-      <w:proofErr w:type="spellEnd"/>
-    </w:p>
-    <w:p>
-      <w:pPr>
-        <w:ind w:firstLine="709"/>
-        <w:rPr>
-          <w:rFonts w:ascii="Courier New" w:hAnsi="Courier New" w:cs="Courier New"/>
-        </w:rPr>
-      </w:pPr>
-      <w:r>
-        <w:rPr>
-          <w:rFonts w:ascii="Courier New" w:hAnsi="Courier New" w:cs="Courier New"/>
-        </w:rPr>
-        <w:t>});</w:t>
-      </w:r>
-    </w:p>
-    <w:p>
-      <w:pPr>
-        <w:ind w:firstLine="709"/>
-        <w:jc w:val="both"/>
-      </w:pPr>
-      <w:r>
-        <w:t xml:space="preserve">Важно понимать свойства метода </w:t>
-      </w:r>
-      <w:proofErr w:type="spellStart"/>
-      <w:r>
-        <w:rPr>
-          <w:rFonts w:ascii="Courier New" w:hAnsi="Courier New" w:cs="Courier New"/>
-        </w:rPr>
-        <w:t>createBuffer</w:t>
-      </w:r>
-      <w:proofErr w:type="spellEnd"/>
-      <w:r>
-        <w:t xml:space="preserve">. Свойство </w:t>
-      </w:r>
-      <w:proofErr w:type="spellStart"/>
-      <w:r>
-        <w:rPr>
-          <w:rFonts w:ascii="Courier New" w:hAnsi="Courier New" w:cs="Courier New"/>
-        </w:rPr>
-        <w:t>mappedAtCreation</w:t>
-      </w:r>
-      <w:proofErr w:type="spellEnd"/>
-      <w:r>
-        <w:t xml:space="preserve"> установлено в значение </w:t>
-      </w:r>
-      <w:proofErr w:type="spellStart"/>
-      <w:r>
-        <w:rPr>
-          <w:rFonts w:ascii="Courier New" w:hAnsi="Courier New" w:cs="Courier New"/>
-        </w:rPr>
-        <w:t>true</w:t>
-      </w:r>
-      <w:proofErr w:type="spellEnd"/>
-      <w:r>
-        <w:t xml:space="preserve">, поскольку приложение будет обращаться к отображаемому буферу </w:t>
-      </w:r>
-      <w:r>
         <w:lastRenderedPageBreak/>
-        <w:t xml:space="preserve">сразу после его создания. Первый флаг использования — </w:t>
-      </w:r>
-      <w:proofErr w:type="spellStart"/>
-      <w:r>
-        <w:rPr>
-          <w:rFonts w:ascii="Courier New" w:hAnsi="Courier New" w:cs="Courier New"/>
-        </w:rPr>
-        <w:t>GPUBufferUsage.STORAGE</w:t>
-      </w:r>
-      <w:proofErr w:type="spellEnd"/>
-      <w:r>
-        <w:t xml:space="preserve">, поскольку приложение создает буфер хранения. Второй флаг использования — </w:t>
-      </w:r>
-      <w:proofErr w:type="spellStart"/>
-      <w:r>
-        <w:rPr>
-          <w:rFonts w:ascii="Courier New" w:hAnsi="Courier New" w:cs="Courier New"/>
-        </w:rPr>
-        <w:t>GPUBufferUsage.COPY_SRC</w:t>
-      </w:r>
-      <w:proofErr w:type="spellEnd"/>
-      <w:r>
-        <w:t>, поскольку графический процессор скопирует данные из этого буфера во второй буфер, из которого приложение сможет считывать д</w:t>
-      </w:r>
-      <w:r>
-        <w:t>ан</w:t>
-      </w:r>
-      <w:r>
-        <w:t>ные.</w:t>
-      </w:r>
-    </w:p>
-    <w:p>
-      <w:pPr>
-        <w:ind w:firstLine="709"/>
-        <w:jc w:val="both"/>
-      </w:pPr>
-      <w:r>
-        <w:t xml:space="preserve">После создания буфера приложение использует следующий код для доступа к его содержимому с помощью </w:t>
-      </w:r>
-      <w:proofErr w:type="spellStart"/>
-      <w:r>
-        <w:rPr>
-          <w:rFonts w:ascii="Courier New" w:hAnsi="Courier New" w:cs="Courier New"/>
-        </w:rPr>
-        <w:t>ArrayBuffer</w:t>
-      </w:r>
-      <w:proofErr w:type="spellEnd"/>
-      <w:r>
-        <w:t>:</w:t>
-      </w:r>
-    </w:p>
-    <w:p>
-      <w:pPr>
-        <w:ind w:firstLine="709"/>
-        <w:rPr>
-          <w:rFonts w:ascii="Courier New" w:hAnsi="Courier New" w:cs="Courier New"/>
-        </w:rPr>
-      </w:pPr>
-      <w:r>
-        <w:rPr>
-          <w:rFonts w:ascii="Courier New" w:hAnsi="Courier New" w:cs="Courier New"/>
-        </w:rPr>
-        <w:t xml:space="preserve">// Access </w:t>
-      </w:r>
-      <w:proofErr w:type="spellStart"/>
-      <w:r>
-        <w:rPr>
-          <w:rFonts w:ascii="Courier New" w:hAnsi="Courier New" w:cs="Courier New"/>
-        </w:rPr>
-        <w:t>the</w:t>
-      </w:r>
-      <w:proofErr w:type="spellEnd"/>
-      <w:r>
-        <w:rPr>
-          <w:rFonts w:ascii="Courier New" w:hAnsi="Courier New" w:cs="Courier New"/>
-        </w:rPr>
-        <w:t xml:space="preserve"> </w:t>
-      </w:r>
-      <w:proofErr w:type="spellStart"/>
-      <w:r>
-        <w:rPr>
-          <w:rFonts w:ascii="Courier New" w:hAnsi="Courier New" w:cs="Courier New"/>
-        </w:rPr>
-        <w:t>mapped</w:t>
-      </w:r>
-      <w:proofErr w:type="spellEnd"/>
-      <w:r>
-        <w:rPr>
-          <w:rFonts w:ascii="Courier New" w:hAnsi="Courier New" w:cs="Courier New"/>
-        </w:rPr>
-        <w:t xml:space="preserve"> </w:t>
-      </w:r>
-      <w:proofErr w:type="spellStart"/>
-      <w:r>
-        <w:rPr>
-          <w:rFonts w:ascii="Courier New" w:hAnsi="Courier New" w:cs="Courier New"/>
-        </w:rPr>
-        <w:t>data</w:t>
-      </w:r>
-      <w:proofErr w:type="spellEnd"/>
-    </w:p>
-    <w:p>
-      <w:pPr>
-        <w:ind w:firstLine="709"/>
-        <w:rPr>
-          <w:rFonts w:ascii="Courier New" w:hAnsi="Courier New" w:cs="Courier New"/>
-        </w:rPr>
-      </w:pPr>
-      <w:proofErr w:type="spellStart"/>
-      <w:r>
-        <w:rPr>
-          <w:rFonts w:ascii="Courier New" w:hAnsi="Courier New" w:cs="Courier New"/>
-        </w:rPr>
-        <w:t>const</w:t>
-      </w:r>
-      <w:proofErr w:type="spellEnd"/>
-      <w:r>
-        <w:rPr>
-          <w:rFonts w:ascii="Courier New" w:hAnsi="Courier New" w:cs="Courier New"/>
-        </w:rPr>
-        <w:t xml:space="preserve"> </w:t>
-      </w:r>
-      <w:proofErr w:type="spellStart"/>
-      <w:r>
-        <w:rPr>
-          <w:rFonts w:ascii="Courier New" w:hAnsi="Courier New" w:cs="Courier New"/>
-        </w:rPr>
-        <w:t>buff</w:t>
-      </w:r>
-      <w:proofErr w:type="spellEnd"/>
-      <w:r>
-        <w:rPr>
-          <w:rFonts w:ascii="Courier New" w:hAnsi="Courier New" w:cs="Courier New"/>
-        </w:rPr>
-        <w:t xml:space="preserve"> = </w:t>
-      </w:r>
-      <w:proofErr w:type="spellStart"/>
-      <w:r>
-        <w:rPr>
-          <w:rFonts w:ascii="Courier New" w:hAnsi="Courier New" w:cs="Courier New"/>
-        </w:rPr>
-        <w:t>computeBuffer.getMappedRange</w:t>
-      </w:r>
-      <w:proofErr w:type="spellEnd"/>
-      <w:r>
-        <w:rPr>
-          <w:rFonts w:ascii="Courier New" w:hAnsi="Courier New" w:cs="Courier New"/>
-        </w:rPr>
-        <w:t>();</w:t>
-      </w:r>
-    </w:p>
-    <w:p>
-      <w:pPr>
-        <w:ind w:firstLine="709"/>
-        <w:jc w:val="both"/>
-      </w:pPr>
-      <w:r>
-        <w:t xml:space="preserve">После получения объекта </w:t>
-      </w:r>
-      <w:proofErr w:type="spellStart"/>
-      <w:r>
-        <w:rPr>
-          <w:rFonts w:ascii="Courier New" w:hAnsi="Courier New" w:cs="Courier New"/>
-        </w:rPr>
-        <w:t>ArrayBuffer</w:t>
-      </w:r>
-      <w:proofErr w:type="spellEnd"/>
-      <w:r>
-        <w:t xml:space="preserve"> приложение преобразует его в массив </w:t>
-      </w:r>
-      <w:r>
-        <w:rPr>
-          <w:rFonts w:ascii="Courier New" w:hAnsi="Courier New" w:cs="Courier New"/>
-        </w:rPr>
-        <w:t>Float32Array</w:t>
-      </w:r>
-      <w:r>
-        <w:t>, содержащий 32 значения с плавающей запятой, каждое из которых установлено в 1.0.</w:t>
-      </w:r>
-    </w:p>
-    <w:p>
-      <w:pPr>
-        <w:ind w:firstLine="709"/>
-        <w:rPr>
-          <w:rFonts w:ascii="Courier New" w:hAnsi="Courier New" w:cs="Courier New"/>
-          <w:lang w:val="en-US"/>
-        </w:rPr>
-      </w:pPr>
-      <w:r>
-        <w:rPr>
-          <w:rFonts w:ascii="Courier New" w:hAnsi="Courier New" w:cs="Courier New"/>
-          <w:lang w:val="en-US"/>
-        </w:rPr>
-        <w:t>// Set the content of the mapped data</w:t>
-      </w:r>
-    </w:p>
-    <w:p>
-      <w:pPr>
-        <w:ind w:firstLine="709"/>
-        <w:rPr>
-          <w:rFonts w:ascii="Courier New" w:hAnsi="Courier New" w:cs="Courier New"/>
-          <w:lang w:val="en-US"/>
-        </w:rPr>
-      </w:pPr>
-      <w:r>
-        <w:rPr>
-          <w:rFonts w:ascii="Courier New" w:hAnsi="Courier New" w:cs="Courier New"/>
-          <w:lang w:val="en-US"/>
-        </w:rPr>
-        <w:t xml:space="preserve">const </w:t>
-      </w:r>
-      <w:proofErr w:type="spellStart"/>
-      <w:r>
-        <w:rPr>
-          <w:rFonts w:ascii="Courier New" w:hAnsi="Courier New" w:cs="Courier New"/>
-          <w:lang w:val="en-US"/>
-        </w:rPr>
-        <w:t>inputVals</w:t>
-      </w:r>
-      <w:proofErr w:type="spellEnd"/>
-      <w:r>
-        <w:rPr>
-          <w:rFonts w:ascii="Courier New" w:hAnsi="Courier New" w:cs="Courier New"/>
-          <w:lang w:val="en-US"/>
-        </w:rPr>
-        <w:t xml:space="preserve"> = new </w:t>
-      </w:r>
-      <w:proofErr w:type="gramStart"/>
-      <w:r>
-        <w:rPr>
-          <w:rFonts w:ascii="Courier New" w:hAnsi="Courier New" w:cs="Courier New"/>
-          <w:lang w:val="en-US"/>
-        </w:rPr>
-        <w:t>Array(</w:t>
-      </w:r>
-      <w:proofErr w:type="gramEnd"/>
-      <w:r>
-        <w:rPr>
-          <w:rFonts w:ascii="Courier New" w:hAnsi="Courier New" w:cs="Courier New"/>
-          <w:lang w:val="en-US"/>
-        </w:rPr>
-        <w:t>32);</w:t>
-      </w:r>
-    </w:p>
-    <w:p>
-      <w:pPr>
-        <w:ind w:firstLine="709"/>
-        <w:rPr>
-          <w:rFonts w:ascii="Courier New" w:hAnsi="Courier New" w:cs="Courier New"/>
-          <w:lang w:val="en-US"/>
-        </w:rPr>
-      </w:pPr>
-      <w:proofErr w:type="spellStart"/>
-      <w:r>
-        <w:rPr>
-          <w:rFonts w:ascii="Courier New" w:hAnsi="Courier New" w:cs="Courier New"/>
-          <w:lang w:val="en-US"/>
-        </w:rPr>
-        <w:t>inputVals.fill</w:t>
-      </w:r>
-      <w:proofErr w:type="spellEnd"/>
-      <w:r>
-        <w:rPr>
-          <w:rFonts w:ascii="Courier New" w:hAnsi="Courier New" w:cs="Courier New"/>
-          <w:lang w:val="en-US"/>
-        </w:rPr>
-        <w:t>(1.0);</w:t>
-      </w:r>
-    </w:p>
-    <w:p>
-      <w:pPr>
-        <w:ind w:firstLine="709"/>
-        <w:rPr>
-          <w:rFonts w:ascii="Courier New" w:hAnsi="Courier New" w:cs="Courier New"/>
-          <w:lang w:val="en-US"/>
-        </w:rPr>
-      </w:pPr>
-      <w:r>
-        <w:rPr>
-          <w:rFonts w:ascii="Courier New" w:hAnsi="Courier New" w:cs="Courier New"/>
-          <w:lang w:val="en-US"/>
-        </w:rPr>
-        <w:t>new Float32Array(buff</w:t>
-      </w:r>
-      <w:proofErr w:type="gramStart"/>
-      <w:r>
-        <w:rPr>
-          <w:rFonts w:ascii="Courier New" w:hAnsi="Courier New" w:cs="Courier New"/>
-          <w:lang w:val="en-US"/>
-        </w:rPr>
-        <w:t>).set</w:t>
-      </w:r>
-      <w:proofErr w:type="gramEnd"/>
-      <w:r>
-        <w:rPr>
-          <w:rFonts w:ascii="Courier New" w:hAnsi="Courier New" w:cs="Courier New"/>
-          <w:lang w:val="en-US"/>
-        </w:rPr>
-        <w:t>(</w:t>
-      </w:r>
-      <w:proofErr w:type="spellStart"/>
-      <w:r>
-        <w:rPr>
-          <w:rFonts w:ascii="Courier New" w:hAnsi="Courier New" w:cs="Courier New"/>
-          <w:lang w:val="en-US"/>
-        </w:rPr>
-        <w:t>inputVals</w:t>
-      </w:r>
-      <w:proofErr w:type="spellEnd"/>
-      <w:r>
-        <w:rPr>
-          <w:rFonts w:ascii="Courier New" w:hAnsi="Courier New" w:cs="Courier New"/>
-          <w:lang w:val="en-US"/>
-        </w:rPr>
-        <w:t>);</w:t>
-      </w:r>
-    </w:p>
-    <w:p>
-      <w:pPr>
-        <w:ind w:firstLine="709"/>
-        <w:jc w:val="both"/>
-      </w:pPr>
-      <w:r>
-        <w:t xml:space="preserve">После </w:t>
-      </w:r>
-      <w:r>
-        <w:t>записи</w:t>
-      </w:r>
-      <w:r>
-        <w:t xml:space="preserve"> содержимого буфера</w:t>
-      </w:r>
-      <w:r>
-        <w:t>,</w:t>
-      </w:r>
-      <w:r>
-        <w:t xml:space="preserve"> приложение вызыва</w:t>
-      </w:r>
-      <w:r>
-        <w:t>ет</w:t>
-      </w:r>
-      <w:r>
-        <w:t xml:space="preserve"> метод </w:t>
-      </w:r>
-      <w:proofErr w:type="spellStart"/>
-      <w:r>
-        <w:rPr>
-          <w:rFonts w:ascii="Courier New" w:hAnsi="Courier New" w:cs="Courier New"/>
-          <w:lang w:val="en-US"/>
-        </w:rPr>
-        <w:t>unmap</w:t>
-      </w:r>
-      <w:proofErr w:type="spellEnd"/>
-      <w:r>
-        <w:t xml:space="preserve"> буфера:</w:t>
-      </w:r>
-    </w:p>
-    <w:p>
-      <w:pPr>
-        <w:ind w:firstLine="709"/>
-        <w:rPr>
-          <w:rFonts w:ascii="Courier New" w:hAnsi="Courier New" w:cs="Courier New"/>
-        </w:rPr>
-      </w:pPr>
-      <w:proofErr w:type="spellStart"/>
-      <w:r>
-        <w:rPr>
-          <w:rFonts w:ascii="Courier New" w:hAnsi="Courier New" w:cs="Courier New"/>
-        </w:rPr>
-        <w:t>computeBuffer.unmap</w:t>
-      </w:r>
-      <w:proofErr w:type="spellEnd"/>
-      <w:r>
-        <w:rPr>
-          <w:rFonts w:ascii="Courier New" w:hAnsi="Courier New" w:cs="Courier New"/>
-        </w:rPr>
-        <w:t>();</w:t>
-      </w:r>
-    </w:p>
-    <w:p>
-      <w:pPr>
-        <w:ind w:firstLine="709"/>
-        <w:jc w:val="both"/>
-      </w:pPr>
-      <w:r>
-        <w:t xml:space="preserve">После завершения задачи приложение не считывает данные напрямую из </w:t>
-      </w:r>
-      <w:proofErr w:type="spellStart"/>
-      <w:r>
-        <w:rPr>
-          <w:rFonts w:ascii="Courier New" w:hAnsi="Courier New" w:cs="Courier New"/>
-        </w:rPr>
-        <w:t>computeBuffer</w:t>
-      </w:r>
-      <w:proofErr w:type="spellEnd"/>
-      <w:r>
-        <w:t xml:space="preserve">, поскольку память графического процессора (вероятно) отделена от памяти центрального процессора. Вместо этого оно создает второй буфер с именем </w:t>
-      </w:r>
-      <w:proofErr w:type="spellStart"/>
-      <w:r>
-        <w:rPr>
-          <w:rFonts w:ascii="Courier New" w:hAnsi="Courier New" w:cs="Courier New"/>
-        </w:rPr>
-        <w:t>mappableBuffer</w:t>
-      </w:r>
-      <w:proofErr w:type="spellEnd"/>
-      <w:r>
-        <w:t>, который будет служить в качестве промежуточного буфера. Создание буфера осуществляется с помощью следующего кода:</w:t>
-      </w:r>
-    </w:p>
-    <w:p>
-      <w:pPr>
-        <w:ind w:firstLine="709"/>
-        <w:rPr>
-          <w:rFonts w:ascii="Courier New" w:hAnsi="Courier New" w:cs="Courier New"/>
-        </w:rPr>
-      </w:pPr>
-      <w:r>
-        <w:rPr>
-          <w:rFonts w:ascii="Courier New" w:hAnsi="Courier New" w:cs="Courier New"/>
-        </w:rPr>
-        <w:t xml:space="preserve">// </w:t>
-      </w:r>
-      <w:r>
-        <w:rPr>
-          <w:rFonts w:ascii="Courier New" w:hAnsi="Courier New" w:cs="Courier New"/>
-          <w:lang w:val="en-US"/>
-        </w:rPr>
-        <w:t>Create</w:t>
-      </w:r>
-      <w:r>
-        <w:rPr>
-          <w:rFonts w:ascii="Courier New" w:hAnsi="Courier New" w:cs="Courier New"/>
-        </w:rPr>
-        <w:t xml:space="preserve"> </w:t>
-      </w:r>
-      <w:r>
-        <w:rPr>
-          <w:rFonts w:ascii="Courier New" w:hAnsi="Courier New" w:cs="Courier New"/>
-          <w:lang w:val="en-US"/>
-        </w:rPr>
-        <w:t>mappable</w:t>
-      </w:r>
-      <w:r>
-        <w:rPr>
-          <w:rFonts w:ascii="Courier New" w:hAnsi="Courier New" w:cs="Courier New"/>
-        </w:rPr>
-        <w:t xml:space="preserve"> </w:t>
-      </w:r>
-      <w:r>
-        <w:rPr>
-          <w:rFonts w:ascii="Courier New" w:hAnsi="Courier New" w:cs="Courier New"/>
-          <w:lang w:val="en-US"/>
-        </w:rPr>
-        <w:t>buffer</w:t>
-      </w:r>
-    </w:p>
-    <w:p>
-      <w:pPr>
-        <w:ind w:firstLine="709"/>
-        <w:rPr>
-          <w:rFonts w:ascii="Courier New" w:hAnsi="Courier New" w:cs="Courier New"/>
-        </w:rPr>
-      </w:pPr>
-      <w:r>
-        <w:rPr>
-          <w:rFonts w:ascii="Courier New" w:hAnsi="Courier New" w:cs="Courier New"/>
-          <w:lang w:val="en-US"/>
-        </w:rPr>
-        <w:t>const</w:t>
-      </w:r>
-      <w:r>
-        <w:rPr>
-          <w:rFonts w:ascii="Courier New" w:hAnsi="Courier New" w:cs="Courier New"/>
-        </w:rPr>
-        <w:t xml:space="preserve"> </w:t>
-      </w:r>
-      <w:proofErr w:type="spellStart"/>
-      <w:r>
-        <w:rPr>
-          <w:rFonts w:ascii="Courier New" w:hAnsi="Courier New" w:cs="Courier New"/>
-          <w:lang w:val="en-US"/>
-        </w:rPr>
-        <w:t>mappableBuffer</w:t>
-      </w:r>
-      <w:proofErr w:type="spellEnd"/>
-      <w:r>
-        <w:rPr>
-          <w:rFonts w:ascii="Courier New" w:hAnsi="Courier New" w:cs="Courier New"/>
-        </w:rPr>
-        <w:t xml:space="preserve"> = </w:t>
-      </w:r>
-      <w:proofErr w:type="gramStart"/>
-      <w:r>
-        <w:rPr>
-          <w:rFonts w:ascii="Courier New" w:hAnsi="Courier New" w:cs="Courier New"/>
-          <w:lang w:val="en-US"/>
-        </w:rPr>
-        <w:t>device</w:t>
-      </w:r>
-      <w:r>
-        <w:rPr>
-          <w:rFonts w:ascii="Courier New" w:hAnsi="Courier New" w:cs="Courier New"/>
-        </w:rPr>
-        <w:t>.</w:t>
-      </w:r>
-      <w:proofErr w:type="spellStart"/>
-      <w:r>
-        <w:rPr>
-          <w:rFonts w:ascii="Courier New" w:hAnsi="Courier New" w:cs="Courier New"/>
-          <w:lang w:val="en-US"/>
-        </w:rPr>
-        <w:t>createBuffer</w:t>
-      </w:r>
-      <w:proofErr w:type="spellEnd"/>
-      <w:proofErr w:type="gramEnd"/>
-      <w:r>
-        <w:rPr>
-          <w:rFonts w:ascii="Courier New" w:hAnsi="Courier New" w:cs="Courier New"/>
-        </w:rPr>
-        <w:t>({</w:t>
-      </w:r>
-    </w:p>
-    <w:p>
-      <w:pPr>
-        <w:ind w:left="708" w:firstLine="708"/>
-        <w:rPr>
-          <w:rFonts w:ascii="Courier New" w:hAnsi="Courier New" w:cs="Courier New"/>
-        </w:rPr>
-      </w:pPr>
-      <w:r>
-        <w:rPr>
-          <w:rFonts w:ascii="Courier New" w:hAnsi="Courier New" w:cs="Courier New"/>
-          <w:lang w:val="en-US"/>
-        </w:rPr>
-        <w:t>size</w:t>
-      </w:r>
-      <w:r>
-        <w:rPr>
-          <w:rFonts w:ascii="Courier New" w:hAnsi="Courier New" w:cs="Courier New"/>
-        </w:rPr>
-        <w:t>: 128,</w:t>
-      </w:r>
-    </w:p>
-    <w:p>
-      <w:pPr>
-        <w:ind w:left="1416"/>
-        <w:rPr>
-          <w:rFonts w:ascii="Courier New" w:hAnsi="Courier New" w:cs="Courier New"/>
-          <w:lang w:val="en-US"/>
-        </w:rPr>
-      </w:pPr>
-      <w:r>
-        <w:rPr>
-          <w:rFonts w:ascii="Courier New" w:hAnsi="Courier New" w:cs="Courier New"/>
-          <w:lang w:val="en-US"/>
-        </w:rPr>
-        <w:t xml:space="preserve">usage: </w:t>
-      </w:r>
-      <w:proofErr w:type="spellStart"/>
-      <w:r>
-        <w:rPr>
-          <w:rFonts w:ascii="Courier New" w:hAnsi="Courier New" w:cs="Courier New"/>
-          <w:lang w:val="en-US"/>
-        </w:rPr>
-        <w:t>GPUBufferUsage.COPY_DST</w:t>
-      </w:r>
-      <w:proofErr w:type="spellEnd"/>
-      <w:r>
-        <w:rPr>
-          <w:rFonts w:ascii="Courier New" w:hAnsi="Courier New" w:cs="Courier New"/>
-          <w:lang w:val="en-US"/>
-        </w:rPr>
-        <w:t xml:space="preserve"> | </w:t>
-      </w:r>
-      <w:proofErr w:type="spellStart"/>
-      <w:r>
-        <w:rPr>
-          <w:rFonts w:ascii="Courier New" w:hAnsi="Courier New" w:cs="Courier New"/>
-          <w:lang w:val="en-US"/>
-        </w:rPr>
-        <w:t>GPUBufferUsage.MAP_READ</w:t>
-      </w:r>
-      <w:proofErr w:type="spellEnd"/>
-    </w:p>
-    <w:p>
-      <w:pPr>
-        <w:ind w:firstLine="709"/>
-        <w:rPr>
-          <w:rFonts w:ascii="Courier New" w:hAnsi="Courier New" w:cs="Courier New"/>
-        </w:rPr>
-      </w:pPr>
-      <w:r>
-        <w:rPr>
-          <w:rFonts w:ascii="Courier New" w:hAnsi="Courier New" w:cs="Courier New"/>
-        </w:rPr>
-        <w:t>});</w:t>
-      </w:r>
-    </w:p>
-    <w:p>
-      <w:pPr>
-        <w:ind w:firstLine="709"/>
-        <w:jc w:val="both"/>
-      </w:pPr>
-      <w:r>
-        <w:t xml:space="preserve">В данном случае первый флаг использования — </w:t>
-      </w:r>
-      <w:proofErr w:type="spellStart"/>
-      <w:r>
-        <w:rPr>
-          <w:rFonts w:ascii="Courier New" w:hAnsi="Courier New" w:cs="Courier New"/>
-        </w:rPr>
-        <w:t>GPUBufferUsage.COPY_DST</w:t>
-      </w:r>
-      <w:proofErr w:type="spellEnd"/>
-      <w:r>
-        <w:t xml:space="preserve">, поскольку приложение собирается скопировать данные из вычислительного буфера в этот буфер. Второй флаг использования — </w:t>
-      </w:r>
-      <w:proofErr w:type="spellStart"/>
-      <w:r>
-        <w:rPr>
-          <w:rFonts w:ascii="Courier New" w:hAnsi="Courier New" w:cs="Courier New"/>
-        </w:rPr>
-        <w:t>GPUBufferUsage.MAP_READ</w:t>
-      </w:r>
-      <w:proofErr w:type="spellEnd"/>
-      <w:r>
-        <w:t>, поскольку приложение будет считывать данные из буфера после завершения операции копирования.</w:t>
-      </w:r>
-    </w:p>
-    <w:p>
-      <w:pPr>
-        <w:ind w:firstLine="709"/>
-        <w:jc w:val="both"/>
-      </w:pPr>
-      <w:r>
-        <w:t xml:space="preserve">После создания буфера приложение вызывает метод </w:t>
-      </w:r>
-      <w:proofErr w:type="spellStart"/>
-      <w:r>
-        <w:rPr>
-          <w:rFonts w:ascii="Courier New" w:hAnsi="Courier New" w:cs="Courier New"/>
-        </w:rPr>
-        <w:t>copyBufferToBuffer</w:t>
-      </w:r>
-      <w:proofErr w:type="spellEnd"/>
-      <w:r>
-        <w:t xml:space="preserve"> объекта</w:t>
-      </w:r>
-      <w:r>
-        <w:rPr>
-          <w:lang w:val="en-US"/>
-        </w:rPr>
-        <w:t> </w:t>
-      </w:r>
-      <w:proofErr w:type="spellStart"/>
-      <w:r>
-        <w:rPr>
-          <w:rFonts w:ascii="Courier New" w:hAnsi="Courier New" w:cs="Courier New"/>
-          <w:lang w:val="en-US"/>
-        </w:rPr>
-        <w:t>GPUCommandEncoder</w:t>
-      </w:r>
-      <w:proofErr w:type="spellEnd"/>
-      <w:r>
-        <w:t xml:space="preserve"> для выполнения команды, которая записывает данные из вычислительного буфера в выходной буфер. Эт</w:t>
-      </w:r>
-      <w:r>
-        <w:t>а операция</w:t>
-      </w:r>
-      <w:r>
-        <w:t xml:space="preserve"> будет выполнен</w:t>
-      </w:r>
-      <w:r>
-        <w:t>а</w:t>
-      </w:r>
-      <w:r>
-        <w:t xml:space="preserve"> после того, как графический процессор завершит выполнение команды, </w:t>
-      </w:r>
-      <w:r>
-        <w:t>запущенной</w:t>
-      </w:r>
-      <w:r>
-        <w:t xml:space="preserve"> с помощью </w:t>
-      </w:r>
-      <w:proofErr w:type="spellStart"/>
-      <w:r>
-        <w:rPr>
-          <w:rFonts w:ascii="Courier New" w:hAnsi="Courier New" w:cs="Courier New"/>
-        </w:rPr>
-        <w:t>dispatchWorkgroups</w:t>
-      </w:r>
-      <w:proofErr w:type="spellEnd"/>
-      <w:r>
-        <w:t>.</w:t>
-      </w:r>
-    </w:p>
-    <w:p>
-      <w:pPr>
-        <w:ind w:firstLine="709"/>
-        <w:rPr>
-          <w:rFonts w:ascii="Courier New" w:hAnsi="Courier New" w:cs="Courier New"/>
-        </w:rPr>
-      </w:pPr>
-      <w:r>
-        <w:rPr>
-          <w:rFonts w:ascii="Courier New" w:hAnsi="Courier New" w:cs="Courier New"/>
-        </w:rPr>
-        <w:t xml:space="preserve">// </w:t>
-      </w:r>
-      <w:r>
-        <w:rPr>
-          <w:rFonts w:ascii="Courier New" w:hAnsi="Courier New" w:cs="Courier New"/>
-          <w:lang w:val="en-US"/>
-        </w:rPr>
-        <w:t>Encode</w:t>
-      </w:r>
-      <w:r>
-        <w:rPr>
-          <w:rFonts w:ascii="Courier New" w:hAnsi="Courier New" w:cs="Courier New"/>
-        </w:rPr>
-        <w:t xml:space="preserve"> </w:t>
-      </w:r>
-      <w:r>
-        <w:rPr>
-          <w:rFonts w:ascii="Courier New" w:hAnsi="Courier New" w:cs="Courier New"/>
-          <w:lang w:val="en-US"/>
-        </w:rPr>
-        <w:t>copy</w:t>
-      </w:r>
-      <w:r>
-        <w:rPr>
-          <w:rFonts w:ascii="Courier New" w:hAnsi="Courier New" w:cs="Courier New"/>
-        </w:rPr>
-        <w:t xml:space="preserve"> </w:t>
-      </w:r>
-      <w:r>
-        <w:rPr>
-          <w:rFonts w:ascii="Courier New" w:hAnsi="Courier New" w:cs="Courier New"/>
-          <w:lang w:val="en-US"/>
-        </w:rPr>
-        <w:t>command</w:t>
-      </w:r>
-    </w:p>
-    <w:p>
-      <w:pPr>
-        <w:ind w:firstLine="709"/>
-        <w:rPr>
-          <w:rFonts w:ascii="Courier New" w:hAnsi="Courier New" w:cs="Courier New"/>
-        </w:rPr>
-      </w:pPr>
-      <w:proofErr w:type="gramStart"/>
-      <w:r>
-        <w:rPr>
-          <w:rFonts w:ascii="Courier New" w:hAnsi="Courier New" w:cs="Courier New"/>
-          <w:lang w:val="en-US"/>
-        </w:rPr>
-        <w:t>encoder</w:t>
-      </w:r>
-      <w:r>
-        <w:rPr>
-          <w:rFonts w:ascii="Courier New" w:hAnsi="Courier New" w:cs="Courier New"/>
-        </w:rPr>
-        <w:t>.</w:t>
-      </w:r>
-      <w:proofErr w:type="spellStart"/>
-      <w:r>
-        <w:rPr>
-          <w:rFonts w:ascii="Courier New" w:hAnsi="Courier New" w:cs="Courier New"/>
-          <w:lang w:val="en-US"/>
-        </w:rPr>
-        <w:t>copyBufferToBuffer</w:t>
-      </w:r>
-      <w:proofErr w:type="spellEnd"/>
-      <w:proofErr w:type="gramEnd"/>
-      <w:r>
-        <w:rPr>
-          <w:rFonts w:ascii="Courier New" w:hAnsi="Courier New" w:cs="Courier New"/>
-        </w:rPr>
-        <w:t>(</w:t>
-      </w:r>
-      <w:proofErr w:type="spellStart"/>
-      <w:r>
-        <w:rPr>
-          <w:rFonts w:ascii="Courier New" w:hAnsi="Courier New" w:cs="Courier New"/>
-          <w:lang w:val="en-US"/>
-        </w:rPr>
-        <w:t>computeBuffer</w:t>
-      </w:r>
-      <w:proofErr w:type="spellEnd"/>
-      <w:r>
-        <w:rPr>
-          <w:rFonts w:ascii="Courier New" w:hAnsi="Courier New" w:cs="Courier New"/>
-        </w:rPr>
-        <w:t xml:space="preserve">, 0, </w:t>
-      </w:r>
-      <w:proofErr w:type="spellStart"/>
-      <w:r>
-        <w:rPr>
-          <w:rFonts w:ascii="Courier New" w:hAnsi="Courier New" w:cs="Courier New"/>
-          <w:lang w:val="en-US"/>
-        </w:rPr>
-        <w:t>mappableBuffer</w:t>
-      </w:r>
-      <w:proofErr w:type="spellEnd"/>
-      <w:r>
-        <w:rPr>
-          <w:rFonts w:ascii="Courier New" w:hAnsi="Courier New" w:cs="Courier New"/>
-        </w:rPr>
-        <w:t>, 0, 128);</w:t>
-      </w:r>
-    </w:p>
-    <w:p>
-      <w:pPr>
-        <w:ind w:firstLine="709"/>
-        <w:jc w:val="both"/>
-      </w:pPr>
-      <w:r>
-        <w:lastRenderedPageBreak/>
-        <w:t xml:space="preserve">После того, как графический процессор выполнит команды, </w:t>
-      </w:r>
-      <w:r>
-        <w:t>выходной</w:t>
-      </w:r>
-      <w:r>
-        <w:t xml:space="preserve"> буфер будет содержать данные, скопированные из вычислительного буфера. </w:t>
-      </w:r>
-      <w:r>
-        <w:t>Далее</w:t>
-      </w:r>
-      <w:r>
-        <w:t xml:space="preserve"> приложение может</w:t>
-      </w:r>
-      <w:r>
-        <w:t xml:space="preserve"> прочитать эти данные</w:t>
-      </w:r>
-      <w:r>
-        <w:t xml:space="preserve">, вызвав метод </w:t>
-      </w:r>
-      <w:proofErr w:type="spellStart"/>
-      <w:r>
-        <w:rPr>
-          <w:rFonts w:ascii="Courier New" w:hAnsi="Courier New" w:cs="Courier New"/>
-          <w:lang w:val="en-US"/>
-        </w:rPr>
-        <w:t>mapAsync</w:t>
-      </w:r>
-      <w:proofErr w:type="spellEnd"/>
-      <w:r>
-        <w:t>:</w:t>
-      </w:r>
-    </w:p>
-    <w:p>
-      <w:pPr>
-        <w:ind w:firstLine="709"/>
-        <w:rPr>
-          <w:rFonts w:ascii="Courier New" w:hAnsi="Courier New" w:cs="Courier New"/>
-        </w:rPr>
-      </w:pPr>
-      <w:proofErr w:type="spellStart"/>
-      <w:r>
-        <w:rPr>
-          <w:rFonts w:ascii="Courier New" w:hAnsi="Courier New" w:cs="Courier New"/>
-        </w:rPr>
-        <w:t>await</w:t>
-      </w:r>
-      <w:proofErr w:type="spellEnd"/>
-      <w:r>
-        <w:rPr>
-          <w:rFonts w:ascii="Courier New" w:hAnsi="Courier New" w:cs="Courier New"/>
-        </w:rPr>
-        <w:t xml:space="preserve"> </w:t>
-      </w:r>
-      <w:proofErr w:type="spellStart"/>
-      <w:r>
-        <w:rPr>
-          <w:rFonts w:ascii="Courier New" w:hAnsi="Courier New" w:cs="Courier New"/>
-        </w:rPr>
-        <w:t>mappableBuffer.mapAsync</w:t>
-      </w:r>
-      <w:proofErr w:type="spellEnd"/>
-      <w:r>
-        <w:rPr>
-          <w:rFonts w:ascii="Courier New" w:hAnsi="Courier New" w:cs="Courier New"/>
-        </w:rPr>
-        <w:t>(</w:t>
-      </w:r>
-      <w:proofErr w:type="spellStart"/>
-      <w:r>
-        <w:rPr>
-          <w:rFonts w:ascii="Courier New" w:hAnsi="Courier New" w:cs="Courier New"/>
-        </w:rPr>
-        <w:t>GPUMapMode.READ</w:t>
-      </w:r>
-      <w:proofErr w:type="spellEnd"/>
-      <w:r>
-        <w:rPr>
-          <w:rFonts w:ascii="Courier New" w:hAnsi="Courier New" w:cs="Courier New"/>
-        </w:rPr>
-        <w:t>);</w:t>
-      </w:r>
-    </w:p>
-    <w:p>
-      <w:pPr>
-        <w:ind w:firstLine="709"/>
-        <w:jc w:val="both"/>
-      </w:pPr>
-      <w:r>
         <w:t xml:space="preserve">Далее приложение обращается к отображенному содержимому буфера как к объекту </w:t>
       </w:r>
       <w:proofErr w:type="spellStart"/>
@@ -13698,6 +13559,7 @@
   <w:style w:type="character" w:default="1" w:styleId="a0">
     <w:name w:val="Default Paragraph Font"/>
     <w:uiPriority w:val="1"/>
+    <w:semiHidden/>
     <w:unhideWhenUsed/>
   </w:style>
   <w:style w:type="table" w:default="1" w:styleId="a1">
